--- a/Memoria_Docklite.docx
+++ b/Memoria_Docklite.docx
@@ -11467,10 +11467,7 @@
     </w:p>
     <w:p>
       <w:r>
-        <w:t xml:space="preserve">Las pruebas funcionales se han llevado a cabo mediante el cliente HTTP integrado en IntelliJ IDEA, utilizando </w:t>
-      </w:r>
-      <w:r>
-        <w:t xml:space="preserve">ficheros </w:t>
+        <w:t xml:space="preserve">Las pruebas funcionales se han llevado a cabo mediante el cliente HTTP integrado en IntelliJ IDEA, utilizando ficheros </w:t>
       </w:r>
       <w:r>
         <w:rPr>
@@ -11912,11 +11909,17 @@
     </w:p>
     <w:p/>
     <w:p>
-      <w:r>
+      <w:pPr>
+        <w:jc w:val="center"/>
+      </w:pPr>
+      <w:r>
+        <w:rPr>
+          <w:noProof/>
+        </w:rPr>
         <w:drawing>
-          <wp:inline distT="0" distB="0" distL="0" distR="0" wp14:anchorId="4E7CBAFD" wp14:editId="66ACCCCE">
-            <wp:extent cx="5760720" cy="2641600"/>
-            <wp:effectExtent l="0" t="0" r="0" b="6350"/>
+          <wp:inline distT="0" distB="0" distL="0" distR="0" wp14:anchorId="4E7CBAFD" wp14:editId="255F7549">
+            <wp:extent cx="5072933" cy="2326213"/>
+            <wp:effectExtent l="0" t="0" r="0" b="0"/>
             <wp:docPr id="1593418884" name="Imagen 1"/>
             <wp:cNvGraphicFramePr>
               <a:graphicFrameLocks xmlns:a="http://schemas.openxmlformats.org/drawingml/2006/main" noChangeAspect="1"/>
@@ -11937,7 +11940,7 @@
                   <pic:spPr>
                     <a:xfrm>
                       <a:off x="0" y="0"/>
-                      <a:ext cx="5760720" cy="2641600"/>
+                      <a:ext cx="5085607" cy="2332025"/>
                     </a:xfrm>
                     <a:prstGeom prst="rect">
                       <a:avLst/>
@@ -11964,26 +11967,21 @@
         <w:t xml:space="preserve"> Gate, un conjunto de criterios mínimos que debe cumplir el código para considerarse apto. El uso continuado de SonarQube durante el desarrollo ha permitido detectar problemas en fases tempranas y aplicar correcciones progresivas, manteniendo la calidad del código bajo control durante toda la implementación.</w:t>
       </w:r>
     </w:p>
-    <w:p/>
     <w:p>
       <w:r>
-        <w:br w:type="page"/>
+        <w:t>Issues detectadas por SonarQube:</w:t>
       </w:r>
     </w:p>
     <w:p>
-      <w:r>
-        <w:lastRenderedPageBreak/>
-        <w:t>Reglas detectadas y aplicadas</w:t>
-      </w:r>
-    </w:p>
-    <w:p/>
-    <w:p>
+      <w:pPr>
+        <w:jc w:val="center"/>
+      </w:pPr>
       <w:r>
         <w:drawing>
-          <wp:inline distT="0" distB="0" distL="0" distR="0" wp14:anchorId="00B42CCA" wp14:editId="315BCC1E">
-            <wp:extent cx="5760720" cy="2620645"/>
-            <wp:effectExtent l="0" t="0" r="0" b="8255"/>
-            <wp:docPr id="1236038815" name="Imagen 1"/>
+          <wp:inline distT="0" distB="0" distL="0" distR="0" wp14:anchorId="7A4DA2C2" wp14:editId="002D6D3A">
+            <wp:extent cx="4811725" cy="2759103"/>
+            <wp:effectExtent l="0" t="0" r="8255" b="3175"/>
+            <wp:docPr id="369343763" name="Imagen 1"/>
             <wp:cNvGraphicFramePr>
               <a:graphicFrameLocks xmlns:a="http://schemas.openxmlformats.org/drawingml/2006/main" noChangeAspect="1"/>
             </wp:cNvGraphicFramePr>
@@ -11991,7 +11989,7 @@
               <a:graphicData uri="http://schemas.openxmlformats.org/drawingml/2006/picture">
                 <pic:pic xmlns:pic="http://schemas.openxmlformats.org/drawingml/2006/picture">
                   <pic:nvPicPr>
-                    <pic:cNvPr id="1236038815" name=""/>
+                    <pic:cNvPr id="369343763" name=""/>
                     <pic:cNvPicPr/>
                   </pic:nvPicPr>
                   <pic:blipFill>
@@ -12003,7 +12001,7 @@
                   <pic:spPr>
                     <a:xfrm>
                       <a:off x="0" y="0"/>
-                      <a:ext cx="5760720" cy="2620645"/>
+                      <a:ext cx="4864712" cy="2789486"/>
                     </a:xfrm>
                     <a:prstGeom prst="rect">
                       <a:avLst/>
@@ -12016,26 +12014,63 @@
         </w:drawing>
       </w:r>
     </w:p>
-    <w:p/>
     <w:p>
       <w:r>
-        <w:t xml:space="preserve">A </w:t>
-      </w:r>
-      <w:r>
-        <w:t>continuación,</w:t>
-      </w:r>
-      <w:r>
-        <w:t xml:space="preserve"> se describen algunas de las issues detectadas por SonarQube durante el análisis del proyecto y las correcciones aplicadas:</w:t>
+        <w:lastRenderedPageBreak/>
+        <w:t>A continuación, se describen algunas de las issues detectadas por SonarQube durante el análisis del proyecto y las correcciones aplicadas:</w:t>
       </w:r>
     </w:p>
-    <w:p/>
     <w:p>
+      <w:pPr>
+        <w:rPr>
+          <w:b/>
+          <w:bCs/>
+        </w:rPr>
+      </w:pPr>
+      <w:r>
+        <w:rPr>
+          <w:b/>
+          <w:bCs/>
+        </w:rPr>
+        <w:t xml:space="preserve">Excepciones genéricas en operaciones Docker (regla </w:t>
+      </w:r>
+      <w:proofErr w:type="gramStart"/>
+      <w:r>
+        <w:rPr>
+          <w:b/>
+          <w:bCs/>
+        </w:rPr>
+        <w:t>java:S</w:t>
+      </w:r>
+      <w:proofErr w:type="gramEnd"/>
+      <w:r>
+        <w:rPr>
+          <w:b/>
+          <w:bCs/>
+        </w:rPr>
+        <w:t>112)</w:t>
+      </w:r>
+    </w:p>
+    <w:p>
+      <w:r>
+        <w:t xml:space="preserve">SonarQube detectó otro caso de la misma regla en el servicio encargado de gestionar contenedores, concretamente en el método responsable de garantizar la disponibilidad de una imagen antes de crear el contenedor. En él, una interrupción durante la descarga de la imagen se reenvolvía como una excepción genérica de tipo </w:t>
+      </w:r>
+      <w:proofErr w:type="spellStart"/>
+      <w:r>
+        <w:t>runtime</w:t>
+      </w:r>
+      <w:proofErr w:type="spellEnd"/>
+      <w:r>
+        <w:t>. Aunque funcionalmente correcto, lanzar una excepción genérica no aporta información sobre qué falló y dificulta el manejo diferenciado de los errores en la capa superior.</w:t>
+      </w:r>
+    </w:p>
+    <w:p>
       <w:r>
         <w:drawing>
-          <wp:inline distT="0" distB="0" distL="0" distR="0" wp14:anchorId="5367950C" wp14:editId="0EE29D76">
-            <wp:extent cx="5760720" cy="3292475"/>
-            <wp:effectExtent l="0" t="0" r="0" b="3175"/>
-            <wp:docPr id="585257139" name="Imagen 1"/>
+          <wp:inline distT="0" distB="0" distL="0" distR="0" wp14:anchorId="7D0B38B3" wp14:editId="5C86705C">
+            <wp:extent cx="5760720" cy="3281680"/>
+            <wp:effectExtent l="0" t="0" r="0" b="0"/>
+            <wp:docPr id="1437639094" name="Imagen 1"/>
             <wp:cNvGraphicFramePr>
               <a:graphicFrameLocks xmlns:a="http://schemas.openxmlformats.org/drawingml/2006/main" noChangeAspect="1"/>
             </wp:cNvGraphicFramePr>
@@ -12043,7 +12078,7 @@
               <a:graphicData uri="http://schemas.openxmlformats.org/drawingml/2006/picture">
                 <pic:pic xmlns:pic="http://schemas.openxmlformats.org/drawingml/2006/picture">
                   <pic:nvPicPr>
-                    <pic:cNvPr id="585257139" name=""/>
+                    <pic:cNvPr id="1437639094" name=""/>
                     <pic:cNvPicPr/>
                   </pic:nvPicPr>
                   <pic:blipFill>
@@ -12055,7 +12090,7 @@
                   <pic:spPr>
                     <a:xfrm>
                       <a:off x="0" y="0"/>
-                      <a:ext cx="5760720" cy="3292475"/>
+                      <a:ext cx="5760720" cy="3281680"/>
                     </a:xfrm>
                     <a:prstGeom prst="rect">
                       <a:avLst/>
@@ -12067,6 +12102,28 @@
           </wp:inline>
         </w:drawing>
       </w:r>
+    </w:p>
+    <w:p/>
+    <w:p>
+      <w:r>
+        <w:t xml:space="preserve">La solución consistió en crear una excepción específica del dominio, ubicada junto al resto de excepciones propias de la aplicación. Se sustituyó la excepción genérica de tipo </w:t>
+      </w:r>
+      <w:proofErr w:type="spellStart"/>
+      <w:r>
+        <w:t>runtime</w:t>
+      </w:r>
+      <w:proofErr w:type="spellEnd"/>
+      <w:r>
+        <w:t xml:space="preserve"> por esta nueva clase, y se aplicó el mismo cambio en el servicio de imágenes, donde se reproducía el mismo patrón al descargar una imagen. Adicionalmente se registró un manejador en el componente global de gestión de excepciones para devolver una respuesta 500 con un mensaje genérico, sin filtrar detalles internos al cliente.</w:t>
+      </w:r>
+    </w:p>
+    <w:p>
+      <w:pPr>
+        <w:rPr>
+          <w:b/>
+          <w:bCs/>
+        </w:rPr>
+      </w:pPr>
     </w:p>
     <w:p/>
     <w:p>

--- a/Memoria_Docklite.docx
+++ b/Memoria_Docklite.docx
@@ -94,7 +94,7 @@
           <w:szCs w:val="36"/>
         </w:rPr>
         <w:drawing>
-          <wp:anchor distT="0" distB="0" distL="114300" distR="114300" simplePos="0" relativeHeight="251665920" behindDoc="0" locked="0" layoutInCell="1" allowOverlap="1" wp14:anchorId="3B4D5DC2" wp14:editId="2FD26395">
+          <wp:anchor distT="0" distB="0" distL="114300" distR="114300" simplePos="0" relativeHeight="251665920" behindDoc="0" locked="0" layoutInCell="1" allowOverlap="1" wp14:anchorId="3B4D5DC2" wp14:editId="3532E9AB">
             <wp:simplePos x="0" y="0"/>
             <wp:positionH relativeFrom="margin">
               <wp:align>center</wp:align>
@@ -356,7 +356,7 @@
       <w:r>
         <w:fldChar w:fldCharType="separate"/>
       </w:r>
-      <w:hyperlink w:anchor="_Toc228449126" w:history="1">
+      <w:hyperlink w:anchor="_Toc229049868" w:history="1">
         <w:r>
           <w:rPr>
             <w:rStyle w:val="Hipervnculo"/>
@@ -401,7 +401,7 @@
             <w:noProof/>
             <w:webHidden/>
           </w:rPr>
-          <w:instrText xml:space="preserve"> PAGEREF _Toc228449126 \h </w:instrText>
+          <w:instrText xml:space="preserve"> PAGEREF _Toc229049868 \h </w:instrText>
         </w:r>
         <w:r>
           <w:rPr>
@@ -421,7 +421,7 @@
             <w:noProof/>
             <w:webHidden/>
           </w:rPr>
-          <w:t>2</w:t>
+          <w:t>3</w:t>
         </w:r>
         <w:r>
           <w:rPr>
@@ -448,7 +448,7 @@
           <w14:ligatures w14:val="standardContextual"/>
         </w:rPr>
       </w:pPr>
-      <w:hyperlink w:anchor="_Toc228449127" w:history="1">
+      <w:hyperlink w:anchor="_Toc229049869" w:history="1">
         <w:r>
           <w:rPr>
             <w:rStyle w:val="Hipervnculo"/>
@@ -493,7 +493,7 @@
             <w:noProof/>
             <w:webHidden/>
           </w:rPr>
-          <w:instrText xml:space="preserve"> PAGEREF _Toc228449127 \h </w:instrText>
+          <w:instrText xml:space="preserve"> PAGEREF _Toc229049869 \h </w:instrText>
         </w:r>
         <w:r>
           <w:rPr>
@@ -513,7 +513,7 @@
             <w:noProof/>
             <w:webHidden/>
           </w:rPr>
-          <w:t>2</w:t>
+          <w:t>3</w:t>
         </w:r>
         <w:r>
           <w:rPr>
@@ -540,7 +540,7 @@
           <w14:ligatures w14:val="standardContextual"/>
         </w:rPr>
       </w:pPr>
-      <w:hyperlink w:anchor="_Toc228449128" w:history="1">
+      <w:hyperlink w:anchor="_Toc229049870" w:history="1">
         <w:r>
           <w:rPr>
             <w:rStyle w:val="Hipervnculo"/>
@@ -585,7 +585,7 @@
             <w:noProof/>
             <w:webHidden/>
           </w:rPr>
-          <w:instrText xml:space="preserve"> PAGEREF _Toc228449128 \h </w:instrText>
+          <w:instrText xml:space="preserve"> PAGEREF _Toc229049870 \h </w:instrText>
         </w:r>
         <w:r>
           <w:rPr>
@@ -605,7 +605,7 @@
             <w:noProof/>
             <w:webHidden/>
           </w:rPr>
-          <w:t>2</w:t>
+          <w:t>3</w:t>
         </w:r>
         <w:r>
           <w:rPr>
@@ -632,7 +632,7 @@
           <w14:ligatures w14:val="standardContextual"/>
         </w:rPr>
       </w:pPr>
-      <w:hyperlink w:anchor="_Toc228449129" w:history="1">
+      <w:hyperlink w:anchor="_Toc229049871" w:history="1">
         <w:r>
           <w:rPr>
             <w:rStyle w:val="Hipervnculo"/>
@@ -677,7 +677,7 @@
             <w:noProof/>
             <w:webHidden/>
           </w:rPr>
-          <w:instrText xml:space="preserve"> PAGEREF _Toc228449129 \h </w:instrText>
+          <w:instrText xml:space="preserve"> PAGEREF _Toc229049871 \h </w:instrText>
         </w:r>
         <w:r>
           <w:rPr>
@@ -697,7 +697,7 @@
             <w:noProof/>
             <w:webHidden/>
           </w:rPr>
-          <w:t>2</w:t>
+          <w:t>3</w:t>
         </w:r>
         <w:r>
           <w:rPr>
@@ -724,7 +724,7 @@
           <w14:ligatures w14:val="standardContextual"/>
         </w:rPr>
       </w:pPr>
-      <w:hyperlink w:anchor="_Toc228449130" w:history="1">
+      <w:hyperlink w:anchor="_Toc229049872" w:history="1">
         <w:r>
           <w:rPr>
             <w:rStyle w:val="Hipervnculo"/>
@@ -769,7 +769,7 @@
             <w:noProof/>
             <w:webHidden/>
           </w:rPr>
-          <w:instrText xml:space="preserve"> PAGEREF _Toc228449130 \h </w:instrText>
+          <w:instrText xml:space="preserve"> PAGEREF _Toc229049872 \h </w:instrText>
         </w:r>
         <w:r>
           <w:rPr>
@@ -789,7 +789,7 @@
             <w:noProof/>
             <w:webHidden/>
           </w:rPr>
-          <w:t>3</w:t>
+          <w:t>4</w:t>
         </w:r>
         <w:r>
           <w:rPr>
@@ -816,7 +816,7 @@
           <w14:ligatures w14:val="standardContextual"/>
         </w:rPr>
       </w:pPr>
-      <w:hyperlink w:anchor="_Toc228449131" w:history="1">
+      <w:hyperlink w:anchor="_Toc229049873" w:history="1">
         <w:r>
           <w:rPr>
             <w:rStyle w:val="Hipervnculo"/>
@@ -870,7 +870,7 @@
             <w:noProof/>
             <w:webHidden/>
           </w:rPr>
-          <w:instrText xml:space="preserve"> PAGEREF _Toc228449131 \h </w:instrText>
+          <w:instrText xml:space="preserve"> PAGEREF _Toc229049873 \h </w:instrText>
         </w:r>
         <w:r>
           <w:rPr>
@@ -890,7 +890,7 @@
             <w:noProof/>
             <w:webHidden/>
           </w:rPr>
-          <w:t>3</w:t>
+          <w:t>4</w:t>
         </w:r>
         <w:r>
           <w:rPr>
@@ -917,7 +917,7 @@
           <w14:ligatures w14:val="standardContextual"/>
         </w:rPr>
       </w:pPr>
-      <w:hyperlink w:anchor="_Toc228449132" w:history="1">
+      <w:hyperlink w:anchor="_Toc229049874" w:history="1">
         <w:r>
           <w:rPr>
             <w:rStyle w:val="Hipervnculo"/>
@@ -971,7 +971,7 @@
             <w:noProof/>
             <w:webHidden/>
           </w:rPr>
-          <w:instrText xml:space="preserve"> PAGEREF _Toc228449132 \h </w:instrText>
+          <w:instrText xml:space="preserve"> PAGEREF _Toc229049874 \h </w:instrText>
         </w:r>
         <w:r>
           <w:rPr>
@@ -991,7 +991,7 @@
             <w:noProof/>
             <w:webHidden/>
           </w:rPr>
-          <w:t>3</w:t>
+          <w:t>4</w:t>
         </w:r>
         <w:r>
           <w:rPr>
@@ -1018,7 +1018,7 @@
           <w14:ligatures w14:val="standardContextual"/>
         </w:rPr>
       </w:pPr>
-      <w:hyperlink w:anchor="_Toc228449133" w:history="1">
+      <w:hyperlink w:anchor="_Toc229049875" w:history="1">
         <w:r>
           <w:rPr>
             <w:rStyle w:val="Hipervnculo"/>
@@ -1072,7 +1072,7 @@
             <w:noProof/>
             <w:webHidden/>
           </w:rPr>
-          <w:instrText xml:space="preserve"> PAGEREF _Toc228449133 \h </w:instrText>
+          <w:instrText xml:space="preserve"> PAGEREF _Toc229049875 \h </w:instrText>
         </w:r>
         <w:r>
           <w:rPr>
@@ -1092,7 +1092,7 @@
             <w:noProof/>
             <w:webHidden/>
           </w:rPr>
-          <w:t>3</w:t>
+          <w:t>4</w:t>
         </w:r>
         <w:r>
           <w:rPr>
@@ -1119,7 +1119,7 @@
           <w14:ligatures w14:val="standardContextual"/>
         </w:rPr>
       </w:pPr>
-      <w:hyperlink w:anchor="_Toc228449134" w:history="1">
+      <w:hyperlink w:anchor="_Toc229049876" w:history="1">
         <w:r>
           <w:rPr>
             <w:rStyle w:val="Hipervnculo"/>
@@ -1164,7 +1164,7 @@
             <w:noProof/>
             <w:webHidden/>
           </w:rPr>
-          <w:instrText xml:space="preserve"> PAGEREF _Toc228449134 \h </w:instrText>
+          <w:instrText xml:space="preserve"> PAGEREF _Toc229049876 \h </w:instrText>
         </w:r>
         <w:r>
           <w:rPr>
@@ -1211,7 +1211,7 @@
           <w14:ligatures w14:val="standardContextual"/>
         </w:rPr>
       </w:pPr>
-      <w:hyperlink w:anchor="_Toc228449135" w:history="1">
+      <w:hyperlink w:anchor="_Toc229049877" w:history="1">
         <w:r>
           <w:rPr>
             <w:rStyle w:val="Hipervnculo"/>
@@ -1265,7 +1265,7 @@
             <w:noProof/>
             <w:webHidden/>
           </w:rPr>
-          <w:instrText xml:space="preserve"> PAGEREF _Toc228449135 \h </w:instrText>
+          <w:instrText xml:space="preserve"> PAGEREF _Toc229049877 \h </w:instrText>
         </w:r>
         <w:r>
           <w:rPr>
@@ -1285,7 +1285,7 @@
             <w:noProof/>
             <w:webHidden/>
           </w:rPr>
-          <w:t>4</w:t>
+          <w:t>5</w:t>
         </w:r>
         <w:r>
           <w:rPr>
@@ -1312,7 +1312,7 @@
           <w14:ligatures w14:val="standardContextual"/>
         </w:rPr>
       </w:pPr>
-      <w:hyperlink w:anchor="_Toc228449136" w:history="1">
+      <w:hyperlink w:anchor="_Toc229049878" w:history="1">
         <w:r>
           <w:rPr>
             <w:rStyle w:val="Hipervnculo"/>
@@ -1366,7 +1366,7 @@
             <w:noProof/>
             <w:webHidden/>
           </w:rPr>
-          <w:instrText xml:space="preserve"> PAGEREF _Toc228449136 \h </w:instrText>
+          <w:instrText xml:space="preserve"> PAGEREF _Toc229049878 \h </w:instrText>
         </w:r>
         <w:r>
           <w:rPr>
@@ -1386,7 +1386,7 @@
             <w:noProof/>
             <w:webHidden/>
           </w:rPr>
-          <w:t>4</w:t>
+          <w:t>5</w:t>
         </w:r>
         <w:r>
           <w:rPr>
@@ -1413,7 +1413,7 @@
           <w14:ligatures w14:val="standardContextual"/>
         </w:rPr>
       </w:pPr>
-      <w:hyperlink w:anchor="_Toc228449137" w:history="1">
+      <w:hyperlink w:anchor="_Toc229049879" w:history="1">
         <w:r>
           <w:rPr>
             <w:rStyle w:val="Hipervnculo"/>
@@ -1460,7 +1460,7 @@
             <w:noProof/>
             <w:webHidden/>
           </w:rPr>
-          <w:instrText xml:space="preserve"> PAGEREF _Toc228449137 \h </w:instrText>
+          <w:instrText xml:space="preserve"> PAGEREF _Toc229049879 \h </w:instrText>
         </w:r>
         <w:r>
           <w:rPr>
@@ -1507,7 +1507,7 @@
           <w14:ligatures w14:val="standardContextual"/>
         </w:rPr>
       </w:pPr>
-      <w:hyperlink w:anchor="_Toc228449138" w:history="1">
+      <w:hyperlink w:anchor="_Toc229049880" w:history="1">
         <w:r>
           <w:rPr>
             <w:rStyle w:val="Hipervnculo"/>
@@ -1561,7 +1561,7 @@
             <w:noProof/>
             <w:webHidden/>
           </w:rPr>
-          <w:instrText xml:space="preserve"> PAGEREF _Toc228449138 \h </w:instrText>
+          <w:instrText xml:space="preserve"> PAGEREF _Toc229049880 \h </w:instrText>
         </w:r>
         <w:r>
           <w:rPr>
@@ -1608,7 +1608,7 @@
           <w14:ligatures w14:val="standardContextual"/>
         </w:rPr>
       </w:pPr>
-      <w:hyperlink w:anchor="_Toc228449139" w:history="1">
+      <w:hyperlink w:anchor="_Toc229049881" w:history="1">
         <w:r>
           <w:rPr>
             <w:rStyle w:val="Hipervnculo"/>
@@ -1653,7 +1653,7 @@
             <w:noProof/>
             <w:webHidden/>
           </w:rPr>
-          <w:instrText xml:space="preserve"> PAGEREF _Toc228449139 \h </w:instrText>
+          <w:instrText xml:space="preserve"> PAGEREF _Toc229049881 \h </w:instrText>
         </w:r>
         <w:r>
           <w:rPr>
@@ -1700,7 +1700,7 @@
           <w14:ligatures w14:val="standardContextual"/>
         </w:rPr>
       </w:pPr>
-      <w:hyperlink w:anchor="_Toc228449140" w:history="1">
+      <w:hyperlink w:anchor="_Toc229049882" w:history="1">
         <w:r>
           <w:rPr>
             <w:rStyle w:val="Hipervnculo"/>
@@ -1745,7 +1745,7 @@
             <w:noProof/>
             <w:webHidden/>
           </w:rPr>
-          <w:instrText xml:space="preserve"> PAGEREF _Toc228449140 \h </w:instrText>
+          <w:instrText xml:space="preserve"> PAGEREF _Toc229049882 \h </w:instrText>
         </w:r>
         <w:r>
           <w:rPr>
@@ -1792,7 +1792,7 @@
           <w14:ligatures w14:val="standardContextual"/>
         </w:rPr>
       </w:pPr>
-      <w:hyperlink w:anchor="_Toc228449141" w:history="1">
+      <w:hyperlink w:anchor="_Toc229049883" w:history="1">
         <w:r>
           <w:rPr>
             <w:rStyle w:val="Hipervnculo"/>
@@ -1837,7 +1837,7 @@
             <w:noProof/>
             <w:webHidden/>
           </w:rPr>
-          <w:instrText xml:space="preserve"> PAGEREF _Toc228449141 \h </w:instrText>
+          <w:instrText xml:space="preserve"> PAGEREF _Toc229049883 \h </w:instrText>
         </w:r>
         <w:r>
           <w:rPr>
@@ -1884,7 +1884,7 @@
           <w14:ligatures w14:val="standardContextual"/>
         </w:rPr>
       </w:pPr>
-      <w:hyperlink w:anchor="_Toc228449142" w:history="1">
+      <w:hyperlink w:anchor="_Toc229049884" w:history="1">
         <w:r>
           <w:rPr>
             <w:rStyle w:val="Hipervnculo"/>
@@ -1929,7 +1929,7 @@
             <w:noProof/>
             <w:webHidden/>
           </w:rPr>
-          <w:instrText xml:space="preserve"> PAGEREF _Toc228449142 \h </w:instrText>
+          <w:instrText xml:space="preserve"> PAGEREF _Toc229049884 \h </w:instrText>
         </w:r>
         <w:r>
           <w:rPr>
@@ -1976,7 +1976,7 @@
           <w14:ligatures w14:val="standardContextual"/>
         </w:rPr>
       </w:pPr>
-      <w:hyperlink w:anchor="_Toc228449143" w:history="1">
+      <w:hyperlink w:anchor="_Toc229049885" w:history="1">
         <w:r>
           <w:rPr>
             <w:rStyle w:val="Hipervnculo"/>
@@ -2021,7 +2021,7 @@
             <w:noProof/>
             <w:webHidden/>
           </w:rPr>
-          <w:instrText xml:space="preserve"> PAGEREF _Toc228449143 \h </w:instrText>
+          <w:instrText xml:space="preserve"> PAGEREF _Toc229049885 \h </w:instrText>
         </w:r>
         <w:r>
           <w:rPr>
@@ -2068,7 +2068,7 @@
           <w14:ligatures w14:val="standardContextual"/>
         </w:rPr>
       </w:pPr>
-      <w:hyperlink w:anchor="_Toc228449144" w:history="1">
+      <w:hyperlink w:anchor="_Toc229049886" w:history="1">
         <w:r>
           <w:rPr>
             <w:rStyle w:val="Hipervnculo"/>
@@ -2113,7 +2113,7 @@
             <w:noProof/>
             <w:webHidden/>
           </w:rPr>
-          <w:instrText xml:space="preserve"> PAGEREF _Toc228449144 \h </w:instrText>
+          <w:instrText xml:space="preserve"> PAGEREF _Toc229049886 \h </w:instrText>
         </w:r>
         <w:r>
           <w:rPr>
@@ -2160,7 +2160,7 @@
           <w14:ligatures w14:val="standardContextual"/>
         </w:rPr>
       </w:pPr>
-      <w:hyperlink w:anchor="_Toc228449145" w:history="1">
+      <w:hyperlink w:anchor="_Toc229049887" w:history="1">
         <w:r>
           <w:rPr>
             <w:rStyle w:val="Hipervnculo"/>
@@ -2205,7 +2205,7 @@
             <w:noProof/>
             <w:webHidden/>
           </w:rPr>
-          <w:instrText xml:space="preserve"> PAGEREF _Toc228449145 \h </w:instrText>
+          <w:instrText xml:space="preserve"> PAGEREF _Toc229049887 \h </w:instrText>
         </w:r>
         <w:r>
           <w:rPr>
@@ -2252,7 +2252,7 @@
           <w14:ligatures w14:val="standardContextual"/>
         </w:rPr>
       </w:pPr>
-      <w:hyperlink w:anchor="_Toc228449146" w:history="1">
+      <w:hyperlink w:anchor="_Toc229049888" w:history="1">
         <w:r>
           <w:rPr>
             <w:rStyle w:val="Hipervnculo"/>
@@ -2297,7 +2297,7 @@
             <w:noProof/>
             <w:webHidden/>
           </w:rPr>
-          <w:instrText xml:space="preserve"> PAGEREF _Toc228449146 \h </w:instrText>
+          <w:instrText xml:space="preserve"> PAGEREF _Toc229049888 \h </w:instrText>
         </w:r>
         <w:r>
           <w:rPr>
@@ -2344,7 +2344,7 @@
           <w14:ligatures w14:val="standardContextual"/>
         </w:rPr>
       </w:pPr>
-      <w:hyperlink w:anchor="_Toc228449147" w:history="1">
+      <w:hyperlink w:anchor="_Toc229049889" w:history="1">
         <w:r>
           <w:rPr>
             <w:rStyle w:val="Hipervnculo"/>
@@ -2390,7 +2390,7 @@
             <w:noProof/>
             <w:webHidden/>
           </w:rPr>
-          <w:instrText xml:space="preserve"> PAGEREF _Toc228449147 \h </w:instrText>
+          <w:instrText xml:space="preserve"> PAGEREF _Toc229049889 \h </w:instrText>
         </w:r>
         <w:r>
           <w:rPr>
@@ -2437,7 +2437,7 @@
           <w14:ligatures w14:val="standardContextual"/>
         </w:rPr>
       </w:pPr>
-      <w:hyperlink w:anchor="_Toc228449148" w:history="1">
+      <w:hyperlink w:anchor="_Toc229049890" w:history="1">
         <w:r>
           <w:rPr>
             <w:rStyle w:val="Hipervnculo"/>
@@ -2484,7 +2484,7 @@
             <w:noProof/>
             <w:webHidden/>
           </w:rPr>
-          <w:instrText xml:space="preserve"> PAGEREF _Toc228449148 \h </w:instrText>
+          <w:instrText xml:space="preserve"> PAGEREF _Toc229049890 \h </w:instrText>
         </w:r>
         <w:r>
           <w:rPr>
@@ -2505,6 +2505,466 @@
             <w:webHidden/>
           </w:rPr>
           <w:t>19</w:t>
+        </w:r>
+        <w:r>
+          <w:rPr>
+            <w:noProof/>
+            <w:webHidden/>
+          </w:rPr>
+          <w:fldChar w:fldCharType="end"/>
+        </w:r>
+      </w:hyperlink>
+    </w:p>
+    <w:p>
+      <w:pPr>
+        <w:pStyle w:val="TDC2"/>
+        <w:tabs>
+          <w:tab w:val="left" w:pos="960"/>
+          <w:tab w:val="right" w:leader="dot" w:pos="9062"/>
+        </w:tabs>
+        <w:rPr>
+          <w:rFonts w:asciiTheme="minorHAnsi" w:hAnsiTheme="minorHAnsi"/>
+          <w:noProof/>
+          <w:kern w:val="2"/>
+          <w:szCs w:val="24"/>
+          <w:lang w:eastAsia="es-ES"/>
+          <w14:ligatures w14:val="standardContextual"/>
+        </w:rPr>
+      </w:pPr>
+      <w:hyperlink w:anchor="_Toc229049891" w:history="1">
+        <w:r>
+          <w:rPr>
+            <w:rStyle w:val="Hipervnculo"/>
+            <w:noProof/>
+          </w:rPr>
+          <w:t>6.3</w:t>
+        </w:r>
+        <w:r>
+          <w:rPr>
+            <w:rFonts w:asciiTheme="minorHAnsi" w:hAnsiTheme="minorHAnsi"/>
+            <w:noProof/>
+            <w:kern w:val="2"/>
+            <w:szCs w:val="24"/>
+            <w:lang w:eastAsia="es-ES"/>
+            <w14:ligatures w14:val="standardContextual"/>
+          </w:rPr>
+          <w:tab/>
+        </w:r>
+        <w:r>
+          <w:rPr>
+            <w:rStyle w:val="Hipervnculo"/>
+            <w:noProof/>
+          </w:rPr>
+          <w:t>Diseño de la aplicación</w:t>
+        </w:r>
+        <w:r>
+          <w:rPr>
+            <w:noProof/>
+            <w:webHidden/>
+          </w:rPr>
+          <w:tab/>
+        </w:r>
+        <w:r>
+          <w:rPr>
+            <w:noProof/>
+            <w:webHidden/>
+          </w:rPr>
+          <w:fldChar w:fldCharType="begin"/>
+        </w:r>
+        <w:r>
+          <w:rPr>
+            <w:noProof/>
+            <w:webHidden/>
+          </w:rPr>
+          <w:instrText xml:space="preserve"> PAGEREF _Toc229049891 \h </w:instrText>
+        </w:r>
+        <w:r>
+          <w:rPr>
+            <w:noProof/>
+            <w:webHidden/>
+          </w:rPr>
+        </w:r>
+        <w:r>
+          <w:rPr>
+            <w:noProof/>
+            <w:webHidden/>
+          </w:rPr>
+          <w:fldChar w:fldCharType="separate"/>
+        </w:r>
+        <w:r>
+          <w:rPr>
+            <w:noProof/>
+            <w:webHidden/>
+          </w:rPr>
+          <w:t>20</w:t>
+        </w:r>
+        <w:r>
+          <w:rPr>
+            <w:noProof/>
+            <w:webHidden/>
+          </w:rPr>
+          <w:fldChar w:fldCharType="end"/>
+        </w:r>
+      </w:hyperlink>
+    </w:p>
+    <w:p>
+      <w:pPr>
+        <w:pStyle w:val="TDC3"/>
+        <w:tabs>
+          <w:tab w:val="left" w:pos="1440"/>
+          <w:tab w:val="right" w:leader="dot" w:pos="9062"/>
+        </w:tabs>
+        <w:rPr>
+          <w:rFonts w:asciiTheme="minorHAnsi" w:hAnsiTheme="minorHAnsi"/>
+          <w:noProof/>
+          <w:kern w:val="2"/>
+          <w:szCs w:val="24"/>
+          <w:lang w:eastAsia="es-ES"/>
+          <w14:ligatures w14:val="standardContextual"/>
+        </w:rPr>
+      </w:pPr>
+      <w:hyperlink w:anchor="_Toc229049892" w:history="1">
+        <w:r>
+          <w:rPr>
+            <w:rStyle w:val="Hipervnculo"/>
+            <w:noProof/>
+          </w:rPr>
+          <w:t>6.3.1</w:t>
+        </w:r>
+        <w:r>
+          <w:rPr>
+            <w:rFonts w:asciiTheme="minorHAnsi" w:hAnsiTheme="minorHAnsi"/>
+            <w:noProof/>
+            <w:kern w:val="2"/>
+            <w:szCs w:val="24"/>
+            <w:lang w:eastAsia="es-ES"/>
+            <w14:ligatures w14:val="standardContextual"/>
+          </w:rPr>
+          <w:tab/>
+        </w:r>
+        <w:r>
+          <w:rPr>
+            <w:rStyle w:val="Hipervnculo"/>
+            <w:noProof/>
+          </w:rPr>
+          <w:t>Pantalla de inicio de sesión</w:t>
+        </w:r>
+        <w:r>
+          <w:rPr>
+            <w:noProof/>
+            <w:webHidden/>
+          </w:rPr>
+          <w:tab/>
+        </w:r>
+        <w:r>
+          <w:rPr>
+            <w:noProof/>
+            <w:webHidden/>
+          </w:rPr>
+          <w:fldChar w:fldCharType="begin"/>
+        </w:r>
+        <w:r>
+          <w:rPr>
+            <w:noProof/>
+            <w:webHidden/>
+          </w:rPr>
+          <w:instrText xml:space="preserve"> PAGEREF _Toc229049892 \h </w:instrText>
+        </w:r>
+        <w:r>
+          <w:rPr>
+            <w:noProof/>
+            <w:webHidden/>
+          </w:rPr>
+        </w:r>
+        <w:r>
+          <w:rPr>
+            <w:noProof/>
+            <w:webHidden/>
+          </w:rPr>
+          <w:fldChar w:fldCharType="separate"/>
+        </w:r>
+        <w:r>
+          <w:rPr>
+            <w:noProof/>
+            <w:webHidden/>
+          </w:rPr>
+          <w:t>20</w:t>
+        </w:r>
+        <w:r>
+          <w:rPr>
+            <w:noProof/>
+            <w:webHidden/>
+          </w:rPr>
+          <w:fldChar w:fldCharType="end"/>
+        </w:r>
+      </w:hyperlink>
+    </w:p>
+    <w:p>
+      <w:pPr>
+        <w:pStyle w:val="TDC3"/>
+        <w:tabs>
+          <w:tab w:val="left" w:pos="1440"/>
+          <w:tab w:val="right" w:leader="dot" w:pos="9062"/>
+        </w:tabs>
+        <w:rPr>
+          <w:rFonts w:asciiTheme="minorHAnsi" w:hAnsiTheme="minorHAnsi"/>
+          <w:noProof/>
+          <w:kern w:val="2"/>
+          <w:szCs w:val="24"/>
+          <w:lang w:eastAsia="es-ES"/>
+          <w14:ligatures w14:val="standardContextual"/>
+        </w:rPr>
+      </w:pPr>
+      <w:hyperlink w:anchor="_Toc229049893" w:history="1">
+        <w:r>
+          <w:rPr>
+            <w:rStyle w:val="Hipervnculo"/>
+            <w:noProof/>
+          </w:rPr>
+          <w:t>6.3.2</w:t>
+        </w:r>
+        <w:r>
+          <w:rPr>
+            <w:rFonts w:asciiTheme="minorHAnsi" w:hAnsiTheme="minorHAnsi"/>
+            <w:noProof/>
+            <w:kern w:val="2"/>
+            <w:szCs w:val="24"/>
+            <w:lang w:eastAsia="es-ES"/>
+            <w14:ligatures w14:val="standardContextual"/>
+          </w:rPr>
+          <w:tab/>
+        </w:r>
+        <w:r>
+          <w:rPr>
+            <w:rStyle w:val="Hipervnculo"/>
+            <w:noProof/>
+          </w:rPr>
+          <w:t>Dashboard</w:t>
+        </w:r>
+        <w:r>
+          <w:rPr>
+            <w:noProof/>
+            <w:webHidden/>
+          </w:rPr>
+          <w:tab/>
+        </w:r>
+        <w:r>
+          <w:rPr>
+            <w:noProof/>
+            <w:webHidden/>
+          </w:rPr>
+          <w:fldChar w:fldCharType="begin"/>
+        </w:r>
+        <w:r>
+          <w:rPr>
+            <w:noProof/>
+            <w:webHidden/>
+          </w:rPr>
+          <w:instrText xml:space="preserve"> PAGEREF _Toc229049893 \h </w:instrText>
+        </w:r>
+        <w:r>
+          <w:rPr>
+            <w:noProof/>
+            <w:webHidden/>
+          </w:rPr>
+        </w:r>
+        <w:r>
+          <w:rPr>
+            <w:noProof/>
+            <w:webHidden/>
+          </w:rPr>
+          <w:fldChar w:fldCharType="separate"/>
+        </w:r>
+        <w:r>
+          <w:rPr>
+            <w:noProof/>
+            <w:webHidden/>
+          </w:rPr>
+          <w:t>21</w:t>
+        </w:r>
+        <w:r>
+          <w:rPr>
+            <w:noProof/>
+            <w:webHidden/>
+          </w:rPr>
+          <w:fldChar w:fldCharType="end"/>
+        </w:r>
+      </w:hyperlink>
+    </w:p>
+    <w:p>
+      <w:pPr>
+        <w:pStyle w:val="TDC3"/>
+        <w:tabs>
+          <w:tab w:val="left" w:pos="1440"/>
+          <w:tab w:val="right" w:leader="dot" w:pos="9062"/>
+        </w:tabs>
+        <w:rPr>
+          <w:rFonts w:asciiTheme="minorHAnsi" w:hAnsiTheme="minorHAnsi"/>
+          <w:noProof/>
+          <w:kern w:val="2"/>
+          <w:szCs w:val="24"/>
+          <w:lang w:eastAsia="es-ES"/>
+          <w14:ligatures w14:val="standardContextual"/>
+        </w:rPr>
+      </w:pPr>
+      <w:hyperlink w:anchor="_Toc229049894" w:history="1">
+        <w:r>
+          <w:rPr>
+            <w:rStyle w:val="Hipervnculo"/>
+            <w:noProof/>
+          </w:rPr>
+          <w:t>6.3.3</w:t>
+        </w:r>
+        <w:r>
+          <w:rPr>
+            <w:rFonts w:asciiTheme="minorHAnsi" w:hAnsiTheme="minorHAnsi"/>
+            <w:noProof/>
+            <w:kern w:val="2"/>
+            <w:szCs w:val="24"/>
+            <w:lang w:eastAsia="es-ES"/>
+            <w14:ligatures w14:val="standardContextual"/>
+          </w:rPr>
+          <w:tab/>
+        </w:r>
+        <w:r>
+          <w:rPr>
+            <w:rStyle w:val="Hipervnculo"/>
+            <w:noProof/>
+          </w:rPr>
+          <w:t>Gestión de contenedores</w:t>
+        </w:r>
+        <w:r>
+          <w:rPr>
+            <w:noProof/>
+            <w:webHidden/>
+          </w:rPr>
+          <w:tab/>
+        </w:r>
+        <w:r>
+          <w:rPr>
+            <w:noProof/>
+            <w:webHidden/>
+          </w:rPr>
+          <w:fldChar w:fldCharType="begin"/>
+        </w:r>
+        <w:r>
+          <w:rPr>
+            <w:noProof/>
+            <w:webHidden/>
+          </w:rPr>
+          <w:instrText xml:space="preserve"> PAGEREF _Toc229049894 \h </w:instrText>
+        </w:r>
+        <w:r>
+          <w:rPr>
+            <w:noProof/>
+            <w:webHidden/>
+          </w:rPr>
+        </w:r>
+        <w:r>
+          <w:rPr>
+            <w:noProof/>
+            <w:webHidden/>
+          </w:rPr>
+          <w:fldChar w:fldCharType="separate"/>
+        </w:r>
+        <w:r>
+          <w:rPr>
+            <w:noProof/>
+            <w:webHidden/>
+          </w:rPr>
+          <w:t>22</w:t>
+        </w:r>
+        <w:r>
+          <w:rPr>
+            <w:noProof/>
+            <w:webHidden/>
+          </w:rPr>
+          <w:fldChar w:fldCharType="end"/>
+        </w:r>
+      </w:hyperlink>
+    </w:p>
+    <w:p>
+      <w:pPr>
+        <w:pStyle w:val="TDC2"/>
+        <w:tabs>
+          <w:tab w:val="left" w:pos="960"/>
+          <w:tab w:val="right" w:leader="dot" w:pos="9062"/>
+        </w:tabs>
+        <w:rPr>
+          <w:rFonts w:asciiTheme="minorHAnsi" w:hAnsiTheme="minorHAnsi"/>
+          <w:noProof/>
+          <w:kern w:val="2"/>
+          <w:szCs w:val="24"/>
+          <w:lang w:eastAsia="es-ES"/>
+          <w14:ligatures w14:val="standardContextual"/>
+        </w:rPr>
+      </w:pPr>
+      <w:hyperlink w:anchor="_Toc229049895" w:history="1">
+        <w:r>
+          <w:rPr>
+            <w:rStyle w:val="Hipervnculo"/>
+            <w:noProof/>
+          </w:rPr>
+          <w:t>6.4</w:t>
+        </w:r>
+        <w:r>
+          <w:rPr>
+            <w:rFonts w:asciiTheme="minorHAnsi" w:hAnsiTheme="minorHAnsi"/>
+            <w:noProof/>
+            <w:kern w:val="2"/>
+            <w:szCs w:val="24"/>
+            <w:lang w:eastAsia="es-ES"/>
+            <w14:ligatures w14:val="standardContextual"/>
+          </w:rPr>
+          <w:tab/>
+        </w:r>
+        <w:r>
+          <w:rPr>
+            <w:rStyle w:val="Hipervnculo"/>
+            <w:noProof/>
+          </w:rPr>
+          <w:t>Diagrama de navegabilidad</w:t>
+        </w:r>
+        <w:r>
+          <w:rPr>
+            <w:noProof/>
+            <w:webHidden/>
+          </w:rPr>
+          <w:tab/>
+        </w:r>
+        <w:r>
+          <w:rPr>
+            <w:noProof/>
+            <w:webHidden/>
+          </w:rPr>
+          <w:fldChar w:fldCharType="begin"/>
+        </w:r>
+        <w:r>
+          <w:rPr>
+            <w:noProof/>
+            <w:webHidden/>
+          </w:rPr>
+          <w:instrText xml:space="preserve"> PAGEREF _Toc229049895 \h </w:instrText>
+        </w:r>
+        <w:r>
+          <w:rPr>
+            <w:noProof/>
+            <w:webHidden/>
+          </w:rPr>
+        </w:r>
+        <w:r>
+          <w:rPr>
+            <w:noProof/>
+            <w:webHidden/>
+          </w:rPr>
+          <w:fldChar w:fldCharType="separate"/>
+        </w:r>
+        <w:r>
+          <w:rPr>
+            <w:noProof/>
+            <w:webHidden/>
+          </w:rPr>
+          <w:t>23</w:t>
         </w:r>
         <w:r>
           <w:rPr>
@@ -2531,7 +2991,7 @@
           <w14:ligatures w14:val="standardContextual"/>
         </w:rPr>
       </w:pPr>
-      <w:hyperlink w:anchor="_Toc228449149" w:history="1">
+      <w:hyperlink w:anchor="_Toc229049896" w:history="1">
         <w:r>
           <w:rPr>
             <w:rStyle w:val="Hipervnculo"/>
@@ -2576,7 +3036,7 @@
             <w:noProof/>
             <w:webHidden/>
           </w:rPr>
-          <w:instrText xml:space="preserve"> PAGEREF _Toc228449149 \h </w:instrText>
+          <w:instrText xml:space="preserve"> PAGEREF _Toc229049896 \h </w:instrText>
         </w:r>
         <w:r>
           <w:rPr>
@@ -2596,7 +3056,7 @@
             <w:noProof/>
             <w:webHidden/>
           </w:rPr>
-          <w:t>20</w:t>
+          <w:t>24</w:t>
         </w:r>
         <w:r>
           <w:rPr>
@@ -2623,7 +3083,7 @@
           <w14:ligatures w14:val="standardContextual"/>
         </w:rPr>
       </w:pPr>
-      <w:hyperlink w:anchor="_Toc228449150" w:history="1">
+      <w:hyperlink w:anchor="_Toc229049897" w:history="1">
         <w:r>
           <w:rPr>
             <w:rStyle w:val="Hipervnculo"/>
@@ -2668,7 +3128,7 @@
             <w:noProof/>
             <w:webHidden/>
           </w:rPr>
-          <w:instrText xml:space="preserve"> PAGEREF _Toc228449150 \h </w:instrText>
+          <w:instrText xml:space="preserve"> PAGEREF _Toc229049897 \h </w:instrText>
         </w:r>
         <w:r>
           <w:rPr>
@@ -2688,7 +3148,7 @@
             <w:noProof/>
             <w:webHidden/>
           </w:rPr>
-          <w:t>20</w:t>
+          <w:t>24</w:t>
         </w:r>
         <w:r>
           <w:rPr>
@@ -2715,7 +3175,7 @@
           <w14:ligatures w14:val="standardContextual"/>
         </w:rPr>
       </w:pPr>
-      <w:hyperlink w:anchor="_Toc228449151" w:history="1">
+      <w:hyperlink w:anchor="_Toc229049898" w:history="1">
         <w:r>
           <w:rPr>
             <w:rStyle w:val="Hipervnculo"/>
@@ -2760,7 +3220,7 @@
             <w:noProof/>
             <w:webHidden/>
           </w:rPr>
-          <w:instrText xml:space="preserve"> PAGEREF _Toc228449151 \h </w:instrText>
+          <w:instrText xml:space="preserve"> PAGEREF _Toc229049898 \h </w:instrText>
         </w:r>
         <w:r>
           <w:rPr>
@@ -2780,7 +3240,7 @@
             <w:noProof/>
             <w:webHidden/>
           </w:rPr>
-          <w:t>20</w:t>
+          <w:t>24</w:t>
         </w:r>
         <w:r>
           <w:rPr>
@@ -2807,7 +3267,7 @@
           <w14:ligatures w14:val="standardContextual"/>
         </w:rPr>
       </w:pPr>
-      <w:hyperlink w:anchor="_Toc228449152" w:history="1">
+      <w:hyperlink w:anchor="_Toc229049899" w:history="1">
         <w:r>
           <w:rPr>
             <w:rStyle w:val="Hipervnculo"/>
@@ -2831,7 +3291,7 @@
             <w:rStyle w:val="Hipervnculo"/>
             <w:noProof/>
           </w:rPr>
-          <w:t>Capa lógica - Backend</w:t>
+          <w:t>Capa lógica – Backend</w:t>
         </w:r>
         <w:r>
           <w:rPr>
@@ -2852,7 +3312,7 @@
             <w:noProof/>
             <w:webHidden/>
           </w:rPr>
-          <w:instrText xml:space="preserve"> PAGEREF _Toc228449152 \h </w:instrText>
+          <w:instrText xml:space="preserve"> PAGEREF _Toc229049899 \h </w:instrText>
         </w:r>
         <w:r>
           <w:rPr>
@@ -2872,7 +3332,7 @@
             <w:noProof/>
             <w:webHidden/>
           </w:rPr>
-          <w:t>20</w:t>
+          <w:t>24</w:t>
         </w:r>
         <w:r>
           <w:rPr>
@@ -2899,7 +3359,7 @@
           <w14:ligatures w14:val="standardContextual"/>
         </w:rPr>
       </w:pPr>
-      <w:hyperlink w:anchor="_Toc228449153" w:history="1">
+      <w:hyperlink w:anchor="_Toc229049900" w:history="1">
         <w:r>
           <w:rPr>
             <w:rStyle w:val="Hipervnculo"/>
@@ -2944,7 +3404,7 @@
             <w:noProof/>
             <w:webHidden/>
           </w:rPr>
-          <w:instrText xml:space="preserve"> PAGEREF _Toc228449153 \h </w:instrText>
+          <w:instrText xml:space="preserve"> PAGEREF _Toc229049900 \h </w:instrText>
         </w:r>
         <w:r>
           <w:rPr>
@@ -2964,7 +3424,7 @@
             <w:noProof/>
             <w:webHidden/>
           </w:rPr>
-          <w:t>20</w:t>
+          <w:t>25</w:t>
         </w:r>
         <w:r>
           <w:rPr>
@@ -2991,7 +3451,7 @@
           <w14:ligatures w14:val="standardContextual"/>
         </w:rPr>
       </w:pPr>
-      <w:hyperlink w:anchor="_Toc228449154" w:history="1">
+      <w:hyperlink w:anchor="_Toc229049901" w:history="1">
         <w:r>
           <w:rPr>
             <w:rStyle w:val="Hipervnculo"/>
@@ -3036,7 +3496,7 @@
             <w:noProof/>
             <w:webHidden/>
           </w:rPr>
-          <w:instrText xml:space="preserve"> PAGEREF _Toc228449154 \h </w:instrText>
+          <w:instrText xml:space="preserve"> PAGEREF _Toc229049901 \h </w:instrText>
         </w:r>
         <w:r>
           <w:rPr>
@@ -3056,7 +3516,7 @@
             <w:noProof/>
             <w:webHidden/>
           </w:rPr>
-          <w:t>20</w:t>
+          <w:t>25</w:t>
         </w:r>
         <w:r>
           <w:rPr>
@@ -3083,7 +3543,7 @@
           <w14:ligatures w14:val="standardContextual"/>
         </w:rPr>
       </w:pPr>
-      <w:hyperlink w:anchor="_Toc228449155" w:history="1">
+      <w:hyperlink w:anchor="_Toc229049902" w:history="1">
         <w:r>
           <w:rPr>
             <w:rStyle w:val="Hipervnculo"/>
@@ -3128,7 +3588,7 @@
             <w:noProof/>
             <w:webHidden/>
           </w:rPr>
-          <w:instrText xml:space="preserve"> PAGEREF _Toc228449155 \h </w:instrText>
+          <w:instrText xml:space="preserve"> PAGEREF _Toc229049902 \h </w:instrText>
         </w:r>
         <w:r>
           <w:rPr>
@@ -3148,7 +3608,375 @@
             <w:noProof/>
             <w:webHidden/>
           </w:rPr>
-          <w:t>21</w:t>
+          <w:t>25</w:t>
+        </w:r>
+        <w:r>
+          <w:rPr>
+            <w:noProof/>
+            <w:webHidden/>
+          </w:rPr>
+          <w:fldChar w:fldCharType="end"/>
+        </w:r>
+      </w:hyperlink>
+    </w:p>
+    <w:p>
+      <w:pPr>
+        <w:pStyle w:val="TDC2"/>
+        <w:tabs>
+          <w:tab w:val="left" w:pos="960"/>
+          <w:tab w:val="right" w:leader="dot" w:pos="9062"/>
+        </w:tabs>
+        <w:rPr>
+          <w:rFonts w:asciiTheme="minorHAnsi" w:hAnsiTheme="minorHAnsi"/>
+          <w:noProof/>
+          <w:kern w:val="2"/>
+          <w:szCs w:val="24"/>
+          <w:lang w:eastAsia="es-ES"/>
+          <w14:ligatures w14:val="standardContextual"/>
+        </w:rPr>
+      </w:pPr>
+      <w:hyperlink w:anchor="_Toc229049903" w:history="1">
+        <w:r>
+          <w:rPr>
+            <w:rStyle w:val="Hipervnculo"/>
+            <w:noProof/>
+          </w:rPr>
+          <w:t>7.2</w:t>
+        </w:r>
+        <w:r>
+          <w:rPr>
+            <w:rFonts w:asciiTheme="minorHAnsi" w:hAnsiTheme="minorHAnsi"/>
+            <w:noProof/>
+            <w:kern w:val="2"/>
+            <w:szCs w:val="24"/>
+            <w:lang w:eastAsia="es-ES"/>
+            <w14:ligatures w14:val="standardContextual"/>
+          </w:rPr>
+          <w:tab/>
+        </w:r>
+        <w:r>
+          <w:rPr>
+            <w:rStyle w:val="Hipervnculo"/>
+            <w:noProof/>
+          </w:rPr>
+          <w:t>Estructura del código</w:t>
+        </w:r>
+        <w:r>
+          <w:rPr>
+            <w:noProof/>
+            <w:webHidden/>
+          </w:rPr>
+          <w:tab/>
+        </w:r>
+        <w:r>
+          <w:rPr>
+            <w:noProof/>
+            <w:webHidden/>
+          </w:rPr>
+          <w:fldChar w:fldCharType="begin"/>
+        </w:r>
+        <w:r>
+          <w:rPr>
+            <w:noProof/>
+            <w:webHidden/>
+          </w:rPr>
+          <w:instrText xml:space="preserve"> PAGEREF _Toc229049903 \h </w:instrText>
+        </w:r>
+        <w:r>
+          <w:rPr>
+            <w:noProof/>
+            <w:webHidden/>
+          </w:rPr>
+        </w:r>
+        <w:r>
+          <w:rPr>
+            <w:noProof/>
+            <w:webHidden/>
+          </w:rPr>
+          <w:fldChar w:fldCharType="separate"/>
+        </w:r>
+        <w:r>
+          <w:rPr>
+            <w:noProof/>
+            <w:webHidden/>
+          </w:rPr>
+          <w:t>26</w:t>
+        </w:r>
+        <w:r>
+          <w:rPr>
+            <w:noProof/>
+            <w:webHidden/>
+          </w:rPr>
+          <w:fldChar w:fldCharType="end"/>
+        </w:r>
+      </w:hyperlink>
+    </w:p>
+    <w:p>
+      <w:pPr>
+        <w:pStyle w:val="TDC3"/>
+        <w:tabs>
+          <w:tab w:val="left" w:pos="1440"/>
+          <w:tab w:val="right" w:leader="dot" w:pos="9062"/>
+        </w:tabs>
+        <w:rPr>
+          <w:rFonts w:asciiTheme="minorHAnsi" w:hAnsiTheme="minorHAnsi"/>
+          <w:noProof/>
+          <w:kern w:val="2"/>
+          <w:szCs w:val="24"/>
+          <w:lang w:eastAsia="es-ES"/>
+          <w14:ligatures w14:val="standardContextual"/>
+        </w:rPr>
+      </w:pPr>
+      <w:hyperlink w:anchor="_Toc229049904" w:history="1">
+        <w:r>
+          <w:rPr>
+            <w:rStyle w:val="Hipervnculo"/>
+            <w:noProof/>
+          </w:rPr>
+          <w:t>7.2.1</w:t>
+        </w:r>
+        <w:r>
+          <w:rPr>
+            <w:rFonts w:asciiTheme="minorHAnsi" w:hAnsiTheme="minorHAnsi"/>
+            <w:noProof/>
+            <w:kern w:val="2"/>
+            <w:szCs w:val="24"/>
+            <w:lang w:eastAsia="es-ES"/>
+            <w14:ligatures w14:val="standardContextual"/>
+          </w:rPr>
+          <w:tab/>
+        </w:r>
+        <w:r>
+          <w:rPr>
+            <w:rStyle w:val="Hipervnculo"/>
+            <w:noProof/>
+          </w:rPr>
+          <w:t>Manejador global de errores</w:t>
+        </w:r>
+        <w:r>
+          <w:rPr>
+            <w:noProof/>
+            <w:webHidden/>
+          </w:rPr>
+          <w:tab/>
+        </w:r>
+        <w:r>
+          <w:rPr>
+            <w:noProof/>
+            <w:webHidden/>
+          </w:rPr>
+          <w:fldChar w:fldCharType="begin"/>
+        </w:r>
+        <w:r>
+          <w:rPr>
+            <w:noProof/>
+            <w:webHidden/>
+          </w:rPr>
+          <w:instrText xml:space="preserve"> PAGEREF _Toc229049904 \h </w:instrText>
+        </w:r>
+        <w:r>
+          <w:rPr>
+            <w:noProof/>
+            <w:webHidden/>
+          </w:rPr>
+        </w:r>
+        <w:r>
+          <w:rPr>
+            <w:noProof/>
+            <w:webHidden/>
+          </w:rPr>
+          <w:fldChar w:fldCharType="separate"/>
+        </w:r>
+        <w:r>
+          <w:rPr>
+            <w:noProof/>
+            <w:webHidden/>
+          </w:rPr>
+          <w:t>27</w:t>
+        </w:r>
+        <w:r>
+          <w:rPr>
+            <w:noProof/>
+            <w:webHidden/>
+          </w:rPr>
+          <w:fldChar w:fldCharType="end"/>
+        </w:r>
+      </w:hyperlink>
+    </w:p>
+    <w:p>
+      <w:pPr>
+        <w:pStyle w:val="TDC3"/>
+        <w:tabs>
+          <w:tab w:val="left" w:pos="1440"/>
+          <w:tab w:val="right" w:leader="dot" w:pos="9062"/>
+        </w:tabs>
+        <w:rPr>
+          <w:rFonts w:asciiTheme="minorHAnsi" w:hAnsiTheme="minorHAnsi"/>
+          <w:noProof/>
+          <w:kern w:val="2"/>
+          <w:szCs w:val="24"/>
+          <w:lang w:eastAsia="es-ES"/>
+          <w14:ligatures w14:val="standardContextual"/>
+        </w:rPr>
+      </w:pPr>
+      <w:hyperlink w:anchor="_Toc229049905" w:history="1">
+        <w:r>
+          <w:rPr>
+            <w:rStyle w:val="Hipervnculo"/>
+            <w:noProof/>
+          </w:rPr>
+          <w:t>7.2.2</w:t>
+        </w:r>
+        <w:r>
+          <w:rPr>
+            <w:rFonts w:asciiTheme="minorHAnsi" w:hAnsiTheme="minorHAnsi"/>
+            <w:noProof/>
+            <w:kern w:val="2"/>
+            <w:szCs w:val="24"/>
+            <w:lang w:eastAsia="es-ES"/>
+            <w14:ligatures w14:val="standardContextual"/>
+          </w:rPr>
+          <w:tab/>
+        </w:r>
+        <w:r>
+          <w:rPr>
+            <w:rStyle w:val="Hipervnculo"/>
+            <w:noProof/>
+          </w:rPr>
+          <w:t>Capa de presentación: el controlador</w:t>
+        </w:r>
+        <w:r>
+          <w:rPr>
+            <w:noProof/>
+            <w:webHidden/>
+          </w:rPr>
+          <w:tab/>
+        </w:r>
+        <w:r>
+          <w:rPr>
+            <w:noProof/>
+            <w:webHidden/>
+          </w:rPr>
+          <w:fldChar w:fldCharType="begin"/>
+        </w:r>
+        <w:r>
+          <w:rPr>
+            <w:noProof/>
+            <w:webHidden/>
+          </w:rPr>
+          <w:instrText xml:space="preserve"> PAGEREF _Toc229049905 \h </w:instrText>
+        </w:r>
+        <w:r>
+          <w:rPr>
+            <w:noProof/>
+            <w:webHidden/>
+          </w:rPr>
+        </w:r>
+        <w:r>
+          <w:rPr>
+            <w:noProof/>
+            <w:webHidden/>
+          </w:rPr>
+          <w:fldChar w:fldCharType="separate"/>
+        </w:r>
+        <w:r>
+          <w:rPr>
+            <w:noProof/>
+            <w:webHidden/>
+          </w:rPr>
+          <w:t>28</w:t>
+        </w:r>
+        <w:r>
+          <w:rPr>
+            <w:noProof/>
+            <w:webHidden/>
+          </w:rPr>
+          <w:fldChar w:fldCharType="end"/>
+        </w:r>
+      </w:hyperlink>
+    </w:p>
+    <w:p>
+      <w:pPr>
+        <w:pStyle w:val="TDC3"/>
+        <w:tabs>
+          <w:tab w:val="left" w:pos="1440"/>
+          <w:tab w:val="right" w:leader="dot" w:pos="9062"/>
+        </w:tabs>
+        <w:rPr>
+          <w:rFonts w:asciiTheme="minorHAnsi" w:hAnsiTheme="minorHAnsi"/>
+          <w:noProof/>
+          <w:kern w:val="2"/>
+          <w:szCs w:val="24"/>
+          <w:lang w:eastAsia="es-ES"/>
+          <w14:ligatures w14:val="standardContextual"/>
+        </w:rPr>
+      </w:pPr>
+      <w:hyperlink w:anchor="_Toc229049906" w:history="1">
+        <w:r>
+          <w:rPr>
+            <w:rStyle w:val="Hipervnculo"/>
+            <w:noProof/>
+          </w:rPr>
+          <w:t>7.2.3</w:t>
+        </w:r>
+        <w:r>
+          <w:rPr>
+            <w:rFonts w:asciiTheme="minorHAnsi" w:hAnsiTheme="minorHAnsi"/>
+            <w:noProof/>
+            <w:kern w:val="2"/>
+            <w:szCs w:val="24"/>
+            <w:lang w:eastAsia="es-ES"/>
+            <w14:ligatures w14:val="standardContextual"/>
+          </w:rPr>
+          <w:tab/>
+        </w:r>
+        <w:r>
+          <w:rPr>
+            <w:rStyle w:val="Hipervnculo"/>
+            <w:noProof/>
+          </w:rPr>
+          <w:t>Capa de lógica: el servicio</w:t>
+        </w:r>
+        <w:r>
+          <w:rPr>
+            <w:noProof/>
+            <w:webHidden/>
+          </w:rPr>
+          <w:tab/>
+        </w:r>
+        <w:r>
+          <w:rPr>
+            <w:noProof/>
+            <w:webHidden/>
+          </w:rPr>
+          <w:fldChar w:fldCharType="begin"/>
+        </w:r>
+        <w:r>
+          <w:rPr>
+            <w:noProof/>
+            <w:webHidden/>
+          </w:rPr>
+          <w:instrText xml:space="preserve"> PAGEREF _Toc229049906 \h </w:instrText>
+        </w:r>
+        <w:r>
+          <w:rPr>
+            <w:noProof/>
+            <w:webHidden/>
+          </w:rPr>
+        </w:r>
+        <w:r>
+          <w:rPr>
+            <w:noProof/>
+            <w:webHidden/>
+          </w:rPr>
+          <w:fldChar w:fldCharType="separate"/>
+        </w:r>
+        <w:r>
+          <w:rPr>
+            <w:noProof/>
+            <w:webHidden/>
+          </w:rPr>
+          <w:t>29</w:t>
         </w:r>
         <w:r>
           <w:rPr>
@@ -3175,7 +4003,7 @@
           <w14:ligatures w14:val="standardContextual"/>
         </w:rPr>
       </w:pPr>
-      <w:hyperlink w:anchor="_Toc228449156" w:history="1">
+      <w:hyperlink w:anchor="_Toc229049907" w:history="1">
         <w:r>
           <w:rPr>
             <w:rStyle w:val="Hipervnculo"/>
@@ -3199,7 +4027,7 @@
             <w:rStyle w:val="Hipervnculo"/>
             <w:noProof/>
           </w:rPr>
-          <w:t>Conclusiones</w:t>
+          <w:t>Validación y pruebas</w:t>
         </w:r>
         <w:r>
           <w:rPr>
@@ -3220,7 +4048,7 @@
             <w:noProof/>
             <w:webHidden/>
           </w:rPr>
-          <w:instrText xml:space="preserve"> PAGEREF _Toc228449156 \h </w:instrText>
+          <w:instrText xml:space="preserve"> PAGEREF _Toc229049907 \h </w:instrText>
         </w:r>
         <w:r>
           <w:rPr>
@@ -3240,7 +4068,651 @@
             <w:noProof/>
             <w:webHidden/>
           </w:rPr>
-          <w:t>21</w:t>
+          <w:t>31</w:t>
+        </w:r>
+        <w:r>
+          <w:rPr>
+            <w:noProof/>
+            <w:webHidden/>
+          </w:rPr>
+          <w:fldChar w:fldCharType="end"/>
+        </w:r>
+      </w:hyperlink>
+    </w:p>
+    <w:p>
+      <w:pPr>
+        <w:pStyle w:val="TDC2"/>
+        <w:tabs>
+          <w:tab w:val="left" w:pos="960"/>
+          <w:tab w:val="right" w:leader="dot" w:pos="9062"/>
+        </w:tabs>
+        <w:rPr>
+          <w:rFonts w:asciiTheme="minorHAnsi" w:hAnsiTheme="minorHAnsi"/>
+          <w:noProof/>
+          <w:kern w:val="2"/>
+          <w:szCs w:val="24"/>
+          <w:lang w:eastAsia="es-ES"/>
+          <w14:ligatures w14:val="standardContextual"/>
+        </w:rPr>
+      </w:pPr>
+      <w:hyperlink w:anchor="_Toc229049908" w:history="1">
+        <w:r>
+          <w:rPr>
+            <w:rStyle w:val="Hipervnculo"/>
+            <w:noProof/>
+          </w:rPr>
+          <w:t>8.1</w:t>
+        </w:r>
+        <w:r>
+          <w:rPr>
+            <w:rFonts w:asciiTheme="minorHAnsi" w:hAnsiTheme="minorHAnsi"/>
+            <w:noProof/>
+            <w:kern w:val="2"/>
+            <w:szCs w:val="24"/>
+            <w:lang w:eastAsia="es-ES"/>
+            <w14:ligatures w14:val="standardContextual"/>
+          </w:rPr>
+          <w:tab/>
+        </w:r>
+        <w:r>
+          <w:rPr>
+            <w:rStyle w:val="Hipervnculo"/>
+            <w:noProof/>
+          </w:rPr>
+          <w:t>Pruebas funcionales</w:t>
+        </w:r>
+        <w:r>
+          <w:rPr>
+            <w:noProof/>
+            <w:webHidden/>
+          </w:rPr>
+          <w:tab/>
+        </w:r>
+        <w:r>
+          <w:rPr>
+            <w:noProof/>
+            <w:webHidden/>
+          </w:rPr>
+          <w:fldChar w:fldCharType="begin"/>
+        </w:r>
+        <w:r>
+          <w:rPr>
+            <w:noProof/>
+            <w:webHidden/>
+          </w:rPr>
+          <w:instrText xml:space="preserve"> PAGEREF _Toc229049908 \h </w:instrText>
+        </w:r>
+        <w:r>
+          <w:rPr>
+            <w:noProof/>
+            <w:webHidden/>
+          </w:rPr>
+        </w:r>
+        <w:r>
+          <w:rPr>
+            <w:noProof/>
+            <w:webHidden/>
+          </w:rPr>
+          <w:fldChar w:fldCharType="separate"/>
+        </w:r>
+        <w:r>
+          <w:rPr>
+            <w:noProof/>
+            <w:webHidden/>
+          </w:rPr>
+          <w:t>31</w:t>
+        </w:r>
+        <w:r>
+          <w:rPr>
+            <w:noProof/>
+            <w:webHidden/>
+          </w:rPr>
+          <w:fldChar w:fldCharType="end"/>
+        </w:r>
+      </w:hyperlink>
+    </w:p>
+    <w:p>
+      <w:pPr>
+        <w:pStyle w:val="TDC2"/>
+        <w:tabs>
+          <w:tab w:val="left" w:pos="960"/>
+          <w:tab w:val="right" w:leader="dot" w:pos="9062"/>
+        </w:tabs>
+        <w:rPr>
+          <w:rFonts w:asciiTheme="minorHAnsi" w:hAnsiTheme="minorHAnsi"/>
+          <w:noProof/>
+          <w:kern w:val="2"/>
+          <w:szCs w:val="24"/>
+          <w:lang w:eastAsia="es-ES"/>
+          <w14:ligatures w14:val="standardContextual"/>
+        </w:rPr>
+      </w:pPr>
+      <w:hyperlink w:anchor="_Toc229049909" w:history="1">
+        <w:r>
+          <w:rPr>
+            <w:rStyle w:val="Hipervnculo"/>
+            <w:noProof/>
+          </w:rPr>
+          <w:t>8.2</w:t>
+        </w:r>
+        <w:r>
+          <w:rPr>
+            <w:rFonts w:asciiTheme="minorHAnsi" w:hAnsiTheme="minorHAnsi"/>
+            <w:noProof/>
+            <w:kern w:val="2"/>
+            <w:szCs w:val="24"/>
+            <w:lang w:eastAsia="es-ES"/>
+            <w14:ligatures w14:val="standardContextual"/>
+          </w:rPr>
+          <w:tab/>
+        </w:r>
+        <w:r>
+          <w:rPr>
+            <w:rStyle w:val="Hipervnculo"/>
+            <w:noProof/>
+          </w:rPr>
+          <w:t>Validación de datos de entrada</w:t>
+        </w:r>
+        <w:r>
+          <w:rPr>
+            <w:noProof/>
+            <w:webHidden/>
+          </w:rPr>
+          <w:tab/>
+        </w:r>
+        <w:r>
+          <w:rPr>
+            <w:noProof/>
+            <w:webHidden/>
+          </w:rPr>
+          <w:fldChar w:fldCharType="begin"/>
+        </w:r>
+        <w:r>
+          <w:rPr>
+            <w:noProof/>
+            <w:webHidden/>
+          </w:rPr>
+          <w:instrText xml:space="preserve"> PAGEREF _Toc229049909 \h </w:instrText>
+        </w:r>
+        <w:r>
+          <w:rPr>
+            <w:noProof/>
+            <w:webHidden/>
+          </w:rPr>
+        </w:r>
+        <w:r>
+          <w:rPr>
+            <w:noProof/>
+            <w:webHidden/>
+          </w:rPr>
+          <w:fldChar w:fldCharType="separate"/>
+        </w:r>
+        <w:r>
+          <w:rPr>
+            <w:noProof/>
+            <w:webHidden/>
+          </w:rPr>
+          <w:t>31</w:t>
+        </w:r>
+        <w:r>
+          <w:rPr>
+            <w:noProof/>
+            <w:webHidden/>
+          </w:rPr>
+          <w:fldChar w:fldCharType="end"/>
+        </w:r>
+      </w:hyperlink>
+    </w:p>
+    <w:p>
+      <w:pPr>
+        <w:pStyle w:val="TDC2"/>
+        <w:tabs>
+          <w:tab w:val="left" w:pos="960"/>
+          <w:tab w:val="right" w:leader="dot" w:pos="9062"/>
+        </w:tabs>
+        <w:rPr>
+          <w:rFonts w:asciiTheme="minorHAnsi" w:hAnsiTheme="minorHAnsi"/>
+          <w:noProof/>
+          <w:kern w:val="2"/>
+          <w:szCs w:val="24"/>
+          <w:lang w:eastAsia="es-ES"/>
+          <w14:ligatures w14:val="standardContextual"/>
+        </w:rPr>
+      </w:pPr>
+      <w:hyperlink w:anchor="_Toc229049910" w:history="1">
+        <w:r>
+          <w:rPr>
+            <w:rStyle w:val="Hipervnculo"/>
+            <w:noProof/>
+          </w:rPr>
+          <w:t>8.3</w:t>
+        </w:r>
+        <w:r>
+          <w:rPr>
+            <w:rFonts w:asciiTheme="minorHAnsi" w:hAnsiTheme="minorHAnsi"/>
+            <w:noProof/>
+            <w:kern w:val="2"/>
+            <w:szCs w:val="24"/>
+            <w:lang w:eastAsia="es-ES"/>
+            <w14:ligatures w14:val="standardContextual"/>
+          </w:rPr>
+          <w:tab/>
+        </w:r>
+        <w:r>
+          <w:rPr>
+            <w:rStyle w:val="Hipervnculo"/>
+            <w:noProof/>
+          </w:rPr>
+          <w:t>Control de acceso y aislamiento (RNF-02)</w:t>
+        </w:r>
+        <w:r>
+          <w:rPr>
+            <w:noProof/>
+            <w:webHidden/>
+          </w:rPr>
+          <w:tab/>
+        </w:r>
+        <w:r>
+          <w:rPr>
+            <w:noProof/>
+            <w:webHidden/>
+          </w:rPr>
+          <w:fldChar w:fldCharType="begin"/>
+        </w:r>
+        <w:r>
+          <w:rPr>
+            <w:noProof/>
+            <w:webHidden/>
+          </w:rPr>
+          <w:instrText xml:space="preserve"> PAGEREF _Toc229049910 \h </w:instrText>
+        </w:r>
+        <w:r>
+          <w:rPr>
+            <w:noProof/>
+            <w:webHidden/>
+          </w:rPr>
+        </w:r>
+        <w:r>
+          <w:rPr>
+            <w:noProof/>
+            <w:webHidden/>
+          </w:rPr>
+          <w:fldChar w:fldCharType="separate"/>
+        </w:r>
+        <w:r>
+          <w:rPr>
+            <w:noProof/>
+            <w:webHidden/>
+          </w:rPr>
+          <w:t>32</w:t>
+        </w:r>
+        <w:r>
+          <w:rPr>
+            <w:noProof/>
+            <w:webHidden/>
+          </w:rPr>
+          <w:fldChar w:fldCharType="end"/>
+        </w:r>
+      </w:hyperlink>
+    </w:p>
+    <w:p>
+      <w:pPr>
+        <w:pStyle w:val="TDC2"/>
+        <w:tabs>
+          <w:tab w:val="left" w:pos="960"/>
+          <w:tab w:val="right" w:leader="dot" w:pos="9062"/>
+        </w:tabs>
+        <w:rPr>
+          <w:rFonts w:asciiTheme="minorHAnsi" w:hAnsiTheme="minorHAnsi"/>
+          <w:noProof/>
+          <w:kern w:val="2"/>
+          <w:szCs w:val="24"/>
+          <w:lang w:eastAsia="es-ES"/>
+          <w14:ligatures w14:val="standardContextual"/>
+        </w:rPr>
+      </w:pPr>
+      <w:hyperlink w:anchor="_Toc229049911" w:history="1">
+        <w:r>
+          <w:rPr>
+            <w:rStyle w:val="Hipervnculo"/>
+            <w:noProof/>
+          </w:rPr>
+          <w:t>8.4</w:t>
+        </w:r>
+        <w:r>
+          <w:rPr>
+            <w:rFonts w:asciiTheme="minorHAnsi" w:hAnsiTheme="minorHAnsi"/>
+            <w:noProof/>
+            <w:kern w:val="2"/>
+            <w:szCs w:val="24"/>
+            <w:lang w:eastAsia="es-ES"/>
+            <w14:ligatures w14:val="standardContextual"/>
+          </w:rPr>
+          <w:tab/>
+        </w:r>
+        <w:r>
+          <w:rPr>
+            <w:rStyle w:val="Hipervnculo"/>
+            <w:noProof/>
+          </w:rPr>
+          <w:t>Análisis estático con SonarQube</w:t>
+        </w:r>
+        <w:r>
+          <w:rPr>
+            <w:noProof/>
+            <w:webHidden/>
+          </w:rPr>
+          <w:tab/>
+        </w:r>
+        <w:r>
+          <w:rPr>
+            <w:noProof/>
+            <w:webHidden/>
+          </w:rPr>
+          <w:fldChar w:fldCharType="begin"/>
+        </w:r>
+        <w:r>
+          <w:rPr>
+            <w:noProof/>
+            <w:webHidden/>
+          </w:rPr>
+          <w:instrText xml:space="preserve"> PAGEREF _Toc229049911 \h </w:instrText>
+        </w:r>
+        <w:r>
+          <w:rPr>
+            <w:noProof/>
+            <w:webHidden/>
+          </w:rPr>
+        </w:r>
+        <w:r>
+          <w:rPr>
+            <w:noProof/>
+            <w:webHidden/>
+          </w:rPr>
+          <w:fldChar w:fldCharType="separate"/>
+        </w:r>
+        <w:r>
+          <w:rPr>
+            <w:noProof/>
+            <w:webHidden/>
+          </w:rPr>
+          <w:t>32</w:t>
+        </w:r>
+        <w:r>
+          <w:rPr>
+            <w:noProof/>
+            <w:webHidden/>
+          </w:rPr>
+          <w:fldChar w:fldCharType="end"/>
+        </w:r>
+      </w:hyperlink>
+    </w:p>
+    <w:p>
+      <w:pPr>
+        <w:pStyle w:val="TDC3"/>
+        <w:tabs>
+          <w:tab w:val="left" w:pos="1440"/>
+          <w:tab w:val="right" w:leader="dot" w:pos="9062"/>
+        </w:tabs>
+        <w:rPr>
+          <w:rFonts w:asciiTheme="minorHAnsi" w:hAnsiTheme="minorHAnsi"/>
+          <w:noProof/>
+          <w:kern w:val="2"/>
+          <w:szCs w:val="24"/>
+          <w:lang w:eastAsia="es-ES"/>
+          <w14:ligatures w14:val="standardContextual"/>
+        </w:rPr>
+      </w:pPr>
+      <w:hyperlink w:anchor="_Toc229049912" w:history="1">
+        <w:r>
+          <w:rPr>
+            <w:rStyle w:val="Hipervnculo"/>
+            <w:noProof/>
+          </w:rPr>
+          <w:t>8.4.1</w:t>
+        </w:r>
+        <w:r>
+          <w:rPr>
+            <w:rFonts w:asciiTheme="minorHAnsi" w:hAnsiTheme="minorHAnsi"/>
+            <w:noProof/>
+            <w:kern w:val="2"/>
+            <w:szCs w:val="24"/>
+            <w:lang w:eastAsia="es-ES"/>
+            <w14:ligatures w14:val="standardContextual"/>
+          </w:rPr>
+          <w:tab/>
+        </w:r>
+        <w:r>
+          <w:rPr>
+            <w:rStyle w:val="Hipervnculo"/>
+            <w:noProof/>
+          </w:rPr>
+          <w:t>Excepciones genéricas en operaciones Docker (regla java:S112)</w:t>
+        </w:r>
+        <w:r>
+          <w:rPr>
+            <w:noProof/>
+            <w:webHidden/>
+          </w:rPr>
+          <w:tab/>
+        </w:r>
+        <w:r>
+          <w:rPr>
+            <w:noProof/>
+            <w:webHidden/>
+          </w:rPr>
+          <w:fldChar w:fldCharType="begin"/>
+        </w:r>
+        <w:r>
+          <w:rPr>
+            <w:noProof/>
+            <w:webHidden/>
+          </w:rPr>
+          <w:instrText xml:space="preserve"> PAGEREF _Toc229049912 \h </w:instrText>
+        </w:r>
+        <w:r>
+          <w:rPr>
+            <w:noProof/>
+            <w:webHidden/>
+          </w:rPr>
+        </w:r>
+        <w:r>
+          <w:rPr>
+            <w:noProof/>
+            <w:webHidden/>
+          </w:rPr>
+          <w:fldChar w:fldCharType="separate"/>
+        </w:r>
+        <w:r>
+          <w:rPr>
+            <w:noProof/>
+            <w:webHidden/>
+          </w:rPr>
+          <w:t>34</w:t>
+        </w:r>
+        <w:r>
+          <w:rPr>
+            <w:noProof/>
+            <w:webHidden/>
+          </w:rPr>
+          <w:fldChar w:fldCharType="end"/>
+        </w:r>
+      </w:hyperlink>
+    </w:p>
+    <w:p>
+      <w:pPr>
+        <w:pStyle w:val="TDC3"/>
+        <w:tabs>
+          <w:tab w:val="left" w:pos="1440"/>
+          <w:tab w:val="right" w:leader="dot" w:pos="9062"/>
+        </w:tabs>
+        <w:rPr>
+          <w:rFonts w:asciiTheme="minorHAnsi" w:hAnsiTheme="minorHAnsi"/>
+          <w:noProof/>
+          <w:kern w:val="2"/>
+          <w:szCs w:val="24"/>
+          <w:lang w:eastAsia="es-ES"/>
+          <w14:ligatures w14:val="standardContextual"/>
+        </w:rPr>
+      </w:pPr>
+      <w:hyperlink w:anchor="_Toc229049913" w:history="1">
+        <w:r>
+          <w:rPr>
+            <w:rStyle w:val="Hipervnculo"/>
+            <w:noProof/>
+          </w:rPr>
+          <w:t>8.4.2</w:t>
+        </w:r>
+        <w:r>
+          <w:rPr>
+            <w:rFonts w:asciiTheme="minorHAnsi" w:hAnsiTheme="minorHAnsi"/>
+            <w:noProof/>
+            <w:kern w:val="2"/>
+            <w:szCs w:val="24"/>
+            <w:lang w:eastAsia="es-ES"/>
+            <w14:ligatures w14:val="standardContextual"/>
+          </w:rPr>
+          <w:tab/>
+        </w:r>
+        <w:r>
+          <w:rPr>
+            <w:rStyle w:val="Hipervnculo"/>
+            <w:noProof/>
+          </w:rPr>
+          <w:t>Duplicación de literales (regla java:S1192)</w:t>
+        </w:r>
+        <w:r>
+          <w:rPr>
+            <w:noProof/>
+            <w:webHidden/>
+          </w:rPr>
+          <w:tab/>
+        </w:r>
+        <w:r>
+          <w:rPr>
+            <w:noProof/>
+            <w:webHidden/>
+          </w:rPr>
+          <w:fldChar w:fldCharType="begin"/>
+        </w:r>
+        <w:r>
+          <w:rPr>
+            <w:noProof/>
+            <w:webHidden/>
+          </w:rPr>
+          <w:instrText xml:space="preserve"> PAGEREF _Toc229049913 \h </w:instrText>
+        </w:r>
+        <w:r>
+          <w:rPr>
+            <w:noProof/>
+            <w:webHidden/>
+          </w:rPr>
+        </w:r>
+        <w:r>
+          <w:rPr>
+            <w:noProof/>
+            <w:webHidden/>
+          </w:rPr>
+          <w:fldChar w:fldCharType="separate"/>
+        </w:r>
+        <w:r>
+          <w:rPr>
+            <w:noProof/>
+            <w:webHidden/>
+          </w:rPr>
+          <w:t>36</w:t>
+        </w:r>
+        <w:r>
+          <w:rPr>
+            <w:noProof/>
+            <w:webHidden/>
+          </w:rPr>
+          <w:fldChar w:fldCharType="end"/>
+        </w:r>
+      </w:hyperlink>
+    </w:p>
+    <w:p>
+      <w:pPr>
+        <w:pStyle w:val="TDC3"/>
+        <w:tabs>
+          <w:tab w:val="left" w:pos="1440"/>
+          <w:tab w:val="right" w:leader="dot" w:pos="9062"/>
+        </w:tabs>
+        <w:rPr>
+          <w:rFonts w:asciiTheme="minorHAnsi" w:hAnsiTheme="minorHAnsi"/>
+          <w:noProof/>
+          <w:kern w:val="2"/>
+          <w:szCs w:val="24"/>
+          <w:lang w:eastAsia="es-ES"/>
+          <w14:ligatures w14:val="standardContextual"/>
+        </w:rPr>
+      </w:pPr>
+      <w:hyperlink w:anchor="_Toc229049914" w:history="1">
+        <w:r>
+          <w:rPr>
+            <w:rStyle w:val="Hipervnculo"/>
+            <w:noProof/>
+          </w:rPr>
+          <w:t>8.4.3</w:t>
+        </w:r>
+        <w:r>
+          <w:rPr>
+            <w:rFonts w:asciiTheme="minorHAnsi" w:hAnsiTheme="minorHAnsi"/>
+            <w:noProof/>
+            <w:kern w:val="2"/>
+            <w:szCs w:val="24"/>
+            <w:lang w:eastAsia="es-ES"/>
+            <w14:ligatures w14:val="standardContextual"/>
+          </w:rPr>
+          <w:tab/>
+        </w:r>
+        <w:r>
+          <w:rPr>
+            <w:rStyle w:val="Hipervnculo"/>
+            <w:noProof/>
+          </w:rPr>
+          <w:t>Security Hotspots</w:t>
+        </w:r>
+        <w:r>
+          <w:rPr>
+            <w:noProof/>
+            <w:webHidden/>
+          </w:rPr>
+          <w:tab/>
+        </w:r>
+        <w:r>
+          <w:rPr>
+            <w:noProof/>
+            <w:webHidden/>
+          </w:rPr>
+          <w:fldChar w:fldCharType="begin"/>
+        </w:r>
+        <w:r>
+          <w:rPr>
+            <w:noProof/>
+            <w:webHidden/>
+          </w:rPr>
+          <w:instrText xml:space="preserve"> PAGEREF _Toc229049914 \h </w:instrText>
+        </w:r>
+        <w:r>
+          <w:rPr>
+            <w:noProof/>
+            <w:webHidden/>
+          </w:rPr>
+        </w:r>
+        <w:r>
+          <w:rPr>
+            <w:noProof/>
+            <w:webHidden/>
+          </w:rPr>
+          <w:fldChar w:fldCharType="separate"/>
+        </w:r>
+        <w:r>
+          <w:rPr>
+            <w:noProof/>
+            <w:webHidden/>
+          </w:rPr>
+          <w:t>37</w:t>
         </w:r>
         <w:r>
           <w:rPr>
@@ -3267,7 +4739,7 @@
           <w14:ligatures w14:val="standardContextual"/>
         </w:rPr>
       </w:pPr>
-      <w:hyperlink w:anchor="_Toc228449157" w:history="1">
+      <w:hyperlink w:anchor="_Toc229049915" w:history="1">
         <w:r>
           <w:rPr>
             <w:rStyle w:val="Hipervnculo"/>
@@ -3291,6 +4763,98 @@
             <w:rStyle w:val="Hipervnculo"/>
             <w:noProof/>
           </w:rPr>
+          <w:t>Conclusiones</w:t>
+        </w:r>
+        <w:r>
+          <w:rPr>
+            <w:noProof/>
+            <w:webHidden/>
+          </w:rPr>
+          <w:tab/>
+        </w:r>
+        <w:r>
+          <w:rPr>
+            <w:noProof/>
+            <w:webHidden/>
+          </w:rPr>
+          <w:fldChar w:fldCharType="begin"/>
+        </w:r>
+        <w:r>
+          <w:rPr>
+            <w:noProof/>
+            <w:webHidden/>
+          </w:rPr>
+          <w:instrText xml:space="preserve"> PAGEREF _Toc229049915 \h </w:instrText>
+        </w:r>
+        <w:r>
+          <w:rPr>
+            <w:noProof/>
+            <w:webHidden/>
+          </w:rPr>
+        </w:r>
+        <w:r>
+          <w:rPr>
+            <w:noProof/>
+            <w:webHidden/>
+          </w:rPr>
+          <w:fldChar w:fldCharType="separate"/>
+        </w:r>
+        <w:r>
+          <w:rPr>
+            <w:noProof/>
+            <w:webHidden/>
+          </w:rPr>
+          <w:t>39</w:t>
+        </w:r>
+        <w:r>
+          <w:rPr>
+            <w:noProof/>
+            <w:webHidden/>
+          </w:rPr>
+          <w:fldChar w:fldCharType="end"/>
+        </w:r>
+      </w:hyperlink>
+    </w:p>
+    <w:p>
+      <w:pPr>
+        <w:pStyle w:val="TDC1"/>
+        <w:tabs>
+          <w:tab w:val="left" w:pos="720"/>
+          <w:tab w:val="right" w:leader="dot" w:pos="9062"/>
+        </w:tabs>
+        <w:rPr>
+          <w:rFonts w:asciiTheme="minorHAnsi" w:hAnsiTheme="minorHAnsi"/>
+          <w:noProof/>
+          <w:kern w:val="2"/>
+          <w:szCs w:val="24"/>
+          <w:lang w:eastAsia="es-ES"/>
+          <w14:ligatures w14:val="standardContextual"/>
+        </w:rPr>
+      </w:pPr>
+      <w:hyperlink w:anchor="_Toc229049916" w:history="1">
+        <w:r>
+          <w:rPr>
+            <w:rStyle w:val="Hipervnculo"/>
+            <w:noProof/>
+          </w:rPr>
+          <w:t>10</w:t>
+        </w:r>
+        <w:r>
+          <w:rPr>
+            <w:rFonts w:asciiTheme="minorHAnsi" w:hAnsiTheme="minorHAnsi"/>
+            <w:noProof/>
+            <w:kern w:val="2"/>
+            <w:szCs w:val="24"/>
+            <w:lang w:eastAsia="es-ES"/>
+            <w14:ligatures w14:val="standardContextual"/>
+          </w:rPr>
+          <w:tab/>
+        </w:r>
+        <w:r>
+          <w:rPr>
+            <w:rStyle w:val="Hipervnculo"/>
+            <w:noProof/>
+          </w:rPr>
           <w:t>Bibliografía</w:t>
         </w:r>
         <w:r>
@@ -3312,7 +4876,7 @@
             <w:noProof/>
             <w:webHidden/>
           </w:rPr>
-          <w:instrText xml:space="preserve"> PAGEREF _Toc228449157 \h </w:instrText>
+          <w:instrText xml:space="preserve"> PAGEREF _Toc229049916 \h </w:instrText>
         </w:r>
         <w:r>
           <w:rPr>
@@ -3332,7 +4896,7 @@
             <w:noProof/>
             <w:webHidden/>
           </w:rPr>
-          <w:t>22</w:t>
+          <w:t>40</w:t>
         </w:r>
         <w:r>
           <w:rPr>
@@ -3359,13 +4923,13 @@
           <w14:ligatures w14:val="standardContextual"/>
         </w:rPr>
       </w:pPr>
-      <w:hyperlink w:anchor="_Toc228449158" w:history="1">
+      <w:hyperlink w:anchor="_Toc229049917" w:history="1">
         <w:r>
           <w:rPr>
             <w:rStyle w:val="Hipervnculo"/>
             <w:noProof/>
           </w:rPr>
-          <w:t>9.1</w:t>
+          <w:t>10.1</w:t>
         </w:r>
         <w:r>
           <w:rPr>
@@ -3404,7 +4968,7 @@
             <w:noProof/>
             <w:webHidden/>
           </w:rPr>
-          <w:instrText xml:space="preserve"> PAGEREF _Toc228449158 \h </w:instrText>
+          <w:instrText xml:space="preserve"> PAGEREF _Toc229049917 \h </w:instrText>
         </w:r>
         <w:r>
           <w:rPr>
@@ -3424,7 +4988,7 @@
             <w:noProof/>
             <w:webHidden/>
           </w:rPr>
-          <w:t>22</w:t>
+          <w:t>40</w:t>
         </w:r>
         <w:r>
           <w:rPr>
@@ -3451,13 +5015,13 @@
           <w14:ligatures w14:val="standardContextual"/>
         </w:rPr>
       </w:pPr>
-      <w:hyperlink w:anchor="_Toc228449159" w:history="1">
+      <w:hyperlink w:anchor="_Toc229049918" w:history="1">
         <w:r>
           <w:rPr>
             <w:rStyle w:val="Hipervnculo"/>
             <w:noProof/>
           </w:rPr>
-          <w:t>9.2</w:t>
+          <w:t>10.2</w:t>
         </w:r>
         <w:r>
           <w:rPr>
@@ -3496,7 +5060,7 @@
             <w:noProof/>
             <w:webHidden/>
           </w:rPr>
-          <w:instrText xml:space="preserve"> PAGEREF _Toc228449159 \h </w:instrText>
+          <w:instrText xml:space="preserve"> PAGEREF _Toc229049918 \h </w:instrText>
         </w:r>
         <w:r>
           <w:rPr>
@@ -3516,7 +5080,7 @@
             <w:noProof/>
             <w:webHidden/>
           </w:rPr>
-          <w:t>22</w:t>
+          <w:t>40</w:t>
         </w:r>
         <w:r>
           <w:rPr>
@@ -3543,13 +5107,13 @@
           <w14:ligatures w14:val="standardContextual"/>
         </w:rPr>
       </w:pPr>
-      <w:hyperlink w:anchor="_Toc228449160" w:history="1">
+      <w:hyperlink w:anchor="_Toc229049919" w:history="1">
         <w:r>
           <w:rPr>
             <w:rStyle w:val="Hipervnculo"/>
             <w:noProof/>
           </w:rPr>
-          <w:t>9.3</w:t>
+          <w:t>10.3</w:t>
         </w:r>
         <w:r>
           <w:rPr>
@@ -3588,7 +5152,7 @@
             <w:noProof/>
             <w:webHidden/>
           </w:rPr>
-          <w:instrText xml:space="preserve"> PAGEREF _Toc228449160 \h </w:instrText>
+          <w:instrText xml:space="preserve"> PAGEREF _Toc229049919 \h </w:instrText>
         </w:r>
         <w:r>
           <w:rPr>
@@ -3608,7 +5172,7 @@
             <w:noProof/>
             <w:webHidden/>
           </w:rPr>
-          <w:t>23</w:t>
+          <w:t>41</w:t>
         </w:r>
         <w:r>
           <w:rPr>
@@ -3635,13 +5199,13 @@
           <w14:ligatures w14:val="standardContextual"/>
         </w:rPr>
       </w:pPr>
-      <w:hyperlink w:anchor="_Toc228449161" w:history="1">
+      <w:hyperlink w:anchor="_Toc229049920" w:history="1">
         <w:r>
           <w:rPr>
             <w:rStyle w:val="Hipervnculo"/>
             <w:noProof/>
           </w:rPr>
-          <w:t>9.4</w:t>
+          <w:t>10.4</w:t>
         </w:r>
         <w:r>
           <w:rPr>
@@ -3680,7 +5244,7 @@
             <w:noProof/>
             <w:webHidden/>
           </w:rPr>
-          <w:instrText xml:space="preserve"> PAGEREF _Toc228449161 \h </w:instrText>
+          <w:instrText xml:space="preserve"> PAGEREF _Toc229049920 \h </w:instrText>
         </w:r>
         <w:r>
           <w:rPr>
@@ -3700,7 +5264,7 @@
             <w:noProof/>
             <w:webHidden/>
           </w:rPr>
-          <w:t>23</w:t>
+          <w:t>41</w:t>
         </w:r>
         <w:r>
           <w:rPr>
@@ -3727,13 +5291,13 @@
           <w14:ligatures w14:val="standardContextual"/>
         </w:rPr>
       </w:pPr>
-      <w:hyperlink w:anchor="_Toc228449162" w:history="1">
+      <w:hyperlink w:anchor="_Toc229049921" w:history="1">
         <w:r>
           <w:rPr>
             <w:rStyle w:val="Hipervnculo"/>
             <w:noProof/>
           </w:rPr>
-          <w:t>9.5</w:t>
+          <w:t>10.5</w:t>
         </w:r>
         <w:r>
           <w:rPr>
@@ -3772,7 +5336,7 @@
             <w:noProof/>
             <w:webHidden/>
           </w:rPr>
-          <w:instrText xml:space="preserve"> PAGEREF _Toc228449162 \h </w:instrText>
+          <w:instrText xml:space="preserve"> PAGEREF _Toc229049921 \h </w:instrText>
         </w:r>
         <w:r>
           <w:rPr>
@@ -3792,7 +5356,7 @@
             <w:noProof/>
             <w:webHidden/>
           </w:rPr>
-          <w:t>23</w:t>
+          <w:t>41</w:t>
         </w:r>
         <w:r>
           <w:rPr>
@@ -3819,7 +5383,6 @@
           <w:szCs w:val="28"/>
         </w:rPr>
       </w:pPr>
-      <w:bookmarkStart w:id="0" w:name="_Toc228449126"/>
       <w:r>
         <w:br w:type="page"/>
       </w:r>
@@ -3828,6 +5391,7 @@
       <w:pPr>
         <w:pStyle w:val="Ttulo1"/>
       </w:pPr>
+      <w:bookmarkStart w:id="0" w:name="_Toc229049868"/>
       <w:r>
         <w:lastRenderedPageBreak/>
         <w:t>Introducción</w:t>
@@ -3886,7 +5450,7 @@
       <w:pPr>
         <w:pStyle w:val="Ttulo1"/>
       </w:pPr>
-      <w:bookmarkStart w:id="1" w:name="_Toc228449127"/>
+      <w:bookmarkStart w:id="1" w:name="_Toc229049869"/>
       <w:r>
         <w:t>Objetivos del proyecto</w:t>
       </w:r>
@@ -3896,7 +5460,7 @@
       <w:pPr>
         <w:pStyle w:val="Ttulo2"/>
       </w:pPr>
-      <w:bookmarkStart w:id="2" w:name="_Toc228449128"/>
+      <w:bookmarkStart w:id="2" w:name="_Toc229049870"/>
       <w:r>
         <w:t>Objetivo general</w:t>
       </w:r>
@@ -3914,7 +5478,7 @@
       <w:pPr>
         <w:pStyle w:val="Ttulo2"/>
       </w:pPr>
-      <w:bookmarkStart w:id="3" w:name="_Toc228449129"/>
+      <w:bookmarkStart w:id="3" w:name="_Toc229049871"/>
       <w:r>
         <w:t>Objetivos específicos</w:t>
       </w:r>
@@ -3929,7 +5493,13 @@
         </w:numPr>
       </w:pPr>
       <w:r>
-        <w:t>Permitir el registro y la autenticación de usuarios en la aplicación.</w:t>
+        <w:t>Permitir el registro</w:t>
+      </w:r>
+      <w:r>
+        <w:t xml:space="preserve"> por invitación</w:t>
+      </w:r>
+      <w:r>
+        <w:t xml:space="preserve"> y la autenticación de usuarios en la aplicación.</w:t>
       </w:r>
     </w:p>
     <w:p>
@@ -4010,7 +5580,7 @@
       <w:pPr>
         <w:pStyle w:val="Ttulo1"/>
       </w:pPr>
-      <w:bookmarkStart w:id="4" w:name="_Toc228449130"/>
+      <w:bookmarkStart w:id="4" w:name="_Toc229049872"/>
       <w:r>
         <w:lastRenderedPageBreak/>
         <w:t>Fases del proyecto</w:t>
@@ -4045,7 +5615,7 @@
           <w:bCs/>
         </w:rPr>
       </w:pPr>
-      <w:bookmarkStart w:id="5" w:name="_Toc228449131"/>
+      <w:bookmarkStart w:id="5" w:name="_Toc229049873"/>
       <w:r>
         <w:t xml:space="preserve">Fase 0 - </w:t>
       </w:r>
@@ -4129,7 +5699,7 @@
           <w:bCs/>
         </w:rPr>
       </w:pPr>
-      <w:bookmarkStart w:id="6" w:name="_Toc228449132"/>
+      <w:bookmarkStart w:id="6" w:name="_Toc229049874"/>
       <w:r>
         <w:t xml:space="preserve">Fase 1 - </w:t>
       </w:r>
@@ -4179,7 +5749,7 @@
           <w:bCs/>
         </w:rPr>
       </w:pPr>
-      <w:bookmarkStart w:id="7" w:name="_Toc228449133"/>
+      <w:bookmarkStart w:id="7" w:name="_Toc229049875"/>
       <w:r>
         <w:t xml:space="preserve">Fase 2 - </w:t>
       </w:r>
@@ -4239,7 +5809,7 @@
       <w:pPr>
         <w:pStyle w:val="Ttulo2"/>
       </w:pPr>
-      <w:bookmarkStart w:id="8" w:name="_Toc228449134"/>
+      <w:bookmarkStart w:id="8" w:name="_Toc229049876"/>
       <w:r>
         <w:t xml:space="preserve">Fase 3 - </w:t>
       </w:r>
@@ -4290,7 +5860,7 @@
           <w:bCs/>
         </w:rPr>
       </w:pPr>
-      <w:bookmarkStart w:id="9" w:name="_Toc228449135"/>
+      <w:bookmarkStart w:id="9" w:name="_Toc229049877"/>
       <w:r>
         <w:t xml:space="preserve">Fase 4 - </w:t>
       </w:r>
@@ -4375,7 +5945,7 @@
           <w:bCs/>
         </w:rPr>
       </w:pPr>
-      <w:bookmarkStart w:id="10" w:name="_Toc228449136"/>
+      <w:bookmarkStart w:id="10" w:name="_Toc229049878"/>
       <w:r>
         <w:t xml:space="preserve">Fase 5 - </w:t>
       </w:r>
@@ -4610,7 +6180,7 @@
           <w:lang w:eastAsia="es-ES"/>
         </w:rPr>
       </w:pPr>
-      <w:bookmarkStart w:id="11" w:name="_Toc228449137"/>
+      <w:bookmarkStart w:id="11" w:name="_Toc229049879"/>
       <w:r>
         <w:rPr>
           <w:lang w:eastAsia="es-ES"/>
@@ -4641,21 +6211,7 @@
         <w:rPr>
           <w:lang w:eastAsia="es-ES"/>
         </w:rPr>
-        <w:t xml:space="preserve">Construcción de la interfaz en Angular, incluyendo las pantallas de inicio de sesión, aceptación de invitación, </w:t>
-      </w:r>
-      <w:proofErr w:type="spellStart"/>
-      <w:r>
-        <w:rPr>
-          <w:lang w:eastAsia="es-ES"/>
-        </w:rPr>
-        <w:t>dashboard</w:t>
-      </w:r>
-      <w:proofErr w:type="spellEnd"/>
-      <w:r>
-        <w:rPr>
-          <w:lang w:eastAsia="es-ES"/>
-        </w:rPr>
-        <w:t xml:space="preserve">, gestión de contenedores, imágenes, volúmenes, redes y administración. Se implementa el interceptor HTTP que añade el token JWT a cada petición y los </w:t>
+        <w:t xml:space="preserve">Construcción de la interfaz en Angular, incluyendo las pantallas de inicio de sesión, aceptación de invitación, dashboard, gestión de contenedores, imágenes, volúmenes, redes y administración. Se implementa el interceptor HTTP que añade el token JWT a cada petición y los </w:t>
       </w:r>
       <w:proofErr w:type="spellStart"/>
       <w:r>
@@ -4693,7 +6249,7 @@
           <w:bCs/>
         </w:rPr>
       </w:pPr>
-      <w:bookmarkStart w:id="12" w:name="_Toc228449138"/>
+      <w:bookmarkStart w:id="12" w:name="_Toc229049880"/>
       <w:r>
         <w:lastRenderedPageBreak/>
         <w:t xml:space="preserve">Fase 7 - </w:t>
@@ -5124,7 +6680,7 @@
       <w:pPr>
         <w:pStyle w:val="Ttulo1"/>
       </w:pPr>
-      <w:bookmarkStart w:id="13" w:name="_Toc228449139"/>
+      <w:bookmarkStart w:id="13" w:name="_Toc229049881"/>
       <w:r>
         <w:lastRenderedPageBreak/>
         <w:t>Especificación de requisitos</w:t>
@@ -5135,7 +6691,7 @@
       <w:pPr>
         <w:pStyle w:val="Ttulo2"/>
       </w:pPr>
-      <w:bookmarkStart w:id="14" w:name="_Toc228449140"/>
+      <w:bookmarkStart w:id="14" w:name="_Toc229049882"/>
       <w:r>
         <w:t>Actores del sistema</w:t>
       </w:r>
@@ -5188,7 +6744,7 @@
       <w:pPr>
         <w:pStyle w:val="Ttulo2"/>
       </w:pPr>
-      <w:bookmarkStart w:id="15" w:name="_Toc228449141"/>
+      <w:bookmarkStart w:id="15" w:name="_Toc229049883"/>
       <w:r>
         <w:t>Requisitos funcionales</w:t>
       </w:r>
@@ -5273,7 +6829,13 @@
         <w:t>RF-04:</w:t>
       </w:r>
       <w:r>
-        <w:t xml:space="preserve"> El sistema permitirá a los usuarios gestionar únicamente los contenedores Docker creados por ellos.</w:t>
+        <w:t xml:space="preserve"> El sistema permitirá a los usuarios</w:t>
+      </w:r>
+      <w:r>
+        <w:t xml:space="preserve"> normales</w:t>
+      </w:r>
+      <w:r>
+        <w:t xml:space="preserve"> gestionar únicamente los contenedores Docker creados por ellos.</w:t>
       </w:r>
     </w:p>
     <w:p>
@@ -5447,7 +7009,7 @@
       <w:pPr>
         <w:pStyle w:val="Ttulo2"/>
       </w:pPr>
-      <w:bookmarkStart w:id="16" w:name="_Toc228449142"/>
+      <w:bookmarkStart w:id="16" w:name="_Toc229049884"/>
       <w:r>
         <w:t>Requisitos no funcionales</w:t>
       </w:r>
@@ -5739,7 +7301,7 @@
       <w:pPr>
         <w:pStyle w:val="Ttulo1"/>
       </w:pPr>
-      <w:bookmarkStart w:id="17" w:name="_Toc228449143"/>
+      <w:bookmarkStart w:id="17" w:name="_Toc229049885"/>
       <w:r>
         <w:lastRenderedPageBreak/>
         <w:t>Análisis</w:t>
@@ -5758,7 +7320,7 @@
       <w:pPr>
         <w:pStyle w:val="Ttulo2"/>
       </w:pPr>
-      <w:bookmarkStart w:id="18" w:name="_Toc228449144"/>
+      <w:bookmarkStart w:id="18" w:name="_Toc229049886"/>
       <w:r>
         <w:t>Modelo de negocio</w:t>
       </w:r>
@@ -6059,7 +7621,7 @@
       <w:pPr>
         <w:pStyle w:val="Ttulo2"/>
       </w:pPr>
-      <w:bookmarkStart w:id="19" w:name="_Toc228449145"/>
+      <w:bookmarkStart w:id="19" w:name="_Toc229049887"/>
       <w:r>
         <w:lastRenderedPageBreak/>
         <w:t>Casos de uso</w:t>
@@ -6091,24 +7653,22 @@
         <w:t>, que hereda todos los casos del usuario y añade capacidades de gestión global.</w:t>
       </w:r>
     </w:p>
-    <w:p/>
     <w:p>
       <w:r>
         <w:rPr>
           <w:noProof/>
         </w:rPr>
-        <w:lastRenderedPageBreak/>
         <w:drawing>
-          <wp:anchor distT="0" distB="0" distL="114300" distR="114300" simplePos="0" relativeHeight="251664896" behindDoc="0" locked="0" layoutInCell="1" allowOverlap="1" wp14:anchorId="47E91593" wp14:editId="697C1DF6">
+          <wp:anchor distT="0" distB="0" distL="114300" distR="114300" simplePos="0" relativeHeight="251664896" behindDoc="0" locked="0" layoutInCell="1" allowOverlap="1" wp14:anchorId="47E91593" wp14:editId="758D12DE">
             <wp:simplePos x="0" y="0"/>
             <wp:positionH relativeFrom="margin">
-              <wp:posOffset>1557655</wp:posOffset>
+              <wp:posOffset>1279303</wp:posOffset>
             </wp:positionH>
             <wp:positionV relativeFrom="paragraph">
-              <wp:posOffset>-38735</wp:posOffset>
+              <wp:posOffset>12803</wp:posOffset>
             </wp:positionV>
-            <wp:extent cx="3294078" cy="7248525"/>
-            <wp:effectExtent l="0" t="0" r="1905" b="0"/>
+            <wp:extent cx="3111500" cy="6847205"/>
+            <wp:effectExtent l="0" t="0" r="0" b="0"/>
             <wp:wrapSquare wrapText="bothSides"/>
             <wp:docPr id="2122408120" name="Imagen 1"/>
             <wp:cNvGraphicFramePr>
@@ -6139,7 +7699,7 @@
                   <pic:spPr bwMode="auto">
                     <a:xfrm>
                       <a:off x="0" y="0"/>
-                      <a:ext cx="3295268" cy="7251144"/>
+                      <a:ext cx="3111500" cy="6847205"/>
                     </a:xfrm>
                     <a:prstGeom prst="rect">
                       <a:avLst/>
@@ -6182,8 +7742,10 @@
     <w:p/>
     <w:p/>
     <w:p/>
+    <w:p/>
     <w:p>
       <w:r>
+        <w:lastRenderedPageBreak/>
         <w:t>El sistema cuenta con tres actores:</w:t>
       </w:r>
     </w:p>
@@ -6220,7 +7782,6 @@
         </w:numPr>
       </w:pPr>
       <w:r>
-        <w:lastRenderedPageBreak/>
         <w:t xml:space="preserve"> </w:t>
       </w:r>
       <w:r>
@@ -9943,7 +11504,7 @@
       <w:pPr>
         <w:pStyle w:val="Ttulo1"/>
       </w:pPr>
-      <w:bookmarkStart w:id="20" w:name="_Toc228449146"/>
+      <w:bookmarkStart w:id="20" w:name="_Toc229049888"/>
       <w:r>
         <w:lastRenderedPageBreak/>
         <w:t>Diseño del sistema</w:t>
@@ -9954,7 +11515,7 @@
       <w:pPr>
         <w:pStyle w:val="Ttulo2"/>
       </w:pPr>
-      <w:bookmarkStart w:id="21" w:name="_Toc228449147"/>
+      <w:bookmarkStart w:id="21" w:name="_Toc229049889"/>
       <w:r>
         <w:rPr>
           <w:bCs/>
@@ -10343,7 +11904,7 @@
           <w:bCs/>
         </w:rPr>
       </w:pPr>
-      <w:bookmarkStart w:id="22" w:name="_Toc228449148"/>
+      <w:bookmarkStart w:id="22" w:name="_Toc229049890"/>
       <w:r>
         <w:rPr>
           <w:bCs/>
@@ -10565,22 +12126,471 @@
         <w:t>, aplicadas automáticamente al arrancar el backend.</w:t>
       </w:r>
     </w:p>
-    <w:p/>
     <w:p>
       <w:pPr>
-        <w:pStyle w:val="Ttulo1"/>
-      </w:pPr>
-      <w:bookmarkStart w:id="23" w:name="_Toc228449149"/>
-      <w:r>
-        <w:t>Implementación</w:t>
+        <w:pStyle w:val="Ttulo2"/>
+      </w:pPr>
+      <w:bookmarkStart w:id="23" w:name="_Toc229049891"/>
+      <w:r>
+        <w:lastRenderedPageBreak/>
+        <w:t>Diseño de la aplicación</w:t>
       </w:r>
       <w:bookmarkEnd w:id="23"/>
     </w:p>
     <w:p>
       <w:pPr>
+        <w:pStyle w:val="font-claude-response-body"/>
+        <w:rPr>
+          <w:rFonts w:ascii="Calibri" w:hAnsi="Calibri" w:cs="Calibri"/>
+        </w:rPr>
+      </w:pPr>
+      <w:r>
+        <w:rPr>
+          <w:rFonts w:ascii="Calibri" w:hAnsi="Calibri" w:cs="Calibri"/>
+        </w:rPr>
+        <w:t>El diseño de la interfaz de Docklite sigue una filosofía minimalista centrada en la productividad: el usuario debe poder localizar y gestionar sus recursos Docker con el menor número posible de clics. La paleta de colores y la tipografía se han elegido para que la interfaz resulte sobria y legible.</w:t>
+      </w:r>
+    </w:p>
+    <w:p>
+      <w:pPr>
+        <w:pStyle w:val="font-claude-response-body"/>
+        <w:rPr>
+          <w:rFonts w:ascii="Calibri" w:hAnsi="Calibri" w:cs="Calibri"/>
+        </w:rPr>
+      </w:pPr>
+      <w:r>
+        <w:rPr>
+          <w:rFonts w:ascii="Calibri" w:hAnsi="Calibri" w:cs="Calibri"/>
+        </w:rPr>
+        <w:t>A continuación, se muestran los mockups de las pantallas principales de la aplicación. Es importante señalar que estos mockups son orientativos: representan la idea inicial sobre cómo se estructura cada pantalla y los elementos que debe contener.</w:t>
+      </w:r>
+    </w:p>
+    <w:p>
+      <w:pPr>
+        <w:pStyle w:val="Ttulo3"/>
+      </w:pPr>
+      <w:r>
+        <w:t xml:space="preserve"> </w:t>
+      </w:r>
+      <w:bookmarkStart w:id="24" w:name="_Toc229049892"/>
+      <w:r>
+        <w:t>Pantalla de inicio de sesión</w:t>
+      </w:r>
+      <w:bookmarkEnd w:id="24"/>
+    </w:p>
+    <w:p>
+      <w:r>
+        <w:t>La puerta de entrada al sistema. Permite a un usuario ya registrado identificarse con su email y contraseña. Si las credenciales son correctas, el sistema devuelve un JWT y redirige al dashboard. En caso contrario se muestra un mensaje genérico ("credenciales inválidas") sin distinguir si falla el email o la contraseña, para no revelar información a posibles atacantes.</w:t>
+      </w:r>
+    </w:p>
+    <w:p/>
+    <w:p>
+      <w:pPr>
+        <w:jc w:val="center"/>
+      </w:pPr>
+      <w:r>
+        <w:rPr>
+          <w:noProof/>
+        </w:rPr>
+        <w:drawing>
+          <wp:inline distT="0" distB="0" distL="0" distR="0" wp14:anchorId="6AFC9BC9" wp14:editId="34FAF941">
+            <wp:extent cx="4923184" cy="3061252"/>
+            <wp:effectExtent l="0" t="0" r="0" b="6350"/>
+            <wp:docPr id="1453082264" name="Imagen 1"/>
+            <wp:cNvGraphicFramePr>
+              <a:graphicFrameLocks xmlns:a="http://schemas.openxmlformats.org/drawingml/2006/main" noChangeAspect="1"/>
+            </wp:cNvGraphicFramePr>
+            <a:graphic xmlns:a="http://schemas.openxmlformats.org/drawingml/2006/main">
+              <a:graphicData uri="http://schemas.openxmlformats.org/drawingml/2006/picture">
+                <pic:pic xmlns:pic="http://schemas.openxmlformats.org/drawingml/2006/picture">
+                  <pic:nvPicPr>
+                    <pic:cNvPr id="1453082264" name=""/>
+                    <pic:cNvPicPr/>
+                  </pic:nvPicPr>
+                  <pic:blipFill>
+                    <a:blip r:embed="rId17"/>
+                    <a:stretch>
+                      <a:fillRect/>
+                    </a:stretch>
+                  </pic:blipFill>
+                  <pic:spPr>
+                    <a:xfrm>
+                      <a:off x="0" y="0"/>
+                      <a:ext cx="4929057" cy="3064904"/>
+                    </a:xfrm>
+                    <a:prstGeom prst="rect">
+                      <a:avLst/>
+                    </a:prstGeom>
+                  </pic:spPr>
+                </pic:pic>
+              </a:graphicData>
+            </a:graphic>
+          </wp:inline>
+        </w:drawing>
+      </w:r>
+    </w:p>
+    <w:p/>
+    <w:p/>
+    <w:p/>
+    <w:p/>
+    <w:p/>
+    <w:p>
+      <w:pPr>
+        <w:pStyle w:val="Ttulo3"/>
+      </w:pPr>
+      <w:r>
+        <w:lastRenderedPageBreak/>
+        <w:t xml:space="preserve"> </w:t>
+      </w:r>
+      <w:bookmarkStart w:id="25" w:name="_Toc229049893"/>
+      <w:r>
+        <w:t>Dashboard</w:t>
+      </w:r>
+      <w:bookmarkEnd w:id="25"/>
+    </w:p>
+    <w:p>
+      <w:r>
+        <w:t>Pantalla principal tras autenticarse. Muestra un resumen agregado del estado del sistema: número total de contenedores y cuántos están en ejecución, total de imágenes, redes y volúmenes a los que tiene acceso el usuario. Sirve como punto de partida para navegar al detalle de cada recurso. Los datos respetan el patrón de propiedad: un usuario corriente solo ve los contadores de sus propios recursos, mientras que el administrador ve los del sistema completo.</w:t>
+      </w:r>
+    </w:p>
+    <w:p/>
+    <w:p>
+      <w:pPr>
+        <w:jc w:val="center"/>
+      </w:pPr>
+      <w:r>
+        <w:rPr>
+          <w:noProof/>
+        </w:rPr>
+        <w:drawing>
+          <wp:inline distT="0" distB="0" distL="0" distR="0" wp14:anchorId="6C09E374" wp14:editId="1AB9E0AE">
+            <wp:extent cx="5144494" cy="3224382"/>
+            <wp:effectExtent l="0" t="0" r="0" b="0"/>
+            <wp:docPr id="1464646939" name="Imagen 1"/>
+            <wp:cNvGraphicFramePr>
+              <a:graphicFrameLocks xmlns:a="http://schemas.openxmlformats.org/drawingml/2006/main" noChangeAspect="1"/>
+            </wp:cNvGraphicFramePr>
+            <a:graphic xmlns:a="http://schemas.openxmlformats.org/drawingml/2006/main">
+              <a:graphicData uri="http://schemas.openxmlformats.org/drawingml/2006/picture">
+                <pic:pic xmlns:pic="http://schemas.openxmlformats.org/drawingml/2006/picture">
+                  <pic:nvPicPr>
+                    <pic:cNvPr id="1464646939" name=""/>
+                    <pic:cNvPicPr/>
+                  </pic:nvPicPr>
+                  <pic:blipFill>
+                    <a:blip r:embed="rId18"/>
+                    <a:stretch>
+                      <a:fillRect/>
+                    </a:stretch>
+                  </pic:blipFill>
+                  <pic:spPr>
+                    <a:xfrm>
+                      <a:off x="0" y="0"/>
+                      <a:ext cx="5165930" cy="3237817"/>
+                    </a:xfrm>
+                    <a:prstGeom prst="rect">
+                      <a:avLst/>
+                    </a:prstGeom>
+                  </pic:spPr>
+                </pic:pic>
+              </a:graphicData>
+            </a:graphic>
+          </wp:inline>
+        </w:drawing>
+      </w:r>
+    </w:p>
+    <w:p/>
+    <w:p>
+      <w:r>
+        <w:br w:type="page"/>
+      </w:r>
+    </w:p>
+    <w:p>
+      <w:pPr>
+        <w:pStyle w:val="Ttulo3"/>
+      </w:pPr>
+      <w:r>
+        <w:lastRenderedPageBreak/>
+        <w:t xml:space="preserve"> </w:t>
+      </w:r>
+      <w:bookmarkStart w:id="26" w:name="_Toc229049894"/>
+      <w:r>
+        <w:t>Gestión de contenedores</w:t>
+      </w:r>
+      <w:bookmarkEnd w:id="26"/>
+    </w:p>
+    <w:p>
+      <w:r>
+        <w:t>Listado de los contenedores del usuario con sus principales datos (nombre, imagen, estado y acciones disponibles). Desde aquí pueden realizarse las operaciones más habituales del ciclo de vida de un contenedor: crearlo a partir de una imagen, arrancarlo, pararlo, reiniciarlo,</w:t>
+      </w:r>
+      <w:r>
+        <w:t xml:space="preserve"> </w:t>
+      </w:r>
+      <w:r>
+        <w:t>consultar sus logs y eliminarlo. El listado respeta el patrón de propiedad: un usuario corriente solo ve sus contenedores; el administrador ve todos los del host.</w:t>
+      </w:r>
+    </w:p>
+    <w:p>
+      <w:pPr>
+        <w:jc w:val="center"/>
+      </w:pPr>
+      <w:r>
+        <w:rPr>
+          <w:noProof/>
+        </w:rPr>
+        <w:drawing>
+          <wp:inline distT="0" distB="0" distL="0" distR="0" wp14:anchorId="2A09CBC6" wp14:editId="401223E8">
+            <wp:extent cx="4926842" cy="3066785"/>
+            <wp:effectExtent l="0" t="0" r="7620" b="635"/>
+            <wp:docPr id="1860251794" name="Imagen 1"/>
+            <wp:cNvGraphicFramePr>
+              <a:graphicFrameLocks xmlns:a="http://schemas.openxmlformats.org/drawingml/2006/main" noChangeAspect="1"/>
+            </wp:cNvGraphicFramePr>
+            <a:graphic xmlns:a="http://schemas.openxmlformats.org/drawingml/2006/main">
+              <a:graphicData uri="http://schemas.openxmlformats.org/drawingml/2006/picture">
+                <pic:pic xmlns:pic="http://schemas.openxmlformats.org/drawingml/2006/picture">
+                  <pic:nvPicPr>
+                    <pic:cNvPr id="1860251794" name=""/>
+                    <pic:cNvPicPr/>
+                  </pic:nvPicPr>
+                  <pic:blipFill>
+                    <a:blip r:embed="rId19"/>
+                    <a:stretch>
+                      <a:fillRect/>
+                    </a:stretch>
+                  </pic:blipFill>
+                  <pic:spPr>
+                    <a:xfrm>
+                      <a:off x="0" y="0"/>
+                      <a:ext cx="4935073" cy="3071909"/>
+                    </a:xfrm>
+                    <a:prstGeom prst="rect">
+                      <a:avLst/>
+                    </a:prstGeom>
+                  </pic:spPr>
+                </pic:pic>
+              </a:graphicData>
+            </a:graphic>
+          </wp:inline>
+        </w:drawing>
+      </w:r>
+    </w:p>
+    <w:p/>
+    <w:p>
+      <w:pPr>
+        <w:rPr>
+          <w:rFonts w:asciiTheme="majorHAnsi" w:eastAsiaTheme="majorEastAsia" w:hAnsiTheme="majorHAnsi" w:cstheme="majorBidi"/>
+          <w:b/>
+          <w:color w:val="365F91" w:themeColor="accent1" w:themeShade="BF"/>
+          <w:sz w:val="28"/>
+          <w:szCs w:val="26"/>
+        </w:rPr>
+      </w:pPr>
+      <w:r>
+        <w:br w:type="page"/>
+      </w:r>
+    </w:p>
+    <w:p>
+      <w:pPr>
         <w:pStyle w:val="Ttulo2"/>
       </w:pPr>
-      <w:bookmarkStart w:id="24" w:name="_Toc228449150"/>
+      <w:bookmarkStart w:id="27" w:name="_Toc229049895"/>
+      <w:r>
+        <w:lastRenderedPageBreak/>
+        <w:t>Diagrama de navegabilidad</w:t>
+      </w:r>
+      <w:bookmarkEnd w:id="27"/>
+    </w:p>
+    <w:p>
+      <w:r>
+        <w:t>El diagrama de navegabilidad recoge las rutas del SPA y las transiciones entre ellas. Las pantallas se agrupan en tres zonas según su nivel de acceso:</w:t>
+      </w:r>
+    </w:p>
+    <w:p>
+      <w:pPr>
+        <w:numPr>
+          <w:ilvl w:val="0"/>
+          <w:numId w:val="39"/>
+        </w:numPr>
+      </w:pPr>
+      <w:r>
+        <w:t xml:space="preserve">Acceso público: </w:t>
+      </w:r>
+      <w:proofErr w:type="spellStart"/>
+      <w:r>
+        <w:t>login</w:t>
+      </w:r>
+      <w:proofErr w:type="spellEnd"/>
+      <w:r>
+        <w:t xml:space="preserve"> y aceptación de invitación, accesibles sin autenticación.</w:t>
+      </w:r>
+    </w:p>
+    <w:p>
+      <w:pPr>
+        <w:numPr>
+          <w:ilvl w:val="0"/>
+          <w:numId w:val="39"/>
+        </w:numPr>
+      </w:pPr>
+      <w:r>
+        <w:t xml:space="preserve">Zona de usuario: protegida por un </w:t>
+      </w:r>
+      <w:proofErr w:type="spellStart"/>
+      <w:r>
+        <w:t>AuthGuard</w:t>
+      </w:r>
+      <w:proofErr w:type="spellEnd"/>
+      <w:r>
+        <w:t xml:space="preserve"> que redirige a /</w:t>
+      </w:r>
+      <w:proofErr w:type="spellStart"/>
+      <w:r>
+        <w:t>login</w:t>
+      </w:r>
+      <w:proofErr w:type="spellEnd"/>
+      <w:r>
+        <w:t xml:space="preserve"> si no hay token JWT válido.</w:t>
+      </w:r>
+    </w:p>
+    <w:p>
+      <w:pPr>
+        <w:numPr>
+          <w:ilvl w:val="0"/>
+          <w:numId w:val="39"/>
+        </w:numPr>
+      </w:pPr>
+      <w:r>
+        <w:t xml:space="preserve">Zona </w:t>
+      </w:r>
+      <w:proofErr w:type="spellStart"/>
+      <w:r>
+        <w:t>admin</w:t>
+      </w:r>
+      <w:proofErr w:type="spellEnd"/>
+      <w:r>
+        <w:t xml:space="preserve">: protegida adicionalmente por un </w:t>
+      </w:r>
+      <w:proofErr w:type="spellStart"/>
+      <w:r>
+        <w:t>RoleGuard</w:t>
+      </w:r>
+      <w:proofErr w:type="spellEnd"/>
+      <w:r>
+        <w:t xml:space="preserve"> que solo permite el acceso a usuarios con rol ADMIN.</w:t>
+      </w:r>
+    </w:p>
+    <w:p>
+      <w:r>
+        <w:t xml:space="preserve">Tras un </w:t>
+      </w:r>
+      <w:proofErr w:type="spellStart"/>
+      <w:r>
+        <w:t>login</w:t>
+      </w:r>
+      <w:proofErr w:type="spellEnd"/>
+      <w:r>
+        <w:t xml:space="preserve"> correcto o tras aceptar una invitación, el usuario entra al dashboard, que actúa como </w:t>
+      </w:r>
+      <w:proofErr w:type="spellStart"/>
+      <w:r>
+        <w:t>hub</w:t>
+      </w:r>
+      <w:proofErr w:type="spellEnd"/>
+      <w:r>
+        <w:t xml:space="preserve"> principal y permite navegar al resto de pantallas. Si una petición devuelve 401 o el usuario hace </w:t>
+      </w:r>
+      <w:proofErr w:type="spellStart"/>
+      <w:r>
+        <w:t>logout</w:t>
+      </w:r>
+      <w:proofErr w:type="spellEnd"/>
+      <w:r>
+        <w:t>, el sistema lo redirige de vuelta a /</w:t>
+      </w:r>
+      <w:proofErr w:type="spellStart"/>
+      <w:r>
+        <w:t>login</w:t>
+      </w:r>
+      <w:proofErr w:type="spellEnd"/>
+      <w:r>
+        <w:t>.</w:t>
+      </w:r>
+    </w:p>
+    <w:p/>
+    <w:p/>
+    <w:p>
+      <w:r>
+        <w:rPr>
+          <w:noProof/>
+        </w:rPr>
+        <w:drawing>
+          <wp:inline distT="0" distB="0" distL="0" distR="0" wp14:anchorId="616417D1" wp14:editId="19156E55">
+            <wp:extent cx="5762625" cy="2613660"/>
+            <wp:effectExtent l="0" t="0" r="9525" b="0"/>
+            <wp:docPr id="831108748" name="Imagen 1"/>
+            <wp:cNvGraphicFramePr>
+              <a:graphicFrameLocks xmlns:a="http://schemas.openxmlformats.org/drawingml/2006/main" noChangeAspect="1"/>
+            </wp:cNvGraphicFramePr>
+            <a:graphic xmlns:a="http://schemas.openxmlformats.org/drawingml/2006/main">
+              <a:graphicData uri="http://schemas.openxmlformats.org/drawingml/2006/picture">
+                <pic:pic xmlns:pic="http://schemas.openxmlformats.org/drawingml/2006/picture">
+                  <pic:nvPicPr>
+                    <pic:cNvPr id="0" name="Picture 2"/>
+                    <pic:cNvPicPr>
+                      <a:picLocks noChangeAspect="1" noChangeArrowheads="1"/>
+                    </pic:cNvPicPr>
+                  </pic:nvPicPr>
+                  <pic:blipFill>
+                    <a:blip r:embed="rId20">
+                      <a:extLst>
+                        <a:ext uri="{28A0092B-C50C-407E-A947-70E740481C1C}">
+                          <a14:useLocalDpi xmlns:a14="http://schemas.microsoft.com/office/drawing/2010/main" val="0"/>
+                        </a:ext>
+                      </a:extLst>
+                    </a:blip>
+                    <a:srcRect/>
+                    <a:stretch>
+                      <a:fillRect/>
+                    </a:stretch>
+                  </pic:blipFill>
+                  <pic:spPr bwMode="auto">
+                    <a:xfrm>
+                      <a:off x="0" y="0"/>
+                      <a:ext cx="5762625" cy="2613660"/>
+                    </a:xfrm>
+                    <a:prstGeom prst="rect">
+                      <a:avLst/>
+                    </a:prstGeom>
+                    <a:noFill/>
+                    <a:ln>
+                      <a:noFill/>
+                    </a:ln>
+                  </pic:spPr>
+                </pic:pic>
+              </a:graphicData>
+            </a:graphic>
+          </wp:inline>
+        </w:drawing>
+      </w:r>
+    </w:p>
+    <w:p/>
+    <w:p/>
+    <w:p>
+      <w:pPr>
+        <w:pStyle w:val="Ttulo1"/>
+      </w:pPr>
+      <w:bookmarkStart w:id="28" w:name="_Toc229049896"/>
+      <w:r>
+        <w:lastRenderedPageBreak/>
+        <w:t>Implementación</w:t>
+      </w:r>
+      <w:bookmarkEnd w:id="28"/>
+    </w:p>
+    <w:p>
+      <w:pPr>
+        <w:pStyle w:val="Ttulo2"/>
+      </w:pPr>
+      <w:bookmarkStart w:id="29" w:name="_Toc229049897"/>
       <w:r>
         <w:t xml:space="preserve">Tecnologías y </w:t>
       </w:r>
@@ -10588,7 +12598,7 @@
       <w:r>
         <w:t>frameworks</w:t>
       </w:r>
-      <w:bookmarkEnd w:id="24"/>
+      <w:bookmarkEnd w:id="29"/>
       <w:proofErr w:type="spellEnd"/>
     </w:p>
     <w:p>
@@ -10609,11 +12619,11 @@
       <w:r>
         <w:t xml:space="preserve"> </w:t>
       </w:r>
-      <w:bookmarkStart w:id="25" w:name="_Toc228449151"/>
+      <w:bookmarkStart w:id="30" w:name="_Toc229049898"/>
       <w:r>
         <w:t>Capa de presentación</w:t>
       </w:r>
-      <w:bookmarkEnd w:id="25"/>
+      <w:bookmarkEnd w:id="30"/>
     </w:p>
     <w:p>
       <w:r>
@@ -10666,17 +12676,125 @@
       <w:r>
         <w:t xml:space="preserve"> </w:t>
       </w:r>
-      <w:bookmarkStart w:id="26" w:name="_Toc228449152"/>
+      <w:bookmarkStart w:id="31" w:name="_Toc229049899"/>
       <w:r>
         <w:t xml:space="preserve">Capa lógica </w:t>
       </w:r>
       <w:r>
-        <w:t>-</w:t>
+        <w:t>–</w:t>
       </w:r>
       <w:r>
         <w:t xml:space="preserve"> Backend</w:t>
       </w:r>
-      <w:bookmarkEnd w:id="26"/>
+      <w:bookmarkEnd w:id="31"/>
+    </w:p>
+    <w:p>
+      <w:r>
+        <w:t>La elección de Java con Spring Boot 4 como tecnología del backend se realizó tras descartar la opción inicial de Node.js con Express. La decisión se tomó por varios motivos:</w:t>
+      </w:r>
+    </w:p>
+    <w:p>
+      <w:pPr>
+        <w:numPr>
+          <w:ilvl w:val="0"/>
+          <w:numId w:val="40"/>
+        </w:numPr>
+      </w:pPr>
+      <w:r>
+        <w:rPr>
+          <w:b/>
+          <w:bCs/>
+        </w:rPr>
+        <w:t>Madurez del ecosistema:</w:t>
+      </w:r>
+      <w:r>
+        <w:t xml:space="preserve"> Spring Security ofrece de serie un sistema de filtros, autenticación, autorización por roles y gestión de excepciones consistente; replicar lo mismo en Express requiere componer media docena de librerías de terceros con calidades desiguales.</w:t>
+      </w:r>
+    </w:p>
+    <w:p>
+      <w:pPr>
+        <w:numPr>
+          <w:ilvl w:val="0"/>
+          <w:numId w:val="40"/>
+        </w:numPr>
+      </w:pPr>
+      <w:r>
+        <w:rPr>
+          <w:b/>
+          <w:bCs/>
+        </w:rPr>
+        <w:t>Tipado estático:</w:t>
+      </w:r>
+      <w:r>
+        <w:t xml:space="preserve"> Java permite que muchos errores (</w:t>
+      </w:r>
+      <w:proofErr w:type="spellStart"/>
+      <w:r>
+        <w:t>DTOs</w:t>
+      </w:r>
+      <w:proofErr w:type="spellEnd"/>
+      <w:r>
+        <w:t xml:space="preserve"> mal formados, </w:t>
+      </w:r>
+      <w:proofErr w:type="spellStart"/>
+      <w:r>
+        <w:t>payloads</w:t>
+      </w:r>
+      <w:proofErr w:type="spellEnd"/>
+      <w:r>
+        <w:t xml:space="preserve"> incoherentes, llamadas con tipos incorrectos) se detecten en tiempo de compilación. En un proyecto centrado en seguridad y aislamiento entre usuarios, evitar fallos en </w:t>
+      </w:r>
+      <w:proofErr w:type="spellStart"/>
+      <w:r>
+        <w:t>runtime</w:t>
+      </w:r>
+      <w:proofErr w:type="spellEnd"/>
+      <w:r>
+        <w:t xml:space="preserve"> es crítico.</w:t>
+      </w:r>
+    </w:p>
+    <w:p>
+      <w:pPr>
+        <w:numPr>
+          <w:ilvl w:val="0"/>
+          <w:numId w:val="40"/>
+        </w:numPr>
+      </w:pPr>
+      <w:proofErr w:type="spellStart"/>
+      <w:r>
+        <w:rPr>
+          <w:b/>
+          <w:bCs/>
+        </w:rPr>
+        <w:t>docker</w:t>
+      </w:r>
+      <w:proofErr w:type="spellEnd"/>
+      <w:r>
+        <w:rPr>
+          <w:b/>
+          <w:bCs/>
+        </w:rPr>
+        <w:t>-java:</w:t>
+      </w:r>
+      <w:r>
+        <w:t xml:space="preserve"> el cliente oficial de Docker para Java es maduro y está actualizado, mientras que las librerías equivalentes en Node.js (</w:t>
+      </w:r>
+      <w:proofErr w:type="spellStart"/>
+      <w:r>
+        <w:t>dockerode</w:t>
+      </w:r>
+      <w:proofErr w:type="spellEnd"/>
+      <w:r>
+        <w:t xml:space="preserve"> y derivados) son envoltorios menos pulidos sobre el </w:t>
+      </w:r>
+      <w:proofErr w:type="spellStart"/>
+      <w:r>
+        <w:t>endpoint</w:t>
+      </w:r>
+      <w:proofErr w:type="spellEnd"/>
+      <w:r>
+        <w:t xml:space="preserve"> HTTP.</w:t>
+      </w:r>
     </w:p>
     <w:p>
       <w:r>
@@ -10755,18 +12873,20 @@
         <w:t xml:space="preserve"> Docker mediante su API REST. Evita tener que ejecutar comandos del sistema y facilita las pruebas.</w:t>
       </w:r>
     </w:p>
+    <w:p/>
     <w:p>
       <w:pPr>
         <w:pStyle w:val="Ttulo3"/>
       </w:pPr>
       <w:r>
+        <w:lastRenderedPageBreak/>
         <w:t xml:space="preserve"> </w:t>
       </w:r>
-      <w:bookmarkStart w:id="27" w:name="_Toc228449153"/>
+      <w:bookmarkStart w:id="32" w:name="_Toc229049900"/>
       <w:r>
         <w:t>Capa de datos</w:t>
       </w:r>
-      <w:bookmarkEnd w:id="27"/>
+      <w:bookmarkEnd w:id="32"/>
     </w:p>
     <w:p>
       <w:r>
@@ -10882,11 +13002,11 @@
       <w:r>
         <w:t xml:space="preserve"> </w:t>
       </w:r>
-      <w:bookmarkStart w:id="28" w:name="_Toc228449154"/>
+      <w:bookmarkStart w:id="33" w:name="_Toc229049901"/>
       <w:r>
         <w:t>Infraestructura y despliegue</w:t>
       </w:r>
-      <w:bookmarkEnd w:id="28"/>
+      <w:bookmarkEnd w:id="33"/>
     </w:p>
     <w:p>
       <w:r>
@@ -10943,14 +13063,13 @@
         <w:pStyle w:val="Ttulo3"/>
       </w:pPr>
       <w:r>
-        <w:lastRenderedPageBreak/>
         <w:t xml:space="preserve"> </w:t>
       </w:r>
-      <w:bookmarkStart w:id="29" w:name="_Toc228449155"/>
+      <w:bookmarkStart w:id="34" w:name="_Toc229049902"/>
       <w:r>
         <w:t>Resumen de las capas</w:t>
       </w:r>
-      <w:bookmarkEnd w:id="29"/>
+      <w:bookmarkEnd w:id="34"/>
     </w:p>
     <w:tbl>
       <w:tblPr>
@@ -11416,14 +13535,647 @@
       </w:tr>
     </w:tbl>
     <w:p/>
+    <w:p>
+      <w:pPr>
+        <w:rPr>
+          <w:rFonts w:asciiTheme="majorHAnsi" w:eastAsiaTheme="majorEastAsia" w:hAnsiTheme="majorHAnsi" w:cstheme="majorBidi"/>
+          <w:b/>
+          <w:color w:val="365F91" w:themeColor="accent1" w:themeShade="BF"/>
+          <w:sz w:val="28"/>
+          <w:szCs w:val="26"/>
+        </w:rPr>
+      </w:pPr>
+      <w:r>
+        <w:br w:type="page"/>
+      </w:r>
+    </w:p>
+    <w:p>
+      <w:pPr>
+        <w:pStyle w:val="Ttulo2"/>
+      </w:pPr>
+      <w:bookmarkStart w:id="35" w:name="_Toc229049903"/>
+      <w:r>
+        <w:lastRenderedPageBreak/>
+        <w:t xml:space="preserve">Estructura del </w:t>
+      </w:r>
+      <w:r>
+        <w:t>código</w:t>
+      </w:r>
+      <w:bookmarkEnd w:id="35"/>
+    </w:p>
+    <w:p>
+      <w:pPr>
+        <w:pStyle w:val="font-claude-response-body"/>
+        <w:rPr>
+          <w:rFonts w:ascii="Calibri" w:hAnsi="Calibri" w:cs="Calibri"/>
+        </w:rPr>
+      </w:pPr>
+      <w:r>
+        <w:rPr>
+          <w:rFonts w:ascii="Calibri" w:hAnsi="Calibri" w:cs="Calibri"/>
+        </w:rPr>
+        <w:t xml:space="preserve">El código se organiza siguiendo un esquema de </w:t>
+      </w:r>
+      <w:proofErr w:type="spellStart"/>
+      <w:r>
+        <w:rPr>
+          <w:rFonts w:ascii="Calibri" w:hAnsi="Calibri" w:cs="Calibri"/>
+          <w:b/>
+          <w:bCs/>
+        </w:rPr>
+        <w:t>package-by-feature</w:t>
+      </w:r>
+      <w:proofErr w:type="spellEnd"/>
+      <w:r>
+        <w:rPr>
+          <w:rFonts w:ascii="Calibri" w:hAnsi="Calibri" w:cs="Calibri"/>
+          <w:b/>
+          <w:bCs/>
+        </w:rPr>
+        <w:t>:</w:t>
+      </w:r>
+      <w:r>
+        <w:rPr>
+          <w:rFonts w:ascii="Calibri" w:hAnsi="Calibri" w:cs="Calibri"/>
+        </w:rPr>
+        <w:t xml:space="preserve"> cada área funcional (autenticación, usuarios, contenedores, auditoría) vive en su propio paquete con sus controladores, servicios, repositorios y </w:t>
+      </w:r>
+      <w:proofErr w:type="spellStart"/>
+      <w:r>
+        <w:rPr>
+          <w:rFonts w:ascii="Calibri" w:hAnsi="Calibri" w:cs="Calibri"/>
+        </w:rPr>
+        <w:t>DTOs</w:t>
+      </w:r>
+      <w:proofErr w:type="spellEnd"/>
+      <w:r>
+        <w:rPr>
+          <w:rFonts w:ascii="Calibri" w:hAnsi="Calibri" w:cs="Calibri"/>
+        </w:rPr>
+        <w:t xml:space="preserve">. Es preferible al clásico </w:t>
+      </w:r>
+      <w:proofErr w:type="spellStart"/>
+      <w:r>
+        <w:rPr>
+          <w:rFonts w:ascii="Calibri" w:hAnsi="Calibri" w:cs="Calibri"/>
+        </w:rPr>
+        <w:t>package-by-layer</w:t>
+      </w:r>
+      <w:proofErr w:type="spellEnd"/>
+      <w:r>
+        <w:rPr>
+          <w:rFonts w:ascii="Calibri" w:hAnsi="Calibri" w:cs="Calibri"/>
+        </w:rPr>
+        <w:t xml:space="preserve"> porque mantiene junto todo lo relacionado con una misma funcionalidad y evita saltar entre paquetes para tocar una sola característica.</w:t>
+      </w:r>
+    </w:p>
+    <w:p>
+      <w:pPr>
+        <w:pStyle w:val="font-claude-response-body"/>
+        <w:rPr>
+          <w:rFonts w:ascii="Calibri" w:hAnsi="Calibri" w:cs="Calibri"/>
+        </w:rPr>
+      </w:pPr>
+      <w:r>
+        <w:rPr>
+          <w:rFonts w:ascii="Calibri" w:hAnsi="Calibri" w:cs="Calibri"/>
+        </w:rPr>
+        <w:t xml:space="preserve">Dentro de cada módulo se aplica una arquitectura clásica en tres capas: el controlador recibe la petición HTTP y delega, el servicio contiene la lógica de negocio y el repositorio se ocupa de la persistencia. Los </w:t>
+      </w:r>
+      <w:proofErr w:type="spellStart"/>
+      <w:r>
+        <w:rPr>
+          <w:rFonts w:ascii="Calibri" w:hAnsi="Calibri" w:cs="Calibri"/>
+        </w:rPr>
+        <w:t>DTOs</w:t>
+      </w:r>
+      <w:proofErr w:type="spellEnd"/>
+      <w:r>
+        <w:rPr>
+          <w:rFonts w:ascii="Calibri" w:hAnsi="Calibri" w:cs="Calibri"/>
+        </w:rPr>
+        <w:t xml:space="preserve"> se implementan como </w:t>
+      </w:r>
+      <w:proofErr w:type="spellStart"/>
+      <w:r>
+        <w:rPr>
+          <w:rFonts w:ascii="Calibri" w:hAnsi="Calibri" w:cs="Calibri"/>
+        </w:rPr>
+        <w:t>record</w:t>
+      </w:r>
+      <w:proofErr w:type="spellEnd"/>
+      <w:r>
+        <w:rPr>
+          <w:rFonts w:ascii="Calibri" w:hAnsi="Calibri" w:cs="Calibri"/>
+        </w:rPr>
+        <w:t xml:space="preserve"> de Java 21 para garantizar inmutabilidad sin código repetitivo. Aparte existen unos pocos paquetes transversales (</w:t>
+      </w:r>
+      <w:proofErr w:type="spellStart"/>
+      <w:proofErr w:type="gramStart"/>
+      <w:r>
+        <w:rPr>
+          <w:rFonts w:ascii="Calibri" w:hAnsi="Calibri" w:cs="Calibri"/>
+        </w:rPr>
+        <w:t>common.exception</w:t>
+      </w:r>
+      <w:proofErr w:type="spellEnd"/>
+      <w:proofErr w:type="gramEnd"/>
+      <w:r>
+        <w:rPr>
+          <w:rFonts w:ascii="Calibri" w:hAnsi="Calibri" w:cs="Calibri"/>
+        </w:rPr>
+        <w:t xml:space="preserve">, </w:t>
+      </w:r>
+      <w:proofErr w:type="spellStart"/>
+      <w:r>
+        <w:rPr>
+          <w:rFonts w:ascii="Calibri" w:hAnsi="Calibri" w:cs="Calibri"/>
+        </w:rPr>
+        <w:t>config</w:t>
+      </w:r>
+      <w:proofErr w:type="spellEnd"/>
+      <w:r>
+        <w:rPr>
+          <w:rFonts w:ascii="Calibri" w:hAnsi="Calibri" w:cs="Calibri"/>
+        </w:rPr>
+        <w:t xml:space="preserve">, </w:t>
+      </w:r>
+      <w:proofErr w:type="spellStart"/>
+      <w:r>
+        <w:rPr>
+          <w:rFonts w:ascii="Calibri" w:hAnsi="Calibri" w:cs="Calibri"/>
+        </w:rPr>
+        <w:t>audit</w:t>
+      </w:r>
+      <w:proofErr w:type="spellEnd"/>
+      <w:r>
+        <w:rPr>
+          <w:rFonts w:ascii="Calibri" w:hAnsi="Calibri" w:cs="Calibri"/>
+        </w:rPr>
+        <w:t>) con componentes compartidos por todo el proyecto.</w:t>
+      </w:r>
+    </w:p>
     <w:p/>
     <w:p>
       <w:pPr>
+        <w:jc w:val="center"/>
+      </w:pPr>
+      <w:r>
+        <w:rPr>
+          <w:noProof/>
+        </w:rPr>
+        <w:drawing>
+          <wp:inline distT="0" distB="0" distL="0" distR="0" wp14:anchorId="5BAE8386" wp14:editId="369BDD56">
+            <wp:extent cx="2099310" cy="4492625"/>
+            <wp:effectExtent l="190500" t="190500" r="186690" b="193675"/>
+            <wp:docPr id="487111535" name="Imagen 1"/>
+            <wp:cNvGraphicFramePr>
+              <a:graphicFrameLocks xmlns:a="http://schemas.openxmlformats.org/drawingml/2006/main" noChangeAspect="1"/>
+            </wp:cNvGraphicFramePr>
+            <a:graphic xmlns:a="http://schemas.openxmlformats.org/drawingml/2006/main">
+              <a:graphicData uri="http://schemas.openxmlformats.org/drawingml/2006/picture">
+                <pic:pic xmlns:pic="http://schemas.openxmlformats.org/drawingml/2006/picture">
+                  <pic:nvPicPr>
+                    <pic:cNvPr id="0" name="Picture 2"/>
+                    <pic:cNvPicPr>
+                      <a:picLocks noChangeAspect="1" noChangeArrowheads="1"/>
+                    </pic:cNvPicPr>
+                  </pic:nvPicPr>
+                  <pic:blipFill>
+                    <a:blip r:embed="rId21">
+                      <a:extLst>
+                        <a:ext uri="{28A0092B-C50C-407E-A947-70E740481C1C}">
+                          <a14:useLocalDpi xmlns:a14="http://schemas.microsoft.com/office/drawing/2010/main" val="0"/>
+                        </a:ext>
+                      </a:extLst>
+                    </a:blip>
+                    <a:srcRect/>
+                    <a:stretch>
+                      <a:fillRect/>
+                    </a:stretch>
+                  </pic:blipFill>
+                  <pic:spPr bwMode="auto">
+                    <a:xfrm>
+                      <a:off x="0" y="0"/>
+                      <a:ext cx="2099310" cy="4492625"/>
+                    </a:xfrm>
+                    <a:prstGeom prst="rect">
+                      <a:avLst/>
+                    </a:prstGeom>
+                    <a:ln>
+                      <a:noFill/>
+                    </a:ln>
+                    <a:effectLst>
+                      <a:outerShdw blurRad="190500" algn="tl" rotWithShape="0">
+                        <a:srgbClr val="000000">
+                          <a:alpha val="70000"/>
+                        </a:srgbClr>
+                      </a:outerShdw>
+                    </a:effectLst>
+                  </pic:spPr>
+                </pic:pic>
+              </a:graphicData>
+            </a:graphic>
+          </wp:inline>
+        </w:drawing>
+      </w:r>
+    </w:p>
+    <w:p/>
+    <w:p/>
+    <w:p>
+      <w:pPr>
+        <w:pStyle w:val="Ttulo3"/>
+      </w:pPr>
+      <w:r>
+        <w:lastRenderedPageBreak/>
+        <w:t xml:space="preserve"> </w:t>
+      </w:r>
+      <w:bookmarkStart w:id="36" w:name="_Toc229049904"/>
+      <w:r>
+        <w:t>Manejador global de errores</w:t>
+      </w:r>
+      <w:bookmarkEnd w:id="36"/>
+    </w:p>
+    <w:p>
+      <w:r>
+        <w:t xml:space="preserve">El primer fragmento corresponde al manejador global de excepciones, anotado con </w:t>
+      </w:r>
+      <w:r>
+        <w:rPr>
+          <w:b/>
+          <w:bCs/>
+        </w:rPr>
+        <w:t>@RestControllerAdvice</w:t>
+      </w:r>
+      <w:r>
+        <w:t xml:space="preserve">. Centraliza la traducción de excepciones a respuestas HTTP, de modo que ningún controlador necesita envolver su lógica en bloques try/catch: cualquier excepción lanzada desde un servicio (credenciales inválidas, recurso no encontrado, cuenta bloqueada, fallo de Docker, etc.) se intercepta aquí y se convierte en un </w:t>
+      </w:r>
+      <w:proofErr w:type="spellStart"/>
+      <w:r>
+        <w:t>ErrorResponse</w:t>
+      </w:r>
+      <w:proofErr w:type="spellEnd"/>
+      <w:r>
+        <w:t xml:space="preserve"> con un código y un mensaje coherentes en toda la API.</w:t>
+      </w:r>
+    </w:p>
+    <w:p>
+      <w:pPr>
+        <w:jc w:val="center"/>
+      </w:pPr>
+      <w:r>
+        <w:drawing>
+          <wp:inline distT="0" distB="0" distL="0" distR="0" wp14:anchorId="089354C8" wp14:editId="2C086C73">
+            <wp:extent cx="5153713" cy="4619708"/>
+            <wp:effectExtent l="0" t="0" r="8890" b="9525"/>
+            <wp:docPr id="1518690324" name="Imagen 1"/>
+            <wp:cNvGraphicFramePr>
+              <a:graphicFrameLocks xmlns:a="http://schemas.openxmlformats.org/drawingml/2006/main" noChangeAspect="1"/>
+            </wp:cNvGraphicFramePr>
+            <a:graphic xmlns:a="http://schemas.openxmlformats.org/drawingml/2006/main">
+              <a:graphicData uri="http://schemas.openxmlformats.org/drawingml/2006/picture">
+                <pic:pic xmlns:pic="http://schemas.openxmlformats.org/drawingml/2006/picture">
+                  <pic:nvPicPr>
+                    <pic:cNvPr id="1518690324" name=""/>
+                    <pic:cNvPicPr/>
+                  </pic:nvPicPr>
+                  <pic:blipFill>
+                    <a:blip r:embed="rId22"/>
+                    <a:stretch>
+                      <a:fillRect/>
+                    </a:stretch>
+                  </pic:blipFill>
+                  <pic:spPr>
+                    <a:xfrm>
+                      <a:off x="0" y="0"/>
+                      <a:ext cx="5160808" cy="4626068"/>
+                    </a:xfrm>
+                    <a:prstGeom prst="rect">
+                      <a:avLst/>
+                    </a:prstGeom>
+                  </pic:spPr>
+                </pic:pic>
+              </a:graphicData>
+            </a:graphic>
+          </wp:inline>
+        </w:drawing>
+      </w:r>
+    </w:p>
+    <w:p>
+      <w:r>
+        <w:br w:type="page"/>
+      </w:r>
+    </w:p>
+    <w:p>
+      <w:pPr>
+        <w:pStyle w:val="Ttulo3"/>
+      </w:pPr>
+      <w:r>
+        <w:lastRenderedPageBreak/>
+        <w:t xml:space="preserve"> </w:t>
+      </w:r>
+      <w:bookmarkStart w:id="37" w:name="_Toc229049905"/>
+      <w:r>
+        <w:t>Capa de presentación: el controlador</w:t>
+      </w:r>
+      <w:bookmarkEnd w:id="37"/>
+    </w:p>
+    <w:p>
+      <w:r>
+        <w:t>Este fragmento corresponde a un controlador REST (</w:t>
+      </w:r>
+      <w:proofErr w:type="spellStart"/>
+      <w:r>
+        <w:rPr>
+          <w:b/>
+          <w:bCs/>
+        </w:rPr>
+        <w:t>AuthController</w:t>
+      </w:r>
+      <w:proofErr w:type="spellEnd"/>
+      <w:r>
+        <w:t xml:space="preserve">), pieza típica de la capa de presentación. Anotado con @RestController y @RequestMapping, expone los </w:t>
+      </w:r>
+      <w:proofErr w:type="spellStart"/>
+      <w:r>
+        <w:t>endpoints</w:t>
+      </w:r>
+      <w:proofErr w:type="spellEnd"/>
+      <w:r>
+        <w:t xml:space="preserve"> públicos de autenticación (/</w:t>
+      </w:r>
+      <w:proofErr w:type="spellStart"/>
+      <w:r>
+        <w:t>login</w:t>
+      </w:r>
+      <w:proofErr w:type="spellEnd"/>
+      <w:r>
+        <w:t>, /</w:t>
+      </w:r>
+      <w:proofErr w:type="spellStart"/>
+      <w:r>
+        <w:t>refresh</w:t>
+      </w:r>
+      <w:proofErr w:type="spellEnd"/>
+      <w:r>
+        <w:t>, /</w:t>
+      </w:r>
+      <w:proofErr w:type="spellStart"/>
+      <w:r>
+        <w:t>logout</w:t>
+      </w:r>
+      <w:proofErr w:type="spellEnd"/>
+      <w:r>
+        <w:t>) y se limita a recibir la petición HTTP, validar el cuerpo con @Valid y delegar inmediatamente en el servicio. No contiene lógica de negocio: esa decisión deliberada mantiene los controladores ligeros y facilita reemplazarlos o probarlos de forma aislada.</w:t>
+      </w:r>
+    </w:p>
+    <w:p>
+      <w:r>
+        <w:drawing>
+          <wp:inline distT="0" distB="0" distL="0" distR="0" wp14:anchorId="64E323B9" wp14:editId="7B2987ED">
+            <wp:extent cx="5760720" cy="3122295"/>
+            <wp:effectExtent l="0" t="0" r="0" b="1905"/>
+            <wp:docPr id="684584813" name="Imagen 1"/>
+            <wp:cNvGraphicFramePr>
+              <a:graphicFrameLocks xmlns:a="http://schemas.openxmlformats.org/drawingml/2006/main" noChangeAspect="1"/>
+            </wp:cNvGraphicFramePr>
+            <a:graphic xmlns:a="http://schemas.openxmlformats.org/drawingml/2006/main">
+              <a:graphicData uri="http://schemas.openxmlformats.org/drawingml/2006/picture">
+                <pic:pic xmlns:pic="http://schemas.openxmlformats.org/drawingml/2006/picture">
+                  <pic:nvPicPr>
+                    <pic:cNvPr id="684584813" name=""/>
+                    <pic:cNvPicPr/>
+                  </pic:nvPicPr>
+                  <pic:blipFill>
+                    <a:blip r:embed="rId23"/>
+                    <a:stretch>
+                      <a:fillRect/>
+                    </a:stretch>
+                  </pic:blipFill>
+                  <pic:spPr>
+                    <a:xfrm>
+                      <a:off x="0" y="0"/>
+                      <a:ext cx="5760720" cy="3122295"/>
+                    </a:xfrm>
+                    <a:prstGeom prst="rect">
+                      <a:avLst/>
+                    </a:prstGeom>
+                  </pic:spPr>
+                </pic:pic>
+              </a:graphicData>
+            </a:graphic>
+          </wp:inline>
+        </w:drawing>
+      </w:r>
+    </w:p>
+    <w:p/>
+    <w:p>
+      <w:pPr>
+        <w:rPr>
+          <w:rFonts w:asciiTheme="majorHAnsi" w:eastAsiaTheme="majorEastAsia" w:hAnsiTheme="majorHAnsi" w:cstheme="majorBidi"/>
+          <w:b/>
+          <w:bCs/>
+          <w:color w:val="548DD4" w:themeColor="text2" w:themeTint="99"/>
+          <w:szCs w:val="26"/>
+        </w:rPr>
+      </w:pPr>
+      <w:r>
+        <w:br w:type="page"/>
+      </w:r>
+    </w:p>
+    <w:p>
+      <w:pPr>
+        <w:pStyle w:val="Ttulo3"/>
+      </w:pPr>
+      <w:r>
+        <w:lastRenderedPageBreak/>
+        <w:t xml:space="preserve"> </w:t>
+      </w:r>
+      <w:bookmarkStart w:id="38" w:name="_Toc229049906"/>
+      <w:r>
+        <w:t>Capa de lógica: el servicio</w:t>
+      </w:r>
+      <w:bookmarkEnd w:id="38"/>
+    </w:p>
+    <w:p>
+      <w:r>
+        <w:t>Este fragmento corresponde a un servicio de negocio (</w:t>
+      </w:r>
+      <w:proofErr w:type="spellStart"/>
+      <w:r>
+        <w:t>ContainerService.create</w:t>
+      </w:r>
+      <w:proofErr w:type="spellEnd"/>
+      <w:r>
+        <w:t xml:space="preserve">), que muestra el rol central de esta capa: orquestar la lógica que el controlador delega. En unas pocas decenas de líneas concentra todo lo que conlleva crear un contenedor: garantizar que la imagen está disponible localmente (descargándola si no), traducir el DTO de entrada en un </w:t>
+      </w:r>
+      <w:proofErr w:type="spellStart"/>
+      <w:r>
+        <w:t>HostConfig</w:t>
+      </w:r>
+      <w:proofErr w:type="spellEnd"/>
+      <w:r>
+        <w:t xml:space="preserve"> de Docker con red, volúmenes, variables de entorno, puertos, política de reinicio y límites de CPU/memoria, validar que el usuario tiene permiso sobre los recursos referenciados, registrar la propiedad del nuevo contenedor en la base de datos y dejar trazado el evento en el log de auditoría.</w:t>
+      </w:r>
+    </w:p>
+    <w:p>
+      <w:r>
+        <w:t xml:space="preserve">Esta concentración de responsabilidades es deliberada: el servicio es el único lugar del proyecto donde se orquesta una operación con el </w:t>
+      </w:r>
+      <w:proofErr w:type="spellStart"/>
+      <w:r>
+        <w:t>daemon</w:t>
+      </w:r>
+      <w:proofErr w:type="spellEnd"/>
+      <w:r>
+        <w:t xml:space="preserve"> Docker, lo que garantiza que las reglas de propiedad y auditoría se aplican de forma consistente en todo el sistema.</w:t>
+      </w:r>
+    </w:p>
+    <w:p/>
+    <w:p>
+      <w:r>
+        <w:drawing>
+          <wp:inline distT="0" distB="0" distL="0" distR="0" wp14:anchorId="783DAF3B" wp14:editId="05FF5EBE">
+            <wp:extent cx="5041934" cy="4405023"/>
+            <wp:effectExtent l="0" t="0" r="6350" b="0"/>
+            <wp:docPr id="1126269841" name="Imagen 1"/>
+            <wp:cNvGraphicFramePr>
+              <a:graphicFrameLocks xmlns:a="http://schemas.openxmlformats.org/drawingml/2006/main" noChangeAspect="1"/>
+            </wp:cNvGraphicFramePr>
+            <a:graphic xmlns:a="http://schemas.openxmlformats.org/drawingml/2006/main">
+              <a:graphicData uri="http://schemas.openxmlformats.org/drawingml/2006/picture">
+                <pic:pic xmlns:pic="http://schemas.openxmlformats.org/drawingml/2006/picture">
+                  <pic:nvPicPr>
+                    <pic:cNvPr id="1126269841" name=""/>
+                    <pic:cNvPicPr/>
+                  </pic:nvPicPr>
+                  <pic:blipFill>
+                    <a:blip r:embed="rId24"/>
+                    <a:stretch>
+                      <a:fillRect/>
+                    </a:stretch>
+                  </pic:blipFill>
+                  <pic:spPr>
+                    <a:xfrm>
+                      <a:off x="0" y="0"/>
+                      <a:ext cx="5050404" cy="4412423"/>
+                    </a:xfrm>
+                    <a:prstGeom prst="rect">
+                      <a:avLst/>
+                    </a:prstGeom>
+                  </pic:spPr>
+                </pic:pic>
+              </a:graphicData>
+            </a:graphic>
+          </wp:inline>
+        </w:drawing>
+      </w:r>
+    </w:p>
+    <w:p>
+      <w:r>
+        <w:lastRenderedPageBreak/>
+        <w:drawing>
+          <wp:inline distT="0" distB="0" distL="0" distR="0" wp14:anchorId="787991D5" wp14:editId="7DD62A1C">
+            <wp:extent cx="4921858" cy="4506279"/>
+            <wp:effectExtent l="0" t="0" r="0" b="8890"/>
+            <wp:docPr id="1797203466" name="Imagen 1"/>
+            <wp:cNvGraphicFramePr>
+              <a:graphicFrameLocks xmlns:a="http://schemas.openxmlformats.org/drawingml/2006/main" noChangeAspect="1"/>
+            </wp:cNvGraphicFramePr>
+            <a:graphic xmlns:a="http://schemas.openxmlformats.org/drawingml/2006/main">
+              <a:graphicData uri="http://schemas.openxmlformats.org/drawingml/2006/picture">
+                <pic:pic xmlns:pic="http://schemas.openxmlformats.org/drawingml/2006/picture">
+                  <pic:nvPicPr>
+                    <pic:cNvPr id="1797203466" name=""/>
+                    <pic:cNvPicPr/>
+                  </pic:nvPicPr>
+                  <pic:blipFill>
+                    <a:blip r:embed="rId25"/>
+                    <a:stretch>
+                      <a:fillRect/>
+                    </a:stretch>
+                  </pic:blipFill>
+                  <pic:spPr>
+                    <a:xfrm>
+                      <a:off x="0" y="0"/>
+                      <a:ext cx="4934580" cy="4517926"/>
+                    </a:xfrm>
+                    <a:prstGeom prst="rect">
+                      <a:avLst/>
+                    </a:prstGeom>
+                  </pic:spPr>
+                </pic:pic>
+              </a:graphicData>
+            </a:graphic>
+          </wp:inline>
+        </w:drawing>
+      </w:r>
+    </w:p>
+    <w:p/>
+    <w:p>
+      <w:r>
+        <w:drawing>
+          <wp:inline distT="0" distB="0" distL="0" distR="0" wp14:anchorId="3516D0E2" wp14:editId="76EE3F06">
+            <wp:extent cx="4921250" cy="1153825"/>
+            <wp:effectExtent l="0" t="0" r="0" b="8255"/>
+            <wp:docPr id="1367108177" name="Imagen 1"/>
+            <wp:cNvGraphicFramePr>
+              <a:graphicFrameLocks xmlns:a="http://schemas.openxmlformats.org/drawingml/2006/main" noChangeAspect="1"/>
+            </wp:cNvGraphicFramePr>
+            <a:graphic xmlns:a="http://schemas.openxmlformats.org/drawingml/2006/main">
+              <a:graphicData uri="http://schemas.openxmlformats.org/drawingml/2006/picture">
+                <pic:pic xmlns:pic="http://schemas.openxmlformats.org/drawingml/2006/picture">
+                  <pic:nvPicPr>
+                    <pic:cNvPr id="1367108177" name=""/>
+                    <pic:cNvPicPr/>
+                  </pic:nvPicPr>
+                  <pic:blipFill>
+                    <a:blip r:embed="rId26"/>
+                    <a:stretch>
+                      <a:fillRect/>
+                    </a:stretch>
+                  </pic:blipFill>
+                  <pic:spPr>
+                    <a:xfrm>
+                      <a:off x="0" y="0"/>
+                      <a:ext cx="4933154" cy="1156616"/>
+                    </a:xfrm>
+                    <a:prstGeom prst="rect">
+                      <a:avLst/>
+                    </a:prstGeom>
+                  </pic:spPr>
+                </pic:pic>
+              </a:graphicData>
+            </a:graphic>
+          </wp:inline>
+        </w:drawing>
+      </w:r>
+    </w:p>
+    <w:p>
+      <w:pPr>
+        <w:rPr>
+          <w:rFonts w:asciiTheme="majorHAnsi" w:eastAsiaTheme="majorEastAsia" w:hAnsiTheme="majorHAnsi" w:cstheme="majorBidi"/>
+          <w:b/>
+          <w:bCs/>
+          <w:color w:val="244061" w:themeColor="accent1" w:themeShade="80"/>
+          <w:sz w:val="32"/>
+          <w:szCs w:val="28"/>
+        </w:rPr>
+      </w:pPr>
+      <w:r>
+        <w:br w:type="page"/>
+      </w:r>
+    </w:p>
+    <w:p>
+      <w:pPr>
         <w:pStyle w:val="Ttulo1"/>
       </w:pPr>
-      <w:r>
+      <w:bookmarkStart w:id="39" w:name="_Toc229049907"/>
+      <w:r>
+        <w:lastRenderedPageBreak/>
         <w:t>Validación y pruebas</w:t>
       </w:r>
+      <w:bookmarkEnd w:id="39"/>
     </w:p>
     <w:p>
       <w:r>
@@ -11461,9 +14213,11 @@
       <w:pPr>
         <w:pStyle w:val="Ttulo2"/>
       </w:pPr>
+      <w:bookmarkStart w:id="40" w:name="_Toc229049908"/>
       <w:r>
         <w:t>Pruebas funcionales</w:t>
       </w:r>
+      <w:bookmarkEnd w:id="40"/>
     </w:p>
     <w:p>
       <w:r>
@@ -11508,15 +14262,7 @@
       </w:r>
       <w:proofErr w:type="spellEnd"/>
       <w:r>
-        <w:t xml:space="preserve">, gestión de invitaciones, </w:t>
-      </w:r>
-      <w:proofErr w:type="spellStart"/>
-      <w:r>
-        <w:t>dashboard</w:t>
-      </w:r>
-      <w:proofErr w:type="spellEnd"/>
-      <w:r>
-        <w:t>, CRUD de contenedores, imágenes, redes y volúmenes).</w:t>
+        <w:t>, gestión de invitaciones, dashboard, CRUD de contenedores, imágenes, redes y volúmenes).</w:t>
       </w:r>
     </w:p>
     <w:p>
@@ -11572,10 +14318,11 @@
       <w:pPr>
         <w:pStyle w:val="Ttulo2"/>
       </w:pPr>
-      <w:r>
-        <w:lastRenderedPageBreak/>
+      <w:bookmarkStart w:id="41" w:name="_Toc229049909"/>
+      <w:r>
         <w:t>Validación de datos de entrada</w:t>
       </w:r>
+      <w:bookmarkEnd w:id="41"/>
     </w:p>
     <w:p>
       <w:r>
@@ -11669,6 +14416,7 @@
         </w:numPr>
       </w:pPr>
       <w:r>
+        <w:lastRenderedPageBreak/>
         <w:t xml:space="preserve">Cambiar la contraseña con menos de 6 caracteres </w:t>
       </w:r>
       <w:r>
@@ -11687,9 +14435,11 @@
       <w:pPr>
         <w:pStyle w:val="Ttulo2"/>
       </w:pPr>
+      <w:bookmarkStart w:id="42" w:name="_Toc229049910"/>
       <w:r>
         <w:t>Control de acceso y aislamiento (RNF-02)</w:t>
       </w:r>
+      <w:bookmarkEnd w:id="42"/>
     </w:p>
     <w:p>
       <w:r>
@@ -11881,10 +14631,11 @@
       <w:pPr>
         <w:pStyle w:val="Ttulo2"/>
       </w:pPr>
-      <w:r>
-        <w:lastRenderedPageBreak/>
+      <w:bookmarkStart w:id="43" w:name="_Toc229049911"/>
+      <w:r>
         <w:t>Análisis estático con SonarQube</w:t>
       </w:r>
+      <w:bookmarkEnd w:id="43"/>
     </w:p>
     <w:p>
       <w:r>
@@ -11916,10 +14667,11 @@
         <w:rPr>
           <w:noProof/>
         </w:rPr>
+        <w:lastRenderedPageBreak/>
         <w:drawing>
-          <wp:inline distT="0" distB="0" distL="0" distR="0" wp14:anchorId="4E7CBAFD" wp14:editId="255F7549">
+          <wp:inline distT="0" distB="0" distL="0" distR="0" wp14:anchorId="4E7CBAFD" wp14:editId="60CF1AE4">
             <wp:extent cx="5072933" cy="2326213"/>
-            <wp:effectExtent l="0" t="0" r="0" b="0"/>
+            <wp:effectExtent l="190500" t="190500" r="185420" b="188595"/>
             <wp:docPr id="1593418884" name="Imagen 1"/>
             <wp:cNvGraphicFramePr>
               <a:graphicFrameLocks xmlns:a="http://schemas.openxmlformats.org/drawingml/2006/main" noChangeAspect="1"/>
@@ -11932,7 +14684,7 @@
                     <pic:cNvPicPr/>
                   </pic:nvPicPr>
                   <pic:blipFill>
-                    <a:blip r:embed="rId17"/>
+                    <a:blip r:embed="rId27"/>
                     <a:stretch>
                       <a:fillRect/>
                     </a:stretch>
@@ -11945,6 +14697,16 @@
                     <a:prstGeom prst="rect">
                       <a:avLst/>
                     </a:prstGeom>
+                    <a:ln>
+                      <a:noFill/>
+                    </a:ln>
+                    <a:effectLst>
+                      <a:outerShdw blurRad="190500" algn="tl" rotWithShape="0">
+                        <a:srgbClr val="000000">
+                          <a:alpha val="70000"/>
+                        </a:srgbClr>
+                      </a:outerShdw>
+                    </a:effectLst>
                   </pic:spPr>
                 </pic:pic>
               </a:graphicData>
@@ -11977,10 +14739,13 @@
         <w:jc w:val="center"/>
       </w:pPr>
       <w:r>
+        <w:rPr>
+          <w:noProof/>
+        </w:rPr>
         <w:drawing>
-          <wp:inline distT="0" distB="0" distL="0" distR="0" wp14:anchorId="7A4DA2C2" wp14:editId="002D6D3A">
+          <wp:inline distT="0" distB="0" distL="0" distR="0" wp14:anchorId="7A4DA2C2" wp14:editId="7540890C">
             <wp:extent cx="4811725" cy="2759103"/>
-            <wp:effectExtent l="0" t="0" r="8255" b="3175"/>
+            <wp:effectExtent l="190500" t="190500" r="198755" b="193675"/>
             <wp:docPr id="369343763" name="Imagen 1"/>
             <wp:cNvGraphicFramePr>
               <a:graphicFrameLocks xmlns:a="http://schemas.openxmlformats.org/drawingml/2006/main" noChangeAspect="1"/>
@@ -11993,7 +14758,7 @@
                     <pic:cNvPicPr/>
                   </pic:nvPicPr>
                   <pic:blipFill>
-                    <a:blip r:embed="rId18"/>
+                    <a:blip r:embed="rId28"/>
                     <a:stretch>
                       <a:fillRect/>
                     </a:stretch>
@@ -12006,6 +14771,16 @@
                     <a:prstGeom prst="rect">
                       <a:avLst/>
                     </a:prstGeom>
+                    <a:ln>
+                      <a:noFill/>
+                    </a:ln>
+                    <a:effectLst>
+                      <a:outerShdw blurRad="190500" algn="tl" rotWithShape="0">
+                        <a:srgbClr val="000000">
+                          <a:alpha val="70000"/>
+                        </a:srgbClr>
+                      </a:outerShdw>
+                    </a:effectLst>
                   </pic:spPr>
                 </pic:pic>
               </a:graphicData>
@@ -12016,40 +14791,27 @@
     </w:p>
     <w:p>
       <w:r>
-        <w:lastRenderedPageBreak/>
         <w:t>A continuación, se describen algunas de las issues detectadas por SonarQube durante el análisis del proyecto y las correcciones aplicadas:</w:t>
       </w:r>
     </w:p>
     <w:p>
       <w:pPr>
-        <w:rPr>
-          <w:b/>
-          <w:bCs/>
-        </w:rPr>
-      </w:pPr>
-      <w:r>
-        <w:rPr>
-          <w:b/>
-          <w:bCs/>
-        </w:rPr>
+        <w:pStyle w:val="Ttulo3"/>
+      </w:pPr>
+      <w:bookmarkStart w:id="44" w:name="_Toc229049912"/>
+      <w:r>
+        <w:lastRenderedPageBreak/>
         <w:t xml:space="preserve">Excepciones genéricas en operaciones Docker (regla </w:t>
       </w:r>
       <w:proofErr w:type="gramStart"/>
       <w:r>
-        <w:rPr>
-          <w:b/>
-          <w:bCs/>
-        </w:rPr>
         <w:t>java:S</w:t>
       </w:r>
       <w:proofErr w:type="gramEnd"/>
       <w:r>
-        <w:rPr>
-          <w:b/>
-          <w:bCs/>
-        </w:rPr>
         <w:t>112)</w:t>
       </w:r>
+      <w:bookmarkEnd w:id="44"/>
     </w:p>
     <w:p>
       <w:r>
@@ -12065,11 +14827,17 @@
       </w:r>
     </w:p>
     <w:p>
-      <w:r>
+      <w:pPr>
+        <w:jc w:val="center"/>
+      </w:pPr>
+      <w:r>
+        <w:rPr>
+          <w:noProof/>
+        </w:rPr>
         <w:drawing>
-          <wp:inline distT="0" distB="0" distL="0" distR="0" wp14:anchorId="7D0B38B3" wp14:editId="5C86705C">
-            <wp:extent cx="5760720" cy="3281680"/>
-            <wp:effectExtent l="0" t="0" r="0" b="0"/>
+          <wp:inline distT="0" distB="0" distL="0" distR="0" wp14:anchorId="7D0B38B3" wp14:editId="2D08D8A8">
+            <wp:extent cx="4674781" cy="2663059"/>
+            <wp:effectExtent l="190500" t="190500" r="183515" b="194945"/>
             <wp:docPr id="1437639094" name="Imagen 1"/>
             <wp:cNvGraphicFramePr>
               <a:graphicFrameLocks xmlns:a="http://schemas.openxmlformats.org/drawingml/2006/main" noChangeAspect="1"/>
@@ -12082,7 +14850,7 @@
                     <pic:cNvPicPr/>
                   </pic:nvPicPr>
                   <pic:blipFill>
-                    <a:blip r:embed="rId19"/>
+                    <a:blip r:embed="rId29"/>
                     <a:stretch>
                       <a:fillRect/>
                     </a:stretch>
@@ -12090,11 +14858,21 @@
                   <pic:spPr>
                     <a:xfrm>
                       <a:off x="0" y="0"/>
-                      <a:ext cx="5760720" cy="3281680"/>
+                      <a:ext cx="4704875" cy="2680202"/>
                     </a:xfrm>
                     <a:prstGeom prst="rect">
                       <a:avLst/>
                     </a:prstGeom>
+                    <a:ln>
+                      <a:noFill/>
+                    </a:ln>
+                    <a:effectLst>
+                      <a:outerShdw blurRad="190500" algn="tl" rotWithShape="0">
+                        <a:srgbClr val="000000">
+                          <a:alpha val="70000"/>
+                        </a:srgbClr>
+                      </a:outerShdw>
+                    </a:effectLst>
                   </pic:spPr>
                 </pic:pic>
               </a:graphicData>
@@ -12103,20 +14881,20 @@
         </w:drawing>
       </w:r>
     </w:p>
+    <w:p>
+      <w:r>
+        <w:t xml:space="preserve">La solución consistió en crear una excepción específica del dominio, ubicada junto al resto de excepciones propias de la aplicación. Se sustituyó la excepción genérica de tipo </w:t>
+      </w:r>
+      <w:proofErr w:type="spellStart"/>
+      <w:r>
+        <w:t>runtime</w:t>
+      </w:r>
+      <w:proofErr w:type="spellEnd"/>
+      <w:r>
+        <w:t xml:space="preserve"> por esta nueva clase, y se aplicó el mismo cambio en el servicio de imágenes, donde se reproducía el mismo patrón al descargar una imagen. Adicionalmente se registró un manejador en el componente global de gestión de excepciones para devolver una respuesta 500 con un mensaje genérico, sin filtrar detalles internos al cliente.</w:t>
+      </w:r>
+    </w:p>
     <w:p/>
-    <w:p>
-      <w:r>
-        <w:t xml:space="preserve">La solución consistió en crear una excepción específica del dominio, ubicada junto al resto de excepciones propias de la aplicación. Se sustituyó la excepción genérica de tipo </w:t>
-      </w:r>
-      <w:proofErr w:type="spellStart"/>
-      <w:r>
-        <w:t>runtime</w:t>
-      </w:r>
-      <w:proofErr w:type="spellEnd"/>
-      <w:r>
-        <w:t xml:space="preserve"> por esta nueva clase, y se aplicó el mismo cambio en el servicio de imágenes, donde se reproducía el mismo patrón al descargar una imagen. Adicionalmente se registró un manejador en el componente global de gestión de excepciones para devolver una respuesta 500 con un mensaje genérico, sin filtrar detalles internos al cliente.</w:t>
-      </w:r>
-    </w:p>
     <w:p>
       <w:pPr>
         <w:rPr>
@@ -12124,223 +14902,488 @@
           <w:bCs/>
         </w:rPr>
       </w:pPr>
+      <w:r>
+        <w:rPr>
+          <w:b/>
+          <w:bCs/>
+          <w:noProof/>
+        </w:rPr>
+        <w:lastRenderedPageBreak/>
+        <w:drawing>
+          <wp:inline distT="0" distB="0" distL="0" distR="0" wp14:anchorId="0CB82DE7" wp14:editId="09A9127A">
+            <wp:extent cx="4838700" cy="2575093"/>
+            <wp:effectExtent l="190500" t="190500" r="190500" b="187325"/>
+            <wp:docPr id="779815451" name="Imagen 1"/>
+            <wp:cNvGraphicFramePr>
+              <a:graphicFrameLocks xmlns:a="http://schemas.openxmlformats.org/drawingml/2006/main" noChangeAspect="1"/>
+            </wp:cNvGraphicFramePr>
+            <a:graphic xmlns:a="http://schemas.openxmlformats.org/drawingml/2006/main">
+              <a:graphicData uri="http://schemas.openxmlformats.org/drawingml/2006/picture">
+                <pic:pic xmlns:pic="http://schemas.openxmlformats.org/drawingml/2006/picture">
+                  <pic:nvPicPr>
+                    <pic:cNvPr id="779815451" name=""/>
+                    <pic:cNvPicPr/>
+                  </pic:nvPicPr>
+                  <pic:blipFill>
+                    <a:blip r:embed="rId30"/>
+                    <a:stretch>
+                      <a:fillRect/>
+                    </a:stretch>
+                  </pic:blipFill>
+                  <pic:spPr>
+                    <a:xfrm>
+                      <a:off x="0" y="0"/>
+                      <a:ext cx="4847876" cy="2579976"/>
+                    </a:xfrm>
+                    <a:prstGeom prst="rect">
+                      <a:avLst/>
+                    </a:prstGeom>
+                    <a:ln>
+                      <a:noFill/>
+                    </a:ln>
+                    <a:effectLst>
+                      <a:outerShdw blurRad="190500" algn="tl" rotWithShape="0">
+                        <a:srgbClr val="000000">
+                          <a:alpha val="70000"/>
+                        </a:srgbClr>
+                      </a:outerShdw>
+                    </a:effectLst>
+                  </pic:spPr>
+                </pic:pic>
+              </a:graphicData>
+            </a:graphic>
+          </wp:inline>
+        </w:drawing>
+      </w:r>
+    </w:p>
+    <w:p>
+      <w:pPr>
+        <w:rPr>
+          <w:b/>
+          <w:bCs/>
+        </w:rPr>
+      </w:pPr>
+    </w:p>
+    <w:p>
+      <w:pPr>
+        <w:rPr>
+          <w:b/>
+          <w:bCs/>
+        </w:rPr>
+      </w:pPr>
+      <w:r>
+        <w:rPr>
+          <w:b/>
+          <w:bCs/>
+        </w:rPr>
+        <w:br w:type="page"/>
+      </w:r>
+    </w:p>
+    <w:p>
+      <w:pPr>
+        <w:pStyle w:val="Ttulo3"/>
+      </w:pPr>
+      <w:bookmarkStart w:id="45" w:name="_Toc229049913"/>
+      <w:r>
+        <w:lastRenderedPageBreak/>
+        <w:t xml:space="preserve">Duplicación de literales (regla </w:t>
+      </w:r>
+      <w:proofErr w:type="gramStart"/>
+      <w:r>
+        <w:t>java:S</w:t>
+      </w:r>
+      <w:proofErr w:type="gramEnd"/>
+      <w:r>
+        <w:t>1192)</w:t>
+      </w:r>
+      <w:bookmarkEnd w:id="45"/>
+    </w:p>
+    <w:p>
+      <w:r>
+        <w:t xml:space="preserve">SonarQube detectó la repetición del literal "Access </w:t>
+      </w:r>
+      <w:proofErr w:type="spellStart"/>
+      <w:r>
+        <w:t>denied</w:t>
+      </w:r>
+      <w:proofErr w:type="spellEnd"/>
+      <w:r>
+        <w:t xml:space="preserve">" tres veces en el servicio de redes, marcándolo como </w:t>
+      </w:r>
+      <w:proofErr w:type="spellStart"/>
+      <w:r>
+        <w:t>code</w:t>
+      </w:r>
+      <w:proofErr w:type="spellEnd"/>
+      <w:r>
+        <w:t xml:space="preserve"> </w:t>
+      </w:r>
+      <w:proofErr w:type="spellStart"/>
+      <w:r>
+        <w:t>smell</w:t>
+      </w:r>
+      <w:proofErr w:type="spellEnd"/>
+      <w:r>
+        <w:t xml:space="preserve"> de severidad </w:t>
+      </w:r>
+      <w:proofErr w:type="spellStart"/>
+      <w:r>
+        <w:t>Critical</w:t>
+      </w:r>
+      <w:proofErr w:type="spellEnd"/>
+      <w:r>
+        <w:t xml:space="preserve"> (categoría </w:t>
+      </w:r>
+      <w:proofErr w:type="spellStart"/>
+      <w:r>
+        <w:t>Maintainability</w:t>
+      </w:r>
+      <w:proofErr w:type="spellEnd"/>
+      <w:r>
+        <w:t>). La regla recomienda extraer los literales repetidos a una constante para evitar errores de refactorización (cambiar un sitio y olvidar otro) y dejar más clara la intención del código.</w:t>
+      </w:r>
+    </w:p>
+    <w:p>
+      <w:pPr>
+        <w:jc w:val="center"/>
+        <w:rPr>
+          <w:b/>
+          <w:bCs/>
+        </w:rPr>
+      </w:pPr>
+      <w:r>
+        <w:rPr>
+          <w:b/>
+          <w:bCs/>
+          <w:noProof/>
+        </w:rPr>
+        <w:drawing>
+          <wp:inline distT="0" distB="0" distL="0" distR="0" wp14:anchorId="1F6302D1" wp14:editId="62E91F58">
+            <wp:extent cx="4746929" cy="2722995"/>
+            <wp:effectExtent l="190500" t="190500" r="187325" b="191770"/>
+            <wp:docPr id="2113814585" name="Imagen 1"/>
+            <wp:cNvGraphicFramePr>
+              <a:graphicFrameLocks xmlns:a="http://schemas.openxmlformats.org/drawingml/2006/main" noChangeAspect="1"/>
+            </wp:cNvGraphicFramePr>
+            <a:graphic xmlns:a="http://schemas.openxmlformats.org/drawingml/2006/main">
+              <a:graphicData uri="http://schemas.openxmlformats.org/drawingml/2006/picture">
+                <pic:pic xmlns:pic="http://schemas.openxmlformats.org/drawingml/2006/picture">
+                  <pic:nvPicPr>
+                    <pic:cNvPr id="2113814585" name=""/>
+                    <pic:cNvPicPr/>
+                  </pic:nvPicPr>
+                  <pic:blipFill>
+                    <a:blip r:embed="rId31"/>
+                    <a:stretch>
+                      <a:fillRect/>
+                    </a:stretch>
+                  </pic:blipFill>
+                  <pic:spPr>
+                    <a:xfrm>
+                      <a:off x="0" y="0"/>
+                      <a:ext cx="4783208" cy="2743806"/>
+                    </a:xfrm>
+                    <a:prstGeom prst="rect">
+                      <a:avLst/>
+                    </a:prstGeom>
+                    <a:ln>
+                      <a:noFill/>
+                    </a:ln>
+                    <a:effectLst>
+                      <a:outerShdw blurRad="190500" algn="tl" rotWithShape="0">
+                        <a:srgbClr val="000000">
+                          <a:alpha val="70000"/>
+                        </a:srgbClr>
+                      </a:outerShdw>
+                    </a:effectLst>
+                  </pic:spPr>
+                </pic:pic>
+              </a:graphicData>
+            </a:graphic>
+          </wp:inline>
+        </w:drawing>
+      </w:r>
+    </w:p>
+    <w:p>
+      <w:pPr>
+        <w:rPr>
+          <w:b/>
+          <w:bCs/>
+        </w:rPr>
+      </w:pPr>
+    </w:p>
+    <w:p>
+      <w:r>
+        <w:t xml:space="preserve">La solución consistió en crear una clase de constantes compartida en el paquete de excepciones comunes y centralizar el mensaje en una constante pública estática. Aprovechando el </w:t>
+      </w:r>
+      <w:proofErr w:type="spellStart"/>
+      <w:r>
+        <w:t>refactor</w:t>
+      </w:r>
+      <w:proofErr w:type="spellEnd"/>
+      <w:r>
+        <w:t>, se sustituyeron también las ocurrencias del mismo literal en otros archivos del proyecto (servicios de contenedores y volúmenes, manejador global de excepciones y manejador de accesos denegados en formato JSON), de modo que todo el código de control de acceso comparte ahora la misma fuente de verdad. Si el mensaje cambiara en el futuro, bastaría con modificarlo en un único sitio.</w:t>
+      </w:r>
+    </w:p>
+    <w:p>
+      <w:pPr>
+        <w:jc w:val="center"/>
+        <w:rPr>
+          <w:b/>
+          <w:bCs/>
+        </w:rPr>
+      </w:pPr>
+      <w:r>
+        <w:rPr>
+          <w:b/>
+          <w:bCs/>
+          <w:noProof/>
+        </w:rPr>
+        <w:lastRenderedPageBreak/>
+        <w:drawing>
+          <wp:inline distT="0" distB="0" distL="0" distR="0" wp14:anchorId="72FD03D6" wp14:editId="10C6242F">
+            <wp:extent cx="4632052" cy="2431930"/>
+            <wp:effectExtent l="190500" t="190500" r="187960" b="197485"/>
+            <wp:docPr id="2037397972" name="Imagen 1"/>
+            <wp:cNvGraphicFramePr>
+              <a:graphicFrameLocks xmlns:a="http://schemas.openxmlformats.org/drawingml/2006/main" noChangeAspect="1"/>
+            </wp:cNvGraphicFramePr>
+            <a:graphic xmlns:a="http://schemas.openxmlformats.org/drawingml/2006/main">
+              <a:graphicData uri="http://schemas.openxmlformats.org/drawingml/2006/picture">
+                <pic:pic xmlns:pic="http://schemas.openxmlformats.org/drawingml/2006/picture">
+                  <pic:nvPicPr>
+                    <pic:cNvPr id="2037397972" name=""/>
+                    <pic:cNvPicPr/>
+                  </pic:nvPicPr>
+                  <pic:blipFill>
+                    <a:blip r:embed="rId32"/>
+                    <a:stretch>
+                      <a:fillRect/>
+                    </a:stretch>
+                  </pic:blipFill>
+                  <pic:spPr>
+                    <a:xfrm>
+                      <a:off x="0" y="0"/>
+                      <a:ext cx="4641676" cy="2436983"/>
+                    </a:xfrm>
+                    <a:prstGeom prst="rect">
+                      <a:avLst/>
+                    </a:prstGeom>
+                    <a:ln>
+                      <a:noFill/>
+                    </a:ln>
+                    <a:effectLst>
+                      <a:outerShdw blurRad="190500" algn="tl" rotWithShape="0">
+                        <a:srgbClr val="000000">
+                          <a:alpha val="70000"/>
+                        </a:srgbClr>
+                      </a:outerShdw>
+                    </a:effectLst>
+                  </pic:spPr>
+                </pic:pic>
+              </a:graphicData>
+            </a:graphic>
+          </wp:inline>
+        </w:drawing>
+      </w:r>
+    </w:p>
+    <w:p>
+      <w:pPr>
+        <w:pStyle w:val="Ttulo3"/>
+      </w:pPr>
+      <w:r>
+        <w:t xml:space="preserve"> </w:t>
+      </w:r>
+      <w:bookmarkStart w:id="46" w:name="_Toc229049914"/>
+      <w:r>
+        <w:t xml:space="preserve">Security </w:t>
+      </w:r>
+      <w:proofErr w:type="spellStart"/>
+      <w:r>
+        <w:t>Hotspots</w:t>
+      </w:r>
+      <w:bookmarkEnd w:id="46"/>
+      <w:proofErr w:type="spellEnd"/>
+    </w:p>
+    <w:p>
+      <w:r>
+        <w:t xml:space="preserve">Además de los </w:t>
+      </w:r>
+      <w:proofErr w:type="spellStart"/>
+      <w:r>
+        <w:t>code</w:t>
+      </w:r>
+      <w:proofErr w:type="spellEnd"/>
+      <w:r>
+        <w:t xml:space="preserve"> </w:t>
+      </w:r>
+      <w:proofErr w:type="spellStart"/>
+      <w:r>
+        <w:t>smells</w:t>
+      </w:r>
+      <w:proofErr w:type="spellEnd"/>
+      <w:r>
+        <w:t xml:space="preserve"> anteriores, SonarQube identifica zonas de código sensibles a la seguridad denominadas Security </w:t>
+      </w:r>
+      <w:proofErr w:type="spellStart"/>
+      <w:r>
+        <w:t>Hotspots</w:t>
+      </w:r>
+      <w:proofErr w:type="spellEnd"/>
+      <w:r>
+        <w:t xml:space="preserve">. A diferencia de las issues, los </w:t>
+      </w:r>
+      <w:proofErr w:type="spellStart"/>
+      <w:r>
+        <w:t>hotspots</w:t>
+      </w:r>
+      <w:proofErr w:type="spellEnd"/>
+      <w:r>
+        <w:t xml:space="preserve"> no son problemas detectados de forma automática, sino fragmentos que requieren una revisión humana para confirmar que su uso es seguro en el contexto concreto de la aplicación.</w:t>
+      </w:r>
+    </w:p>
+    <w:p>
+      <w:r>
+        <w:t xml:space="preserve">Docklite presenta un único </w:t>
+      </w:r>
+      <w:proofErr w:type="spellStart"/>
+      <w:r>
+        <w:t>hotspot</w:t>
+      </w:r>
+      <w:proofErr w:type="spellEnd"/>
+      <w:r>
+        <w:t>, correspondiente a la desactivación de la protección CSRF en la configuración de seguridad. Tras la revisión, se ha marcado como Safe con la siguiente justificación:</w:t>
+      </w:r>
+    </w:p>
+    <w:p>
+      <w:r>
+        <w:t xml:space="preserve">La aplicación es una API REST </w:t>
+      </w:r>
+      <w:proofErr w:type="spellStart"/>
+      <w:r>
+        <w:t>stateless</w:t>
+      </w:r>
+      <w:proofErr w:type="spellEnd"/>
+      <w:r>
+        <w:t xml:space="preserve">, autenticada exclusivamente mediante JWT en la cabecera </w:t>
+      </w:r>
+      <w:proofErr w:type="spellStart"/>
+      <w:r>
+        <w:t>Authorization</w:t>
+      </w:r>
+      <w:proofErr w:type="spellEnd"/>
+      <w:r>
+        <w:t xml:space="preserve">. Al no utilizarse cookies de sesión, los ataques de tipo CSRF no son aplicables, ya que dependen de que el navegador adjunte automáticamente la cookie de sesión a peticiones </w:t>
+      </w:r>
+      <w:proofErr w:type="spellStart"/>
+      <w:r>
+        <w:t>cross-origin</w:t>
+      </w:r>
+      <w:proofErr w:type="spellEnd"/>
+      <w:r>
+        <w:t xml:space="preserve">. La propia documentación oficial de Spring Security recomienda desactivar CSRF en escenarios </w:t>
+      </w:r>
+      <w:proofErr w:type="spellStart"/>
+      <w:r>
+        <w:t>stateless</w:t>
+      </w:r>
+      <w:proofErr w:type="spellEnd"/>
+      <w:r>
+        <w:t>.</w:t>
+      </w:r>
+    </w:p>
+    <w:p>
+      <w:r>
+        <w:t xml:space="preserve">Tras este análisis, el </w:t>
+      </w:r>
+      <w:proofErr w:type="spellStart"/>
+      <w:r>
+        <w:t>Quality</w:t>
+      </w:r>
+      <w:proofErr w:type="spellEnd"/>
+      <w:r>
+        <w:t xml:space="preserve"> Gate del proyecto se mantiene en verde con cero issues abiertas y todos los </w:t>
+      </w:r>
+      <w:proofErr w:type="spellStart"/>
+      <w:r>
+        <w:t>hotspots</w:t>
+      </w:r>
+      <w:proofErr w:type="spellEnd"/>
+      <w:r>
+        <w:t xml:space="preserve"> revisados.</w:t>
+      </w:r>
     </w:p>
     <w:p/>
     <w:p>
-      <w:pPr>
-        <w:pStyle w:val="Ttulo1"/>
-      </w:pPr>
-      <w:bookmarkStart w:id="30" w:name="_Toc228449156"/>
-      <w:r>
+      <w:r>
+        <w:rPr>
+          <w:noProof/>
+        </w:rPr>
         <w:lastRenderedPageBreak/>
-        <w:t>Conclusiones</w:t>
-      </w:r>
-      <w:bookmarkEnd w:id="30"/>
+        <w:drawing>
+          <wp:inline distT="0" distB="0" distL="0" distR="0" wp14:anchorId="4AAE529A" wp14:editId="276994F4">
+            <wp:extent cx="5190026" cy="2268921"/>
+            <wp:effectExtent l="190500" t="190500" r="182245" b="188595"/>
+            <wp:docPr id="696882904" name="Imagen 1"/>
+            <wp:cNvGraphicFramePr>
+              <a:graphicFrameLocks xmlns:a="http://schemas.openxmlformats.org/drawingml/2006/main" noChangeAspect="1"/>
+            </wp:cNvGraphicFramePr>
+            <a:graphic xmlns:a="http://schemas.openxmlformats.org/drawingml/2006/main">
+              <a:graphicData uri="http://schemas.openxmlformats.org/drawingml/2006/picture">
+                <pic:pic xmlns:pic="http://schemas.openxmlformats.org/drawingml/2006/picture">
+                  <pic:nvPicPr>
+                    <pic:cNvPr id="696882904" name=""/>
+                    <pic:cNvPicPr/>
+                  </pic:nvPicPr>
+                  <pic:blipFill>
+                    <a:blip r:embed="rId33"/>
+                    <a:stretch>
+                      <a:fillRect/>
+                    </a:stretch>
+                  </pic:blipFill>
+                  <pic:spPr>
+                    <a:xfrm>
+                      <a:off x="0" y="0"/>
+                      <a:ext cx="5256885" cy="2298150"/>
+                    </a:xfrm>
+                    <a:prstGeom prst="rect">
+                      <a:avLst/>
+                    </a:prstGeom>
+                    <a:ln>
+                      <a:noFill/>
+                    </a:ln>
+                    <a:effectLst>
+                      <a:outerShdw blurRad="190500" algn="tl" rotWithShape="0">
+                        <a:srgbClr val="000000">
+                          <a:alpha val="70000"/>
+                        </a:srgbClr>
+                      </a:outerShdw>
+                    </a:effectLst>
+                  </pic:spPr>
+                </pic:pic>
+              </a:graphicData>
+            </a:graphic>
+          </wp:inline>
+        </w:drawing>
+      </w:r>
     </w:p>
     <w:p>
       <w:pPr>
-        <w:pStyle w:val="font-claude-response-body"/>
         <w:rPr>
-          <w:rFonts w:ascii="Calibri" w:hAnsi="Calibri" w:cs="Calibri"/>
+          <w:b/>
+          <w:bCs/>
         </w:rPr>
       </w:pPr>
-      <w:r>
-        <w:rPr>
-          <w:rFonts w:ascii="Calibri" w:hAnsi="Calibri" w:cs="Calibri"/>
-        </w:rPr>
-        <w:t>El desarrollo de Docklite ha cumplido su objetivo principal: ofrecer una interfaz web sencilla para la gestión remota de contenedores Docker, desplegable de forma autónoma en cualquier servidor Linux. Se han implementado los nueve requisitos funcionales y los seis no funcionales definidos al inicio del proyecto.</w:t>
-      </w:r>
     </w:p>
     <w:p>
       <w:pPr>
-        <w:pStyle w:val="font-claude-response-body"/>
         <w:rPr>
-          <w:rFonts w:ascii="Calibri" w:hAnsi="Calibri" w:cs="Calibri"/>
+          <w:b/>
+          <w:bCs/>
         </w:rPr>
       </w:pPr>
-      <w:r>
-        <w:rPr>
-          <w:rFonts w:ascii="Calibri" w:hAnsi="Calibri" w:cs="Calibri"/>
-        </w:rPr>
-        <w:t xml:space="preserve">El resultado es un sistema que permite al administrador controlar el acceso mediante invitaciones </w:t>
-      </w:r>
-      <w:proofErr w:type="spellStart"/>
-      <w:r>
-        <w:rPr>
-          <w:rFonts w:ascii="Calibri" w:hAnsi="Calibri" w:cs="Calibri"/>
-        </w:rPr>
-        <w:t>multi-uso</w:t>
-      </w:r>
-      <w:proofErr w:type="spellEnd"/>
-      <w:r>
-        <w:rPr>
-          <w:rFonts w:ascii="Calibri" w:hAnsi="Calibri" w:cs="Calibri"/>
-        </w:rPr>
-        <w:t xml:space="preserve">, garantiza el aislamiento de los recursos Docker entre usuarios y audita las acciones mutantes en una tabla independiente. Todo ello se distribuye mediante un único script de instalación interactivo que automatiza la configuración inicial, incluyendo la obtención de un certificado HTTPS de </w:t>
-      </w:r>
-      <w:proofErr w:type="spellStart"/>
-      <w:r>
-        <w:rPr>
-          <w:rFonts w:ascii="Calibri" w:hAnsi="Calibri" w:cs="Calibri"/>
-        </w:rPr>
-        <w:t>Let's</w:t>
-      </w:r>
-      <w:proofErr w:type="spellEnd"/>
-      <w:r>
-        <w:rPr>
-          <w:rFonts w:ascii="Calibri" w:hAnsi="Calibri" w:cs="Calibri"/>
-        </w:rPr>
-        <w:t xml:space="preserve"> </w:t>
-      </w:r>
-      <w:proofErr w:type="spellStart"/>
-      <w:r>
-        <w:rPr>
-          <w:rFonts w:ascii="Calibri" w:hAnsi="Calibri" w:cs="Calibri"/>
-        </w:rPr>
-        <w:t>Encrypt</w:t>
-      </w:r>
-      <w:proofErr w:type="spellEnd"/>
-      <w:r>
-        <w:rPr>
-          <w:rFonts w:ascii="Calibri" w:hAnsi="Calibri" w:cs="Calibri"/>
-        </w:rPr>
-        <w:t xml:space="preserve"> cuando procede.</w:t>
-      </w:r>
     </w:p>
-    <w:p>
-      <w:pPr>
-        <w:pStyle w:val="font-claude-response-body"/>
-        <w:rPr>
-          <w:rFonts w:ascii="Calibri" w:hAnsi="Calibri" w:cs="Calibri"/>
-        </w:rPr>
-      </w:pPr>
-      <w:r>
-        <w:rPr>
-          <w:rFonts w:ascii="Calibri" w:hAnsi="Calibri" w:cs="Calibri"/>
-        </w:rPr>
-        <w:t xml:space="preserve">Durante el desarrollo se han integrado tecnologías ajenas al temario del ciclo, como Spring Boot 4 o la API de </w:t>
-      </w:r>
-      <w:proofErr w:type="spellStart"/>
-      <w:r>
-        <w:rPr>
-          <w:rStyle w:val="nfasis"/>
-          <w:rFonts w:ascii="Calibri" w:hAnsi="Calibri" w:cs="Calibri"/>
-        </w:rPr>
-        <w:t>docker</w:t>
-      </w:r>
-      <w:proofErr w:type="spellEnd"/>
-      <w:r>
-        <w:rPr>
-          <w:rStyle w:val="nfasis"/>
-          <w:rFonts w:ascii="Calibri" w:hAnsi="Calibri" w:cs="Calibri"/>
-        </w:rPr>
-        <w:t>-java</w:t>
-      </w:r>
-      <w:r>
-        <w:rPr>
-          <w:rFonts w:ascii="Calibri" w:hAnsi="Calibri" w:cs="Calibri"/>
-        </w:rPr>
-        <w:t xml:space="preserve">, y se han aplicado prácticas profesionales como las migraciones versionadas con </w:t>
-      </w:r>
-      <w:proofErr w:type="spellStart"/>
-      <w:r>
-        <w:rPr>
-          <w:rStyle w:val="nfasis"/>
-          <w:rFonts w:ascii="Calibri" w:hAnsi="Calibri" w:cs="Calibri"/>
-        </w:rPr>
-        <w:t>Flyway</w:t>
-      </w:r>
-      <w:proofErr w:type="spellEnd"/>
-      <w:r>
-        <w:rPr>
-          <w:rFonts w:ascii="Calibri" w:hAnsi="Calibri" w:cs="Calibri"/>
-        </w:rPr>
-        <w:t xml:space="preserve">, la autenticación JWT, la </w:t>
-      </w:r>
-      <w:proofErr w:type="spellStart"/>
-      <w:r>
-        <w:rPr>
-          <w:rFonts w:ascii="Calibri" w:hAnsi="Calibri" w:cs="Calibri"/>
-        </w:rPr>
-        <w:t>contenedorización</w:t>
-      </w:r>
-      <w:proofErr w:type="spellEnd"/>
-      <w:r>
-        <w:rPr>
-          <w:rFonts w:ascii="Calibri" w:hAnsi="Calibri" w:cs="Calibri"/>
-        </w:rPr>
-        <w:t xml:space="preserve"> </w:t>
-      </w:r>
-      <w:proofErr w:type="spellStart"/>
-      <w:r>
-        <w:rPr>
-          <w:rFonts w:ascii="Calibri" w:hAnsi="Calibri" w:cs="Calibri"/>
-        </w:rPr>
-        <w:t>multi-stage</w:t>
-      </w:r>
-      <w:proofErr w:type="spellEnd"/>
-      <w:r>
-        <w:rPr>
-          <w:rFonts w:ascii="Calibri" w:hAnsi="Calibri" w:cs="Calibri"/>
-        </w:rPr>
-        <w:t xml:space="preserve"> o la documentación con </w:t>
-      </w:r>
-      <w:proofErr w:type="spellStart"/>
-      <w:r>
-        <w:rPr>
-          <w:rFonts w:ascii="Calibri" w:hAnsi="Calibri" w:cs="Calibri"/>
-        </w:rPr>
-        <w:t>OpenAPI</w:t>
-      </w:r>
-      <w:proofErr w:type="spellEnd"/>
-      <w:r>
-        <w:rPr>
-          <w:rFonts w:ascii="Calibri" w:hAnsi="Calibri" w:cs="Calibri"/>
-        </w:rPr>
-        <w:t>. La principal lección extraída es la importancia de pensar el despliegue desde el primer día y de externalizar la configuración sensible mediante variables de entorno.</w:t>
-      </w:r>
-    </w:p>
-    <w:p>
-      <w:pPr>
-        <w:pStyle w:val="font-claude-response-body"/>
-        <w:rPr>
-          <w:rFonts w:ascii="Calibri" w:hAnsi="Calibri" w:cs="Calibri"/>
-        </w:rPr>
-      </w:pPr>
-      <w:r>
-        <w:rPr>
-          <w:rFonts w:ascii="Calibri" w:hAnsi="Calibri" w:cs="Calibri"/>
-        </w:rPr>
-        <w:t xml:space="preserve">El proyecto deja abiertas varias líneas de mejora futuras: la incorporación de pruebas automatizadas, el aislamiento del socket Docker mediante un </w:t>
-      </w:r>
-      <w:r>
-        <w:rPr>
-          <w:rStyle w:val="nfasis"/>
-          <w:rFonts w:ascii="Calibri" w:hAnsi="Calibri" w:cs="Calibri"/>
-        </w:rPr>
-        <w:t>socket-proxy</w:t>
-      </w:r>
-      <w:r>
-        <w:rPr>
-          <w:rFonts w:ascii="Calibri" w:hAnsi="Calibri" w:cs="Calibri"/>
-        </w:rPr>
-        <w:t>, la renovación automática de certificados, el soporte para más distribuciones Linux y la internacionalización de la interfaz.</w:t>
-      </w:r>
-    </w:p>
-    <w:p>
-      <w:pPr>
-        <w:pStyle w:val="font-claude-response-body"/>
-        <w:rPr>
-          <w:rFonts w:ascii="Calibri" w:hAnsi="Calibri" w:cs="Calibri"/>
-        </w:rPr>
-      </w:pPr>
-      <w:r>
-        <w:rPr>
-          <w:rFonts w:ascii="Calibri" w:hAnsi="Calibri" w:cs="Calibri"/>
-        </w:rPr>
-        <w:t>En conjunto, Docklite se entrega como una aplicación funcional, documentada y lista para producción, dando por cumplido el propósito del Trabajo de Fin de Grado.</w:t>
-      </w:r>
-    </w:p>
+    <w:p/>
     <w:p>
       <w:pPr>
         <w:rPr>
@@ -12360,22 +15403,252 @@
       <w:pPr>
         <w:pStyle w:val="Ttulo1"/>
       </w:pPr>
-      <w:bookmarkStart w:id="31" w:name="_Toc228449157"/>
+      <w:bookmarkStart w:id="47" w:name="_Toc229049915"/>
+      <w:r>
+        <w:lastRenderedPageBreak/>
+        <w:t>Conclusiones</w:t>
+      </w:r>
+      <w:bookmarkEnd w:id="47"/>
+    </w:p>
+    <w:p>
+      <w:pPr>
+        <w:pStyle w:val="font-claude-response-body"/>
+        <w:rPr>
+          <w:rFonts w:ascii="Calibri" w:hAnsi="Calibri" w:cs="Calibri"/>
+        </w:rPr>
+      </w:pPr>
+      <w:r>
+        <w:rPr>
+          <w:rFonts w:ascii="Calibri" w:hAnsi="Calibri" w:cs="Calibri"/>
+        </w:rPr>
+        <w:t>El desarrollo de Docklite ha cumplido su objetivo principal: ofrecer una interfaz web sencilla para la gestión remota de contenedores Docker, desplegable de forma autónoma en cualquier servidor Linux. Se han implementado los nueve requisitos funcionales y los seis no funcionales definidos al inicio del proyecto.</w:t>
+      </w:r>
+    </w:p>
+    <w:p>
+      <w:pPr>
+        <w:pStyle w:val="font-claude-response-body"/>
+        <w:rPr>
+          <w:rFonts w:ascii="Calibri" w:hAnsi="Calibri" w:cs="Calibri"/>
+        </w:rPr>
+      </w:pPr>
+      <w:r>
+        <w:rPr>
+          <w:rFonts w:ascii="Calibri" w:hAnsi="Calibri" w:cs="Calibri"/>
+        </w:rPr>
+        <w:t xml:space="preserve">El resultado es un sistema que permite al administrador controlar el acceso mediante invitaciones </w:t>
+      </w:r>
+      <w:proofErr w:type="spellStart"/>
+      <w:r>
+        <w:rPr>
+          <w:rFonts w:ascii="Calibri" w:hAnsi="Calibri" w:cs="Calibri"/>
+        </w:rPr>
+        <w:t>multi-uso</w:t>
+      </w:r>
+      <w:proofErr w:type="spellEnd"/>
+      <w:r>
+        <w:rPr>
+          <w:rFonts w:ascii="Calibri" w:hAnsi="Calibri" w:cs="Calibri"/>
+        </w:rPr>
+        <w:t xml:space="preserve">, garantiza el aislamiento de los recursos Docker entre usuarios y audita las acciones mutantes en una tabla independiente. Todo ello se distribuye mediante un único script de instalación interactivo que automatiza la configuración inicial, incluyendo la obtención de un certificado HTTPS de </w:t>
+      </w:r>
+      <w:proofErr w:type="spellStart"/>
+      <w:r>
+        <w:rPr>
+          <w:rFonts w:ascii="Calibri" w:hAnsi="Calibri" w:cs="Calibri"/>
+        </w:rPr>
+        <w:t>Let's</w:t>
+      </w:r>
+      <w:proofErr w:type="spellEnd"/>
+      <w:r>
+        <w:rPr>
+          <w:rFonts w:ascii="Calibri" w:hAnsi="Calibri" w:cs="Calibri"/>
+        </w:rPr>
+        <w:t xml:space="preserve"> </w:t>
+      </w:r>
+      <w:proofErr w:type="spellStart"/>
+      <w:r>
+        <w:rPr>
+          <w:rFonts w:ascii="Calibri" w:hAnsi="Calibri" w:cs="Calibri"/>
+        </w:rPr>
+        <w:t>Encrypt</w:t>
+      </w:r>
+      <w:proofErr w:type="spellEnd"/>
+      <w:r>
+        <w:rPr>
+          <w:rFonts w:ascii="Calibri" w:hAnsi="Calibri" w:cs="Calibri"/>
+        </w:rPr>
+        <w:t xml:space="preserve"> cuando procede.</w:t>
+      </w:r>
+    </w:p>
+    <w:p>
+      <w:pPr>
+        <w:pStyle w:val="font-claude-response-body"/>
+        <w:rPr>
+          <w:rFonts w:ascii="Calibri" w:hAnsi="Calibri" w:cs="Calibri"/>
+        </w:rPr>
+      </w:pPr>
+      <w:r>
+        <w:rPr>
+          <w:rFonts w:ascii="Calibri" w:hAnsi="Calibri" w:cs="Calibri"/>
+        </w:rPr>
+        <w:t xml:space="preserve">Durante el desarrollo se han integrado tecnologías ajenas al temario del ciclo, como Spring Boot 4 o la API de </w:t>
+      </w:r>
+      <w:proofErr w:type="spellStart"/>
+      <w:r>
+        <w:rPr>
+          <w:rStyle w:val="nfasis"/>
+          <w:rFonts w:ascii="Calibri" w:hAnsi="Calibri" w:cs="Calibri"/>
+        </w:rPr>
+        <w:t>docker</w:t>
+      </w:r>
+      <w:proofErr w:type="spellEnd"/>
+      <w:r>
+        <w:rPr>
+          <w:rStyle w:val="nfasis"/>
+          <w:rFonts w:ascii="Calibri" w:hAnsi="Calibri" w:cs="Calibri"/>
+        </w:rPr>
+        <w:t>-java</w:t>
+      </w:r>
+      <w:r>
+        <w:rPr>
+          <w:rFonts w:ascii="Calibri" w:hAnsi="Calibri" w:cs="Calibri"/>
+        </w:rPr>
+        <w:t xml:space="preserve">, y se han aplicado prácticas profesionales como las migraciones versionadas con </w:t>
+      </w:r>
+      <w:proofErr w:type="spellStart"/>
+      <w:r>
+        <w:rPr>
+          <w:rStyle w:val="nfasis"/>
+          <w:rFonts w:ascii="Calibri" w:hAnsi="Calibri" w:cs="Calibri"/>
+        </w:rPr>
+        <w:t>Flyway</w:t>
+      </w:r>
+      <w:proofErr w:type="spellEnd"/>
+      <w:r>
+        <w:rPr>
+          <w:rFonts w:ascii="Calibri" w:hAnsi="Calibri" w:cs="Calibri"/>
+        </w:rPr>
+        <w:t xml:space="preserve">, la autenticación JWT, la </w:t>
+      </w:r>
+      <w:proofErr w:type="spellStart"/>
+      <w:r>
+        <w:rPr>
+          <w:rFonts w:ascii="Calibri" w:hAnsi="Calibri" w:cs="Calibri"/>
+        </w:rPr>
+        <w:t>contenedorización</w:t>
+      </w:r>
+      <w:proofErr w:type="spellEnd"/>
+      <w:r>
+        <w:rPr>
+          <w:rFonts w:ascii="Calibri" w:hAnsi="Calibri" w:cs="Calibri"/>
+        </w:rPr>
+        <w:t xml:space="preserve"> </w:t>
+      </w:r>
+      <w:proofErr w:type="spellStart"/>
+      <w:r>
+        <w:rPr>
+          <w:rFonts w:ascii="Calibri" w:hAnsi="Calibri" w:cs="Calibri"/>
+        </w:rPr>
+        <w:t>multi-stage</w:t>
+      </w:r>
+      <w:proofErr w:type="spellEnd"/>
+      <w:r>
+        <w:rPr>
+          <w:rFonts w:ascii="Calibri" w:hAnsi="Calibri" w:cs="Calibri"/>
+        </w:rPr>
+        <w:t xml:space="preserve"> o la documentación con </w:t>
+      </w:r>
+      <w:proofErr w:type="spellStart"/>
+      <w:r>
+        <w:rPr>
+          <w:rFonts w:ascii="Calibri" w:hAnsi="Calibri" w:cs="Calibri"/>
+        </w:rPr>
+        <w:t>OpenAPI</w:t>
+      </w:r>
+      <w:proofErr w:type="spellEnd"/>
+      <w:r>
+        <w:rPr>
+          <w:rFonts w:ascii="Calibri" w:hAnsi="Calibri" w:cs="Calibri"/>
+        </w:rPr>
+        <w:t>. La principal lección extraída es la importancia de pensar el despliegue desde el primer día y de externalizar la configuración sensible mediante variables de entorno.</w:t>
+      </w:r>
+    </w:p>
+    <w:p>
+      <w:pPr>
+        <w:pStyle w:val="font-claude-response-body"/>
+        <w:rPr>
+          <w:rFonts w:ascii="Calibri" w:hAnsi="Calibri" w:cs="Calibri"/>
+        </w:rPr>
+      </w:pPr>
+      <w:r>
+        <w:rPr>
+          <w:rFonts w:ascii="Calibri" w:hAnsi="Calibri" w:cs="Calibri"/>
+        </w:rPr>
+        <w:t xml:space="preserve">El proyecto deja abiertas varias líneas de mejora futuras: la incorporación de pruebas automatizadas, el aislamiento del socket Docker mediante un </w:t>
+      </w:r>
+      <w:r>
+        <w:rPr>
+          <w:rStyle w:val="nfasis"/>
+          <w:rFonts w:ascii="Calibri" w:hAnsi="Calibri" w:cs="Calibri"/>
+        </w:rPr>
+        <w:t>socket-proxy</w:t>
+      </w:r>
+      <w:r>
+        <w:rPr>
+          <w:rFonts w:ascii="Calibri" w:hAnsi="Calibri" w:cs="Calibri"/>
+        </w:rPr>
+        <w:t>, la renovación automática de certificados, el soporte para más distribuciones Linux y la internacionalización de la interfaz.</w:t>
+      </w:r>
+    </w:p>
+    <w:p>
+      <w:pPr>
+        <w:pStyle w:val="font-claude-response-body"/>
+        <w:rPr>
+          <w:rFonts w:ascii="Calibri" w:hAnsi="Calibri" w:cs="Calibri"/>
+        </w:rPr>
+      </w:pPr>
+      <w:r>
+        <w:rPr>
+          <w:rFonts w:ascii="Calibri" w:hAnsi="Calibri" w:cs="Calibri"/>
+        </w:rPr>
+        <w:t>En conjunto, Docklite se entrega como una aplicación funcional, documentada y lista para producción, dando por cumplido el propósito del Trabajo de Fin de Grado.</w:t>
+      </w:r>
+    </w:p>
+    <w:p>
+      <w:pPr>
+        <w:rPr>
+          <w:rFonts w:asciiTheme="majorHAnsi" w:eastAsiaTheme="majorEastAsia" w:hAnsiTheme="majorHAnsi" w:cstheme="majorBidi"/>
+          <w:b/>
+          <w:bCs/>
+          <w:color w:val="244061" w:themeColor="accent1" w:themeShade="80"/>
+          <w:sz w:val="32"/>
+          <w:szCs w:val="28"/>
+        </w:rPr>
+      </w:pPr>
+      <w:r>
+        <w:br w:type="page"/>
+      </w:r>
+    </w:p>
+    <w:p>
+      <w:pPr>
+        <w:pStyle w:val="Ttulo1"/>
+      </w:pPr>
+      <w:bookmarkStart w:id="48" w:name="_Toc229049916"/>
       <w:r>
         <w:lastRenderedPageBreak/>
         <w:t>Bibliografía</w:t>
       </w:r>
-      <w:bookmarkEnd w:id="31"/>
+      <w:bookmarkEnd w:id="48"/>
     </w:p>
     <w:p>
       <w:pPr>
         <w:pStyle w:val="Ttulo2"/>
       </w:pPr>
-      <w:bookmarkStart w:id="32" w:name="_Toc228449158"/>
+      <w:bookmarkStart w:id="49" w:name="_Toc229049917"/>
       <w:r>
         <w:t>Documentación oficial</w:t>
       </w:r>
-      <w:bookmarkEnd w:id="32"/>
+      <w:bookmarkEnd w:id="49"/>
     </w:p>
     <w:p>
       <w:pPr>
@@ -12414,7 +15687,7 @@
         </w:rPr>
         <w:br/>
       </w:r>
-      <w:hyperlink r:id="rId20" w:history="1">
+      <w:hyperlink r:id="rId34" w:history="1">
         <w:r>
           <w:rPr>
             <w:rStyle w:val="Hipervnculo"/>
@@ -12446,7 +15719,7 @@
         </w:rPr>
         <w:br/>
       </w:r>
-      <w:hyperlink r:id="rId21" w:history="1">
+      <w:hyperlink r:id="rId35" w:history="1">
         <w:r>
           <w:rPr>
             <w:rStyle w:val="Hipervnculo"/>
@@ -12478,7 +15751,7 @@
         </w:rPr>
         <w:br/>
       </w:r>
-      <w:hyperlink r:id="rId22" w:history="1">
+      <w:hyperlink r:id="rId36" w:history="1">
         <w:r>
           <w:rPr>
             <w:rStyle w:val="Hipervnculo"/>
@@ -12551,7 +15824,7 @@
         </w:rPr>
         <w:br/>
       </w:r>
-      <w:hyperlink r:id="rId23" w:history="1">
+      <w:hyperlink r:id="rId37" w:history="1">
         <w:r>
           <w:rPr>
             <w:rStyle w:val="Hipervnculo"/>
@@ -12608,7 +15881,7 @@
         </w:rPr>
         <w:br/>
       </w:r>
-      <w:hyperlink r:id="rId24" w:history="1">
+      <w:hyperlink r:id="rId38" w:history="1">
         <w:r>
           <w:rPr>
             <w:rStyle w:val="Hipervnculo"/>
@@ -12672,7 +15945,7 @@
         </w:rPr>
         <w:br/>
       </w:r>
-      <w:hyperlink r:id="rId25" w:history="1">
+      <w:hyperlink r:id="rId39" w:history="1">
         <w:r>
           <w:rPr>
             <w:rStyle w:val="Hipervnculo"/>
@@ -12720,7 +15993,7 @@
         </w:rPr>
         <w:br/>
       </w:r>
-      <w:hyperlink r:id="rId26" w:history="1">
+      <w:hyperlink r:id="rId40" w:history="1">
         <w:r>
           <w:rPr>
             <w:rStyle w:val="Hipervnculo"/>
@@ -12784,7 +16057,7 @@
         </w:rPr>
         <w:br/>
       </w:r>
-      <w:hyperlink r:id="rId27" w:history="1">
+      <w:hyperlink r:id="rId41" w:history="1">
         <w:r>
           <w:rPr>
             <w:rStyle w:val="Hipervnculo"/>
@@ -12832,7 +16105,7 @@
         </w:rPr>
         <w:br/>
       </w:r>
-      <w:hyperlink r:id="rId28" w:history="1">
+      <w:hyperlink r:id="rId42" w:history="1">
         <w:r>
           <w:rPr>
             <w:rStyle w:val="Hipervnculo"/>
@@ -12889,7 +16162,7 @@
         </w:rPr>
         <w:br/>
       </w:r>
-      <w:hyperlink r:id="rId29" w:history="1">
+      <w:hyperlink r:id="rId43" w:history="1">
         <w:r>
           <w:rPr>
             <w:rStyle w:val="Hipervnculo"/>
@@ -12978,7 +16251,7 @@
         </w:rPr>
         <w:br/>
       </w:r>
-      <w:hyperlink r:id="rId30" w:history="1">
+      <w:hyperlink r:id="rId44" w:history="1">
         <w:r>
           <w:rPr>
             <w:rStyle w:val="Hipervnculo"/>
@@ -12993,11 +16266,11 @@
       <w:pPr>
         <w:pStyle w:val="Ttulo2"/>
       </w:pPr>
-      <w:bookmarkStart w:id="33" w:name="_Toc228449159"/>
+      <w:bookmarkStart w:id="50" w:name="_Toc229049918"/>
       <w:r>
         <w:t>Especificaciones y estándares</w:t>
       </w:r>
-      <w:bookmarkEnd w:id="33"/>
+      <w:bookmarkEnd w:id="50"/>
     </w:p>
     <w:p>
       <w:pPr>
@@ -13036,7 +16309,7 @@
         </w:rPr>
         <w:br/>
       </w:r>
-      <w:hyperlink r:id="rId31" w:history="1">
+      <w:hyperlink r:id="rId45" w:history="1">
         <w:r>
           <w:rPr>
             <w:rStyle w:val="Hipervnculo"/>
@@ -13084,7 +16357,7 @@
         </w:rPr>
         <w:br/>
       </w:r>
-      <w:hyperlink r:id="rId32" w:history="1">
+      <w:hyperlink r:id="rId46" w:history="1">
         <w:r>
           <w:rPr>
             <w:rStyle w:val="Hipervnculo"/>
@@ -13245,7 +16518,7 @@
         </w:rPr>
         <w:br/>
       </w:r>
-      <w:hyperlink r:id="rId33" w:history="1">
+      <w:hyperlink r:id="rId47" w:history="1">
         <w:r>
           <w:rPr>
             <w:rStyle w:val="Hipervnculo"/>
@@ -13260,11 +16533,11 @@
       <w:pPr>
         <w:pStyle w:val="Ttulo2"/>
       </w:pPr>
-      <w:bookmarkStart w:id="34" w:name="_Toc228449160"/>
+      <w:bookmarkStart w:id="51" w:name="_Toc229049919"/>
       <w:r>
         <w:t>Buenas prácticas y seguridad</w:t>
       </w:r>
-      <w:bookmarkEnd w:id="34"/>
+      <w:bookmarkEnd w:id="51"/>
     </w:p>
     <w:p>
       <w:pPr>
@@ -13303,7 +16576,7 @@
         </w:rPr>
         <w:br/>
       </w:r>
-      <w:hyperlink r:id="rId34" w:history="1">
+      <w:hyperlink r:id="rId48" w:history="1">
         <w:r>
           <w:rPr>
             <w:rStyle w:val="Hipervnculo"/>
@@ -13383,7 +16656,7 @@
         </w:rPr>
         <w:br/>
       </w:r>
-      <w:hyperlink r:id="rId35" w:history="1">
+      <w:hyperlink r:id="rId49" w:history="1">
         <w:r>
           <w:rPr>
             <w:rStyle w:val="Hipervnculo"/>
@@ -13431,7 +16704,7 @@
         </w:rPr>
         <w:br/>
       </w:r>
-      <w:hyperlink r:id="rId36" w:history="1">
+      <w:hyperlink r:id="rId50" w:history="1">
         <w:r>
           <w:rPr>
             <w:rStyle w:val="Hipervnculo"/>
@@ -13446,11 +16719,11 @@
       <w:pPr>
         <w:pStyle w:val="Ttulo2"/>
       </w:pPr>
-      <w:bookmarkStart w:id="35" w:name="_Toc228449161"/>
+      <w:bookmarkStart w:id="52" w:name="_Toc229049920"/>
       <w:r>
         <w:t>Herramientas</w:t>
       </w:r>
-      <w:bookmarkEnd w:id="35"/>
+      <w:bookmarkEnd w:id="52"/>
     </w:p>
     <w:p>
       <w:pPr>
@@ -13489,7 +16762,7 @@
         </w:rPr>
         <w:br/>
       </w:r>
-      <w:hyperlink r:id="rId37" w:history="1">
+      <w:hyperlink r:id="rId51" w:history="1">
         <w:r>
           <w:rPr>
             <w:rStyle w:val="Hipervnculo"/>
@@ -13562,7 +16835,7 @@
         </w:rPr>
         <w:br/>
       </w:r>
-      <w:hyperlink r:id="rId38" w:history="1">
+      <w:hyperlink r:id="rId52" w:history="1">
         <w:r>
           <w:rPr>
             <w:rStyle w:val="Hipervnculo"/>
@@ -13577,11 +16850,11 @@
       <w:pPr>
         <w:pStyle w:val="Ttulo2"/>
       </w:pPr>
-      <w:bookmarkStart w:id="36" w:name="_Toc228449162"/>
+      <w:bookmarkStart w:id="53" w:name="_Toc229049921"/>
       <w:r>
         <w:t>Recursos consultados durante el desarrollo</w:t>
       </w:r>
-      <w:bookmarkEnd w:id="36"/>
+      <w:bookmarkEnd w:id="53"/>
     </w:p>
     <w:p>
       <w:pPr>
@@ -13661,7 +16934,7 @@
         </w:rPr>
         <w:br/>
       </w:r>
-      <w:hyperlink r:id="rId39" w:history="1">
+      <w:hyperlink r:id="rId53" w:history="1">
         <w:r>
           <w:rPr>
             <w:rStyle w:val="Hipervnculo"/>
@@ -13718,7 +16991,7 @@
         </w:rPr>
         <w:br/>
       </w:r>
-      <w:hyperlink r:id="rId40" w:history="1">
+      <w:hyperlink r:id="rId54" w:history="1">
         <w:r>
           <w:rPr>
             <w:rStyle w:val="Hipervnculo"/>
@@ -13730,8 +17003,8 @@
       </w:hyperlink>
     </w:p>
     <w:sectPr>
-      <w:headerReference w:type="first" r:id="rId41"/>
-      <w:footerReference w:type="first" r:id="rId42"/>
+      <w:headerReference w:type="first" r:id="rId55"/>
+      <w:footerReference w:type="first" r:id="rId56"/>
       <w:pgSz w:w="11906" w:h="16838"/>
       <w:pgMar w:top="1417" w:right="1417" w:bottom="1417" w:left="1417" w:header="720" w:footer="720" w:gutter="0"/>
       <w:pgNumType w:start="1"/>
@@ -15271,6 +18544,155 @@
     </w:lvl>
   </w:abstractNum>
   <w:abstractNum w:abstractNumId="18" w15:restartNumberingAfterBreak="0">
+    <w:nsid w:val="2B49529B"/>
+    <w:multiLevelType w:val="multilevel"/>
+    <w:tmpl w:val="B986B942"/>
+    <w:lvl w:ilvl="0">
+      <w:start w:val="1"/>
+      <w:numFmt w:val="bullet"/>
+      <w:lvlText w:val=""/>
+      <w:lvlJc w:val="left"/>
+      <w:pPr>
+        <w:tabs>
+          <w:tab w:val="num" w:pos="720"/>
+        </w:tabs>
+        <w:ind w:left="720" w:hanging="360"/>
+      </w:pPr>
+      <w:rPr>
+        <w:rFonts w:ascii="Symbol" w:hAnsi="Symbol" w:hint="default"/>
+        <w:sz w:val="20"/>
+      </w:rPr>
+    </w:lvl>
+    <w:lvl w:ilvl="1" w:tentative="1">
+      <w:start w:val="1"/>
+      <w:numFmt w:val="bullet"/>
+      <w:lvlText w:val="o"/>
+      <w:lvlJc w:val="left"/>
+      <w:pPr>
+        <w:tabs>
+          <w:tab w:val="num" w:pos="1440"/>
+        </w:tabs>
+        <w:ind w:left="1440" w:hanging="360"/>
+      </w:pPr>
+      <w:rPr>
+        <w:rFonts w:ascii="Courier New" w:hAnsi="Courier New" w:hint="default"/>
+        <w:sz w:val="20"/>
+      </w:rPr>
+    </w:lvl>
+    <w:lvl w:ilvl="2" w:tentative="1">
+      <w:start w:val="1"/>
+      <w:numFmt w:val="bullet"/>
+      <w:lvlText w:val=""/>
+      <w:lvlJc w:val="left"/>
+      <w:pPr>
+        <w:tabs>
+          <w:tab w:val="num" w:pos="2160"/>
+        </w:tabs>
+        <w:ind w:left="2160" w:hanging="360"/>
+      </w:pPr>
+      <w:rPr>
+        <w:rFonts w:ascii="Wingdings" w:hAnsi="Wingdings" w:hint="default"/>
+        <w:sz w:val="20"/>
+      </w:rPr>
+    </w:lvl>
+    <w:lvl w:ilvl="3" w:tentative="1">
+      <w:start w:val="1"/>
+      <w:numFmt w:val="bullet"/>
+      <w:lvlText w:val=""/>
+      <w:lvlJc w:val="left"/>
+      <w:pPr>
+        <w:tabs>
+          <w:tab w:val="num" w:pos="2880"/>
+        </w:tabs>
+        <w:ind w:left="2880" w:hanging="360"/>
+      </w:pPr>
+      <w:rPr>
+        <w:rFonts w:ascii="Wingdings" w:hAnsi="Wingdings" w:hint="default"/>
+        <w:sz w:val="20"/>
+      </w:rPr>
+    </w:lvl>
+    <w:lvl w:ilvl="4" w:tentative="1">
+      <w:start w:val="1"/>
+      <w:numFmt w:val="bullet"/>
+      <w:lvlText w:val=""/>
+      <w:lvlJc w:val="left"/>
+      <w:pPr>
+        <w:tabs>
+          <w:tab w:val="num" w:pos="3600"/>
+        </w:tabs>
+        <w:ind w:left="3600" w:hanging="360"/>
+      </w:pPr>
+      <w:rPr>
+        <w:rFonts w:ascii="Wingdings" w:hAnsi="Wingdings" w:hint="default"/>
+        <w:sz w:val="20"/>
+      </w:rPr>
+    </w:lvl>
+    <w:lvl w:ilvl="5" w:tentative="1">
+      <w:start w:val="1"/>
+      <w:numFmt w:val="bullet"/>
+      <w:lvlText w:val=""/>
+      <w:lvlJc w:val="left"/>
+      <w:pPr>
+        <w:tabs>
+          <w:tab w:val="num" w:pos="4320"/>
+        </w:tabs>
+        <w:ind w:left="4320" w:hanging="360"/>
+      </w:pPr>
+      <w:rPr>
+        <w:rFonts w:ascii="Wingdings" w:hAnsi="Wingdings" w:hint="default"/>
+        <w:sz w:val="20"/>
+      </w:rPr>
+    </w:lvl>
+    <w:lvl w:ilvl="6" w:tentative="1">
+      <w:start w:val="1"/>
+      <w:numFmt w:val="bullet"/>
+      <w:lvlText w:val=""/>
+      <w:lvlJc w:val="left"/>
+      <w:pPr>
+        <w:tabs>
+          <w:tab w:val="num" w:pos="5040"/>
+        </w:tabs>
+        <w:ind w:left="5040" w:hanging="360"/>
+      </w:pPr>
+      <w:rPr>
+        <w:rFonts w:ascii="Wingdings" w:hAnsi="Wingdings" w:hint="default"/>
+        <w:sz w:val="20"/>
+      </w:rPr>
+    </w:lvl>
+    <w:lvl w:ilvl="7" w:tentative="1">
+      <w:start w:val="1"/>
+      <w:numFmt w:val="bullet"/>
+      <w:lvlText w:val=""/>
+      <w:lvlJc w:val="left"/>
+      <w:pPr>
+        <w:tabs>
+          <w:tab w:val="num" w:pos="5760"/>
+        </w:tabs>
+        <w:ind w:left="5760" w:hanging="360"/>
+      </w:pPr>
+      <w:rPr>
+        <w:rFonts w:ascii="Wingdings" w:hAnsi="Wingdings" w:hint="default"/>
+        <w:sz w:val="20"/>
+      </w:rPr>
+    </w:lvl>
+    <w:lvl w:ilvl="8" w:tentative="1">
+      <w:start w:val="1"/>
+      <w:numFmt w:val="bullet"/>
+      <w:lvlText w:val=""/>
+      <w:lvlJc w:val="left"/>
+      <w:pPr>
+        <w:tabs>
+          <w:tab w:val="num" w:pos="6480"/>
+        </w:tabs>
+        <w:ind w:left="6480" w:hanging="360"/>
+      </w:pPr>
+      <w:rPr>
+        <w:rFonts w:ascii="Wingdings" w:hAnsi="Wingdings" w:hint="default"/>
+        <w:sz w:val="20"/>
+      </w:rPr>
+    </w:lvl>
+  </w:abstractNum>
+  <w:abstractNum w:abstractNumId="19" w15:restartNumberingAfterBreak="0">
     <w:nsid w:val="2B5A668F"/>
     <w:multiLevelType w:val="multilevel"/>
     <w:tmpl w:val="0C0A001F"/>
@@ -15356,7 +18778,7 @@
       </w:pPr>
     </w:lvl>
   </w:abstractNum>
-  <w:abstractNum w:abstractNumId="19" w15:restartNumberingAfterBreak="0">
+  <w:abstractNum w:abstractNumId="20" w15:restartNumberingAfterBreak="0">
     <w:nsid w:val="32A77957"/>
     <w:multiLevelType w:val="multilevel"/>
     <w:tmpl w:val="0C0A001F"/>
@@ -15443,7 +18865,7 @@
       </w:pPr>
     </w:lvl>
   </w:abstractNum>
-  <w:abstractNum w:abstractNumId="20" w15:restartNumberingAfterBreak="0">
+  <w:abstractNum w:abstractNumId="21" w15:restartNumberingAfterBreak="0">
     <w:nsid w:val="3B963962"/>
     <w:multiLevelType w:val="multilevel"/>
     <w:tmpl w:val="EF820730"/>
@@ -15556,7 +18978,7 @@
       </w:rPr>
     </w:lvl>
   </w:abstractNum>
-  <w:abstractNum w:abstractNumId="21" w15:restartNumberingAfterBreak="0">
+  <w:abstractNum w:abstractNumId="22" w15:restartNumberingAfterBreak="0">
     <w:nsid w:val="403E5E40"/>
     <w:multiLevelType w:val="multilevel"/>
     <w:tmpl w:val="0172E80A"/>
@@ -15705,7 +19127,7 @@
       </w:rPr>
     </w:lvl>
   </w:abstractNum>
-  <w:abstractNum w:abstractNumId="22" w15:restartNumberingAfterBreak="0">
+  <w:abstractNum w:abstractNumId="23" w15:restartNumberingAfterBreak="0">
     <w:nsid w:val="42156C12"/>
     <w:multiLevelType w:val="multilevel"/>
     <w:tmpl w:val="81F40D52"/>
@@ -15821,7 +19243,7 @@
       </w:rPr>
     </w:lvl>
   </w:abstractNum>
-  <w:abstractNum w:abstractNumId="23" w15:restartNumberingAfterBreak="0">
+  <w:abstractNum w:abstractNumId="24" w15:restartNumberingAfterBreak="0">
     <w:nsid w:val="42EA600C"/>
     <w:multiLevelType w:val="hybridMultilevel"/>
     <w:tmpl w:val="F5AC91BE"/>
@@ -15934,7 +19356,7 @@
       </w:rPr>
     </w:lvl>
   </w:abstractNum>
-  <w:abstractNum w:abstractNumId="24" w15:restartNumberingAfterBreak="0">
+  <w:abstractNum w:abstractNumId="25" w15:restartNumberingAfterBreak="0">
     <w:nsid w:val="430D0ABA"/>
     <w:multiLevelType w:val="hybridMultilevel"/>
     <w:tmpl w:val="224E5DDE"/>
@@ -16023,7 +19445,7 @@
       </w:pPr>
     </w:lvl>
   </w:abstractNum>
-  <w:abstractNum w:abstractNumId="25" w15:restartNumberingAfterBreak="0">
+  <w:abstractNum w:abstractNumId="26" w15:restartNumberingAfterBreak="0">
     <w:nsid w:val="47A8454E"/>
     <w:multiLevelType w:val="multilevel"/>
     <w:tmpl w:val="BDBC525E"/>
@@ -16136,7 +19558,7 @@
       </w:rPr>
     </w:lvl>
   </w:abstractNum>
-  <w:abstractNum w:abstractNumId="26" w15:restartNumberingAfterBreak="0">
+  <w:abstractNum w:abstractNumId="27" w15:restartNumberingAfterBreak="0">
     <w:nsid w:val="50366DF1"/>
     <w:multiLevelType w:val="multilevel"/>
     <w:tmpl w:val="8BEC63F6"/>
@@ -16249,7 +19671,7 @@
       </w:rPr>
     </w:lvl>
   </w:abstractNum>
-  <w:abstractNum w:abstractNumId="27" w15:restartNumberingAfterBreak="0">
+  <w:abstractNum w:abstractNumId="28" w15:restartNumberingAfterBreak="0">
     <w:nsid w:val="51A91A3F"/>
     <w:multiLevelType w:val="hybridMultilevel"/>
     <w:tmpl w:val="E82EE53C"/>
@@ -16335,7 +19757,7 @@
       </w:pPr>
     </w:lvl>
   </w:abstractNum>
-  <w:abstractNum w:abstractNumId="28" w15:restartNumberingAfterBreak="0">
+  <w:abstractNum w:abstractNumId="29" w15:restartNumberingAfterBreak="0">
     <w:nsid w:val="69E004A5"/>
     <w:multiLevelType w:val="multilevel"/>
     <w:tmpl w:val="0C0A001D"/>
@@ -16422,7 +19844,7 @@
       </w:pPr>
     </w:lvl>
   </w:abstractNum>
-  <w:abstractNum w:abstractNumId="29" w15:restartNumberingAfterBreak="0">
+  <w:abstractNum w:abstractNumId="30" w15:restartNumberingAfterBreak="0">
     <w:nsid w:val="6E9F1220"/>
     <w:multiLevelType w:val="multilevel"/>
     <w:tmpl w:val="279E37DA"/>
@@ -16511,7 +19933,7 @@
       </w:pPr>
     </w:lvl>
   </w:abstractNum>
-  <w:abstractNum w:abstractNumId="30" w15:restartNumberingAfterBreak="0">
+  <w:abstractNum w:abstractNumId="31" w15:restartNumberingAfterBreak="0">
     <w:nsid w:val="749B3CDF"/>
     <w:multiLevelType w:val="hybridMultilevel"/>
     <w:tmpl w:val="0ED09172"/>
@@ -16600,7 +20022,156 @@
       </w:pPr>
     </w:lvl>
   </w:abstractNum>
-  <w:abstractNum w:abstractNumId="31" w15:restartNumberingAfterBreak="0">
+  <w:abstractNum w:abstractNumId="32" w15:restartNumberingAfterBreak="0">
+    <w:nsid w:val="77DD2E24"/>
+    <w:multiLevelType w:val="multilevel"/>
+    <w:tmpl w:val="D3C4B970"/>
+    <w:lvl w:ilvl="0">
+      <w:start w:val="1"/>
+      <w:numFmt w:val="bullet"/>
+      <w:lvlText w:val=""/>
+      <w:lvlJc w:val="left"/>
+      <w:pPr>
+        <w:tabs>
+          <w:tab w:val="num" w:pos="720"/>
+        </w:tabs>
+        <w:ind w:left="720" w:hanging="360"/>
+      </w:pPr>
+      <w:rPr>
+        <w:rFonts w:ascii="Symbol" w:hAnsi="Symbol" w:hint="default"/>
+        <w:sz w:val="20"/>
+      </w:rPr>
+    </w:lvl>
+    <w:lvl w:ilvl="1" w:tentative="1">
+      <w:start w:val="1"/>
+      <w:numFmt w:val="bullet"/>
+      <w:lvlText w:val="o"/>
+      <w:lvlJc w:val="left"/>
+      <w:pPr>
+        <w:tabs>
+          <w:tab w:val="num" w:pos="1440"/>
+        </w:tabs>
+        <w:ind w:left="1440" w:hanging="360"/>
+      </w:pPr>
+      <w:rPr>
+        <w:rFonts w:ascii="Courier New" w:hAnsi="Courier New" w:hint="default"/>
+        <w:sz w:val="20"/>
+      </w:rPr>
+    </w:lvl>
+    <w:lvl w:ilvl="2" w:tentative="1">
+      <w:start w:val="1"/>
+      <w:numFmt w:val="bullet"/>
+      <w:lvlText w:val=""/>
+      <w:lvlJc w:val="left"/>
+      <w:pPr>
+        <w:tabs>
+          <w:tab w:val="num" w:pos="2160"/>
+        </w:tabs>
+        <w:ind w:left="2160" w:hanging="360"/>
+      </w:pPr>
+      <w:rPr>
+        <w:rFonts w:ascii="Wingdings" w:hAnsi="Wingdings" w:hint="default"/>
+        <w:sz w:val="20"/>
+      </w:rPr>
+    </w:lvl>
+    <w:lvl w:ilvl="3" w:tentative="1">
+      <w:start w:val="1"/>
+      <w:numFmt w:val="bullet"/>
+      <w:lvlText w:val=""/>
+      <w:lvlJc w:val="left"/>
+      <w:pPr>
+        <w:tabs>
+          <w:tab w:val="num" w:pos="2880"/>
+        </w:tabs>
+        <w:ind w:left="2880" w:hanging="360"/>
+      </w:pPr>
+      <w:rPr>
+        <w:rFonts w:ascii="Wingdings" w:hAnsi="Wingdings" w:hint="default"/>
+        <w:sz w:val="20"/>
+      </w:rPr>
+    </w:lvl>
+    <w:lvl w:ilvl="4" w:tentative="1">
+      <w:start w:val="1"/>
+      <w:numFmt w:val="bullet"/>
+      <w:lvlText w:val=""/>
+      <w:lvlJc w:val="left"/>
+      <w:pPr>
+        <w:tabs>
+          <w:tab w:val="num" w:pos="3600"/>
+        </w:tabs>
+        <w:ind w:left="3600" w:hanging="360"/>
+      </w:pPr>
+      <w:rPr>
+        <w:rFonts w:ascii="Wingdings" w:hAnsi="Wingdings" w:hint="default"/>
+        <w:sz w:val="20"/>
+      </w:rPr>
+    </w:lvl>
+    <w:lvl w:ilvl="5" w:tentative="1">
+      <w:start w:val="1"/>
+      <w:numFmt w:val="bullet"/>
+      <w:lvlText w:val=""/>
+      <w:lvlJc w:val="left"/>
+      <w:pPr>
+        <w:tabs>
+          <w:tab w:val="num" w:pos="4320"/>
+        </w:tabs>
+        <w:ind w:left="4320" w:hanging="360"/>
+      </w:pPr>
+      <w:rPr>
+        <w:rFonts w:ascii="Wingdings" w:hAnsi="Wingdings" w:hint="default"/>
+        <w:sz w:val="20"/>
+      </w:rPr>
+    </w:lvl>
+    <w:lvl w:ilvl="6" w:tentative="1">
+      <w:start w:val="1"/>
+      <w:numFmt w:val="bullet"/>
+      <w:lvlText w:val=""/>
+      <w:lvlJc w:val="left"/>
+      <w:pPr>
+        <w:tabs>
+          <w:tab w:val="num" w:pos="5040"/>
+        </w:tabs>
+        <w:ind w:left="5040" w:hanging="360"/>
+      </w:pPr>
+      <w:rPr>
+        <w:rFonts w:ascii="Wingdings" w:hAnsi="Wingdings" w:hint="default"/>
+        <w:sz w:val="20"/>
+      </w:rPr>
+    </w:lvl>
+    <w:lvl w:ilvl="7" w:tentative="1">
+      <w:start w:val="1"/>
+      <w:numFmt w:val="bullet"/>
+      <w:lvlText w:val=""/>
+      <w:lvlJc w:val="left"/>
+      <w:pPr>
+        <w:tabs>
+          <w:tab w:val="num" w:pos="5760"/>
+        </w:tabs>
+        <w:ind w:left="5760" w:hanging="360"/>
+      </w:pPr>
+      <w:rPr>
+        <w:rFonts w:ascii="Wingdings" w:hAnsi="Wingdings" w:hint="default"/>
+        <w:sz w:val="20"/>
+      </w:rPr>
+    </w:lvl>
+    <w:lvl w:ilvl="8" w:tentative="1">
+      <w:start w:val="1"/>
+      <w:numFmt w:val="bullet"/>
+      <w:lvlText w:val=""/>
+      <w:lvlJc w:val="left"/>
+      <w:pPr>
+        <w:tabs>
+          <w:tab w:val="num" w:pos="6480"/>
+        </w:tabs>
+        <w:ind w:left="6480" w:hanging="360"/>
+      </w:pPr>
+      <w:rPr>
+        <w:rFonts w:ascii="Wingdings" w:hAnsi="Wingdings" w:hint="default"/>
+        <w:sz w:val="20"/>
+      </w:rPr>
+    </w:lvl>
+  </w:abstractNum>
+  <w:abstractNum w:abstractNumId="33" w15:restartNumberingAfterBreak="0">
     <w:nsid w:val="790E5EAE"/>
     <w:multiLevelType w:val="hybridMultilevel"/>
     <w:tmpl w:val="BFB29AB8"/>
@@ -16712,7 +20283,7 @@
       </w:rPr>
     </w:lvl>
   </w:abstractNum>
-  <w:abstractNum w:abstractNumId="32" w15:restartNumberingAfterBreak="0">
+  <w:abstractNum w:abstractNumId="34" w15:restartNumberingAfterBreak="0">
     <w:nsid w:val="7BC61C2D"/>
     <w:multiLevelType w:val="multilevel"/>
     <w:tmpl w:val="646E27CE"/>
@@ -16889,22 +20460,22 @@
     <w:abstractNumId w:val="0"/>
   </w:num>
   <w:num w:numId="10" w16cid:durableId="322854092">
-    <w:abstractNumId w:val="27"/>
+    <w:abstractNumId w:val="28"/>
   </w:num>
   <w:num w:numId="11" w16cid:durableId="21564768">
-    <w:abstractNumId w:val="24"/>
+    <w:abstractNumId w:val="25"/>
   </w:num>
   <w:num w:numId="12" w16cid:durableId="668868523">
     <w:abstractNumId w:val="17"/>
   </w:num>
   <w:num w:numId="13" w16cid:durableId="407577621">
-    <w:abstractNumId w:val="30"/>
+    <w:abstractNumId w:val="31"/>
   </w:num>
   <w:num w:numId="14" w16cid:durableId="674646765">
-    <w:abstractNumId w:val="18"/>
+    <w:abstractNumId w:val="19"/>
   </w:num>
   <w:num w:numId="15" w16cid:durableId="490799276">
-    <w:abstractNumId w:val="18"/>
+    <w:abstractNumId w:val="19"/>
     <w:lvlOverride w:ilvl="0">
       <w:startOverride w:val="1"/>
     </w:lvlOverride>
@@ -16940,13 +20511,13 @@
     <w:abstractNumId w:val="11"/>
   </w:num>
   <w:num w:numId="18" w16cid:durableId="1331561129">
-    <w:abstractNumId w:val="29"/>
+    <w:abstractNumId w:val="30"/>
   </w:num>
   <w:num w:numId="19" w16cid:durableId="1546989638">
-    <w:abstractNumId w:val="20"/>
+    <w:abstractNumId w:val="21"/>
   </w:num>
   <w:num w:numId="20" w16cid:durableId="2070958641">
-    <w:abstractNumId w:val="20"/>
+    <w:abstractNumId w:val="21"/>
     <w:lvlOverride w:ilvl="0">
       <w:startOverride w:val="1"/>
     </w:lvlOverride>
@@ -16976,13 +20547,13 @@
     </w:lvlOverride>
   </w:num>
   <w:num w:numId="21" w16cid:durableId="407846987">
+    <w:abstractNumId w:val="27"/>
+  </w:num>
+  <w:num w:numId="22" w16cid:durableId="1262909950">
     <w:abstractNumId w:val="26"/>
   </w:num>
-  <w:num w:numId="22" w16cid:durableId="1262909950">
-    <w:abstractNumId w:val="25"/>
-  </w:num>
   <w:num w:numId="23" w16cid:durableId="911162767">
-    <w:abstractNumId w:val="18"/>
+    <w:abstractNumId w:val="19"/>
     <w:lvlOverride w:ilvl="0">
       <w:startOverride w:val="1"/>
     </w:lvlOverride>
@@ -17012,13 +20583,13 @@
     </w:lvlOverride>
   </w:num>
   <w:num w:numId="24" w16cid:durableId="692658449">
-    <w:abstractNumId w:val="22"/>
+    <w:abstractNumId w:val="23"/>
   </w:num>
   <w:num w:numId="25" w16cid:durableId="1037044466">
-    <w:abstractNumId w:val="23"/>
+    <w:abstractNumId w:val="24"/>
   </w:num>
   <w:num w:numId="26" w16cid:durableId="1080981358">
-    <w:abstractNumId w:val="21"/>
+    <w:abstractNumId w:val="22"/>
   </w:num>
   <w:num w:numId="27" w16cid:durableId="1843425186">
     <w:abstractNumId w:val="14"/>
@@ -17027,13 +20598,13 @@
     <w:abstractNumId w:val="16"/>
   </w:num>
   <w:num w:numId="29" w16cid:durableId="1752507729">
-    <w:abstractNumId w:val="31"/>
+    <w:abstractNumId w:val="33"/>
   </w:num>
   <w:num w:numId="30" w16cid:durableId="1659648144">
-    <w:abstractNumId w:val="19"/>
+    <w:abstractNumId w:val="20"/>
   </w:num>
   <w:num w:numId="31" w16cid:durableId="459346303">
-    <w:abstractNumId w:val="28"/>
+    <w:abstractNumId w:val="29"/>
   </w:num>
   <w:num w:numId="32" w16cid:durableId="1669401460">
     <w:abstractNumId w:val="12"/>
@@ -17048,13 +20619,19 @@
     <w:abstractNumId w:val="4"/>
   </w:num>
   <w:num w:numId="36" w16cid:durableId="1185947529">
-    <w:abstractNumId w:val="32"/>
+    <w:abstractNumId w:val="34"/>
   </w:num>
   <w:num w:numId="37" w16cid:durableId="413169095">
     <w:abstractNumId w:val="15"/>
   </w:num>
   <w:num w:numId="38" w16cid:durableId="2011372270">
     <w:abstractNumId w:val="13"/>
+  </w:num>
+  <w:num w:numId="39" w16cid:durableId="1455051974">
+    <w:abstractNumId w:val="32"/>
+  </w:num>
+  <w:num w:numId="40" w16cid:durableId="1403061094">
+    <w:abstractNumId w:val="18"/>
   </w:num>
 </w:numbering>
 </file>

--- a/Memoria_Docklite.docx
+++ b/Memoria_Docklite.docx
@@ -5571,7 +5571,13 @@
         </w:numPr>
       </w:pPr>
       <w:r>
-        <w:t>Permitir el acceso remoto a la gestión de contenedores desde cualquier ubicación a través de un navegador web.</w:t>
+        <w:t>Permitir el acceso remoto a la gestión de contenedores desde cualquier ubicación a través de un navegador web</w:t>
+      </w:r>
+      <w:r>
+        <w:t xml:space="preserve"> en un ordenador</w:t>
+      </w:r>
+      <w:r>
+        <w:t>.</w:t>
       </w:r>
     </w:p>
     <w:p/>
@@ -13824,6 +13830,9 @@
         <w:jc w:val="center"/>
       </w:pPr>
       <w:r>
+        <w:rPr>
+          <w:noProof/>
+        </w:rPr>
         <w:drawing>
           <wp:inline distT="0" distB="0" distL="0" distR="0" wp14:anchorId="089354C8" wp14:editId="2C086C73">
             <wp:extent cx="5153713" cy="4619708"/>
@@ -13931,6 +13940,9 @@
     </w:p>
     <w:p>
       <w:r>
+        <w:rPr>
+          <w:noProof/>
+        </w:rPr>
         <w:drawing>
           <wp:inline distT="0" distB="0" distL="0" distR="0" wp14:anchorId="64E323B9" wp14:editId="7B2987ED">
             <wp:extent cx="5760720" cy="3122295"/>
@@ -14034,6 +14046,9 @@
     <w:p/>
     <w:p>
       <w:r>
+        <w:rPr>
+          <w:noProof/>
+        </w:rPr>
         <w:drawing>
           <wp:inline distT="0" distB="0" distL="0" distR="0" wp14:anchorId="783DAF3B" wp14:editId="05FF5EBE">
             <wp:extent cx="5041934" cy="4405023"/>
@@ -14073,6 +14088,9 @@
     </w:p>
     <w:p>
       <w:r>
+        <w:rPr>
+          <w:noProof/>
+        </w:rPr>
         <w:lastRenderedPageBreak/>
         <w:drawing>
           <wp:inline distT="0" distB="0" distL="0" distR="0" wp14:anchorId="787991D5" wp14:editId="7DD62A1C">
@@ -14114,6 +14132,9 @@
     <w:p/>
     <w:p>
       <w:r>
+        <w:rPr>
+          <w:noProof/>
+        </w:rPr>
         <w:drawing>
           <wp:inline distT="0" distB="0" distL="0" distR="0" wp14:anchorId="3516D0E2" wp14:editId="76EE3F06">
             <wp:extent cx="4921250" cy="1153825"/>
@@ -21257,6 +21278,7 @@
   <w:style w:type="character" w:default="1" w:styleId="Fuentedeprrafopredeter">
     <w:name w:val="Default Paragraph Font"/>
     <w:uiPriority w:val="1"/>
+    <w:semiHidden/>
     <w:unhideWhenUsed/>
   </w:style>
   <w:style w:type="table" w:default="1" w:styleId="Tablanormal">
